--- a/producto/arquitectura/v0.2/Go2Rev_arquitectura_metodologica_v0.2.docx
+++ b/producto/arquitectura/v0.2/Go2Rev_arquitectura_metodologica_v0.2.docx
@@ -40,7 +40,7 @@
         <w:jc w:val="both"/>
       </w:pPr>
       <w:r>
-        <w:t>La arquitectura conserva diecisiete nodos, contratos y correspondencia con los once pasos de origen. Su desarrollo sustantivo está integrado en el paquete fundacional 0.1. Las pruebas del método se sitúan después del cierre de construcción y requieren un ámbito autorizado; no se atribuye aquí aplicación previa.</w:t>
+        <w:t>La arquitectura conserva diecisiete nodos, contratos y correspondencia con los once pasos de origen. Su desarrollo sustantivo está integrado en el paquete fundacional 0.2. Las pruebas del método se sitúan después del cierre de construcción y requieren un ámbito autorizado; no se atribuye aquí aplicación previa.</w:t>
       </w:r>
     </w:p>
     <w:p>
@@ -48,7 +48,7 @@
         <w:jc w:val="both"/>
       </w:pPr>
       <w:r>
-        <w:t>Esta vista reúne los seis archivos actuales de arquitectura, con integración editorial del 11 de septiembre de 2026. Las fuentes editables permanecen en producto/arquitectura/v0.2. La vista se regenera desde ellas y conserva el estado teórico del producto.</w:t>
+        <w:t>Esta vista reúne los cuatro archivos operativos actuales de arquitectura, con integración editorial del 11 de septiembre de 2026. Las fuentes editables permanecen en producto/arquitectura/v0.2. La vista se regenera desde ellas y conserva el estado teórico del producto.</w:t>
       </w:r>
     </w:p>
     <w:p>
@@ -89,22 +89,6 @@
       </w:pPr>
       <w:r>
         <w:t>4 Dependencias suficiencia y gobernanza</w:t>
-      </w:r>
-    </w:p>
-    <w:p>
-      <w:pPr>
-        <w:jc w:val="both"/>
-      </w:pPr>
-      <w:r>
-        <w:t>5 Reutilización y procedencia</w:t>
-      </w:r>
-    </w:p>
-    <w:p>
-      <w:pPr>
-        <w:jc w:val="both"/>
-      </w:pPr>
-      <w:r>
-        <w:t>6 Construcción fundacional</w:t>
       </w:r>
     </w:p>
     <w:p>
@@ -126,7 +110,7 @@
         <w:jc w:val="both"/>
       </w:pPr>
       <w:r>
-        <w:t>Versión 0.2 · 10 de septiembre de 2026 · Base aceptada por Carlos Estrada · Archivo del producto</w:t>
+        <w:t>Versión 0.2 · 10 de septiembre de 2026 · Archivo del producto</w:t>
       </w:r>
     </w:p>
     <w:p>
@@ -134,7 +118,7 @@
         <w:pStyle w:val="Heading2"/>
       </w:pPr>
       <w:r>
-        <w:t>Arquitectura y finalidad de construcción</w:t>
+        <w:t>Arquitectura y finalidad del servicio</w:t>
       </w:r>
     </w:p>
     <w:p>
@@ -150,7 +134,7 @@
         <w:jc w:val="both"/>
       </w:pPr>
       <w:r>
-        <w:t>La promesa aceptada exige resolver la conexión entre comprador, oferta, acceso, venta, entrega y cobro, y comprobar la preparación del recorrido contratado. Para conseguirlo hay que diseñar también conocimiento interno, investigación externa, posicionamiento, precio, medición y criterios de decisión. La construcción se deriva de esa promesa y de los contratos de cada capacidad. Cada pieza debe formar parte del producto final.</w:t>
+        <w:t>La promesa aceptada exige resolver la conexión entre comprador, oferta, acceso, venta, entrega y cobro, y comprobar la preparación del recorrido contratado. Para conseguirlo hay que diseñar también conocimiento interno, investigación externa, posicionamiento, precio, medición y criterios de decisión. Cada capacidad aporta contenido necesario para esa promesa.</w:t>
       </w:r>
     </w:p>
     <w:p>
@@ -158,7 +142,7 @@
         <w:jc w:val="both"/>
       </w:pPr>
       <w:r>
-        <w:t xml:space="preserve">Carlos ha aceptado esta arquitectura y ha fijado la construcción completa de la metodología antes de probarla. La primera base es enteramente teórica y no ha habido clientes. Las instrucciones, plantillas, modelos y protocolos que desarrollan esta arquitectura se localizan en el </w:t>
+        <w:t xml:space="preserve">La primera base es enteramente teórica y no ha habido clientes. Las instrucciones, plantillas, modelos y protocolos que desarrollan esta arquitectura se localizan en el </w:t>
       </w:r>
       <w:hyperlink r:id="rId11">
         <w:r>
@@ -169,7 +153,7 @@
         </w:r>
       </w:hyperlink>
       <w:r>
-        <w:t>. Los nodos siguientes describen la futura prestación; durante el desarrollo se redacta su funcionamiento, sin ejecutar actuaciones de negocio.</w:t>
+        <w:t>. Los nodos siguientes describen la prestación.</w:t>
       </w:r>
     </w:p>
     <w:p>
@@ -194,7 +178,7 @@
         <w:t>Mantener los once pasos como correspondencia histórica y de transición.</w:t>
       </w:r>
       <w:r>
-        <w:t xml:space="preserve"> La arquitectura utiliza nombres funcionales y códigos N01–N17 para identificar productores y consumidores. La entrada de prestación se rige por estos contratos. Los once pasos se conservan como correspondencia de diseño en 05; las instrucciones de origen no constituyen una entrada operativa de la versión fundacional.</w:t>
+        <w:t xml:space="preserve"> La arquitectura utiliza nombres funcionales y códigos N01–N17 para identificar productores y consumidores. La entrada de prestación se rige por estos contratos. Los once pasos se conservan como correspondencia de diseño en la tabla de correspondencia de este archivo; las instrucciones de origen no constituyen una entrada operativa de la versión fundacional.</w:t>
       </w:r>
     </w:p>
     <w:p>
@@ -311,6 +295,7 @@
           </w:tcPr>
           <w:p>
             <w:pPr>
+              <w:keepNext/>
               <w:spacing w:before="0" w:after="0" w:line="247" w:lineRule="auto"/>
               <w:jc w:val="left"/>
             </w:pPr>
@@ -339,6 +324,7 @@
           </w:tcPr>
           <w:p>
             <w:pPr>
+              <w:keepNext/>
               <w:spacing w:before="0" w:after="0" w:line="247" w:lineRule="auto"/>
               <w:jc w:val="left"/>
             </w:pPr>
@@ -367,6 +353,7 @@
           </w:tcPr>
           <w:p>
             <w:pPr>
+              <w:keepNext/>
               <w:spacing w:before="0" w:after="0" w:line="247" w:lineRule="auto"/>
               <w:jc w:val="left"/>
             </w:pPr>
@@ -765,6 +752,7 @@
           </w:tcPr>
           <w:p>
             <w:pPr>
+              <w:keepNext/>
               <w:spacing w:before="0" w:after="0" w:line="247" w:lineRule="auto"/>
               <w:jc w:val="left"/>
             </w:pPr>
@@ -793,6 +781,7 @@
           </w:tcPr>
           <w:p>
             <w:pPr>
+              <w:keepNext/>
               <w:spacing w:before="0" w:after="0" w:line="247" w:lineRule="auto"/>
               <w:jc w:val="left"/>
             </w:pPr>
@@ -821,6 +810,7 @@
           </w:tcPr>
           <w:p>
             <w:pPr>
+              <w:keepNext/>
               <w:spacing w:before="0" w:after="0" w:line="247" w:lineRule="auto"/>
               <w:jc w:val="left"/>
             </w:pPr>
@@ -1311,6 +1301,7 @@
           </w:tcPr>
           <w:p>
             <w:pPr>
+              <w:keepNext/>
               <w:spacing w:before="0" w:after="0" w:line="247" w:lineRule="auto"/>
               <w:jc w:val="left"/>
             </w:pPr>
@@ -1339,6 +1330,7 @@
           </w:tcPr>
           <w:p>
             <w:pPr>
+              <w:keepNext/>
               <w:spacing w:before="0" w:after="0" w:line="247" w:lineRule="auto"/>
               <w:jc w:val="left"/>
             </w:pPr>
@@ -1367,6 +1359,7 @@
           </w:tcPr>
           <w:p>
             <w:pPr>
+              <w:keepNext/>
               <w:spacing w:before="0" w:after="0" w:line="247" w:lineRule="auto"/>
               <w:jc w:val="left"/>
             </w:pPr>
@@ -2140,24 +2133,1104 @@
         <w:pStyle w:val="Heading2"/>
       </w:pPr>
       <w:r>
-        <w:t>Cómo leer y desarrollar la arquitectura</w:t>
+        <w:t>Cómo leer la arquitectura</w:t>
       </w:r>
     </w:p>
     <w:p>
       <w:pPr>
         <w:jc w:val="both"/>
       </w:pPr>
+      <w:hyperlink r:id="rId12">
+        <w:r>
+          <w:rPr>
+            <w:color w:val="151B73"/>
+          </w:rPr>
+          <w:t>Información y contratos</w:t>
+        </w:r>
+      </w:hyperlink>
       <w:r>
-        <w:t>02_informacion_y_contratos.md especifica cómo producir conocimiento y qué significa cada registro. 03_nodos_y_entregables.md define el trabajo de los diecisiete nodos. 04_dependencias_y_gobernanza.md fija iteración, calidad y decisiones. 05_reutilizacion_y_fuentes.md distingue contenido realmente leído de material solamente inventariado. 06_construccion_y_revision.md fija los componentes y criterios de una versión utilizable. El paquete fundacional localiza su desarrollo sustantivo.</w:t>
+        <w:t xml:space="preserve"> define el conocimiento compartido; </w:t>
+      </w:r>
+      <w:hyperlink r:id="rId13">
+        <w:r>
+          <w:rPr>
+            <w:color w:val="151B73"/>
+          </w:rPr>
+          <w:t>nodos</w:t>
+        </w:r>
+      </w:hyperlink>
+      <w:r>
+        <w:t xml:space="preserve"> especifica las diecisiete capacidades; </w:t>
+      </w:r>
+      <w:hyperlink r:id="rId14">
+        <w:r>
+          <w:rPr>
+            <w:color w:val="151B73"/>
+          </w:rPr>
+          <w:t>dependencias y gobernanza</w:t>
+        </w:r>
+      </w:hyperlink>
+      <w:r>
+        <w:t xml:space="preserve"> fija iteración, suficiencia y autoridad. La </w:t>
+      </w:r>
+      <w:hyperlink r:id="rId15">
+        <w:r>
+          <w:rPr>
+            <w:color w:val="151B73"/>
+          </w:rPr>
+          <w:t>primera pasada</w:t>
+        </w:r>
+      </w:hyperlink>
+      <w:r>
+        <w:t xml:space="preserve"> abre las instrucciones sustantivas de cada tarea.</w:t>
       </w:r>
     </w:p>
     <w:p>
       <w:pPr>
+        <w:pStyle w:val="Heading2"/>
+      </w:pPr>
+      <w:r>
+        <w:t>Correspondencia con los once pasos de origen</w:t>
+      </w:r>
+    </w:p>
+    <w:p>
+      <w:pPr>
         <w:jc w:val="both"/>
       </w:pPr>
       <w:r>
-        <w:t>El Plan mantiene el backlog de construcción. El asistente desarrolla instrucciones, contratos, plantillas vacías, modelos generales, protocolos y guías. Carlos revisa decisiones de producto. La revisión durante esta etapa es documental; las pruebas de la metodología se abrirán solo después de completar e integrar todas las piezas del alcance declarado.</w:t>
+        <w:t>Los pasos conservan su identidad para orientar la transición. Su contenido se distribuye entre capacidades con contratos propios; esta tabla no restaura instrucciones antiguas ni reduce el método a once pasos.</w:t>
       </w:r>
+    </w:p>
+    <w:tbl>
+      <w:tblPr>
+        <w:tblW w:type="auto" w:w="0"/>
+        <w:tblLayout w:type="fixed"/>
+        <w:tblLook w:firstColumn="1" w:firstRow="1" w:lastColumn="0" w:lastRow="0" w:noHBand="0" w:noVBand="1" w:val="04A0"/>
+        <w:tblBorders>
+          <w:top w:val="single" w:sz="4" w:color="D9D9D9"/>
+          <w:left w:val="single" w:sz="4" w:color="D9D9D9"/>
+          <w:bottom w:val="single" w:sz="4" w:color="D9D9D9"/>
+          <w:right w:val="single" w:sz="4" w:color="D9D9D9"/>
+          <w:insideH w:val="single" w:sz="4" w:color="D9D9D9"/>
+          <w:insideV w:val="single" w:sz="4" w:color="D9D9D9"/>
+        </w:tblBorders>
+      </w:tblPr>
+      <w:tblGrid>
+        <w:gridCol w:w="2088"/>
+        <w:gridCol w:w="3888"/>
+        <w:gridCol w:w="3384"/>
+      </w:tblGrid>
+      <w:tr>
+        <w:trPr>
+          <w:cantSplit/>
+          <w:tblHeader/>
+        </w:trPr>
+        <w:tc>
+          <w:tcPr>
+            <w:tcW w:type="dxa" w:w="2088"/>
+            <w:vAlign w:val="center"/>
+            <w:shd w:fill="151B73"/>
+            <w:tcMar>
+              <w:top w:w="70" w:type="dxa"/>
+              <w:bottom w:w="70" w:type="dxa"/>
+              <w:left w:w="90" w:type="dxa"/>
+              <w:right w:w="90" w:type="dxa"/>
+            </w:tcMar>
+          </w:tcPr>
+          <w:p>
+            <w:pPr>
+              <w:keepNext/>
+              <w:spacing w:before="0" w:after="0" w:line="247" w:lineRule="auto"/>
+              <w:jc w:val="left"/>
+            </w:pPr>
+            <w:r>
+              <w:rPr>
+                <w:rFonts w:ascii="Times New Roman" w:hAnsi="Times New Roman"/>
+                <w:b w:val="0"/>
+                <w:color w:val="FFFFFF"/>
+                <w:sz w:val="21"/>
+              </w:rPr>
+              <w:t>Paso de origen</w:t>
+            </w:r>
+          </w:p>
+        </w:tc>
+        <w:tc>
+          <w:tcPr>
+            <w:tcW w:type="dxa" w:w="3888"/>
+            <w:vAlign w:val="center"/>
+            <w:shd w:fill="151B73"/>
+            <w:tcMar>
+              <w:top w:w="70" w:type="dxa"/>
+              <w:bottom w:w="70" w:type="dxa"/>
+              <w:left w:w="90" w:type="dxa"/>
+              <w:right w:w="90" w:type="dxa"/>
+            </w:tcMar>
+          </w:tcPr>
+          <w:p>
+            <w:pPr>
+              <w:keepNext/>
+              <w:spacing w:before="0" w:after="0" w:line="247" w:lineRule="auto"/>
+              <w:jc w:val="left"/>
+            </w:pPr>
+            <w:r>
+              <w:rPr>
+                <w:rFonts w:ascii="Times New Roman" w:hAnsi="Times New Roman"/>
+                <w:b w:val="0"/>
+                <w:color w:val="FFFFFF"/>
+                <w:sz w:val="21"/>
+              </w:rPr>
+              <w:t>Capacidad actual</w:t>
+            </w:r>
+          </w:p>
+        </w:tc>
+        <w:tc>
+          <w:tcPr>
+            <w:tcW w:type="dxa" w:w="3384"/>
+            <w:vAlign w:val="center"/>
+            <w:shd w:fill="151B73"/>
+            <w:tcMar>
+              <w:top w:w="70" w:type="dxa"/>
+              <w:bottom w:w="70" w:type="dxa"/>
+              <w:left w:w="90" w:type="dxa"/>
+              <w:right w:w="90" w:type="dxa"/>
+            </w:tcMar>
+          </w:tcPr>
+          <w:p>
+            <w:pPr>
+              <w:keepNext/>
+              <w:spacing w:before="0" w:after="0" w:line="247" w:lineRule="auto"/>
+              <w:jc w:val="left"/>
+            </w:pPr>
+            <w:r>
+              <w:rPr>
+                <w:rFonts w:ascii="Times New Roman" w:hAnsi="Times New Roman"/>
+                <w:b w:val="0"/>
+                <w:color w:val="FFFFFF"/>
+                <w:sz w:val="21"/>
+              </w:rPr>
+              <w:t>Relación conservada o ampliada</w:t>
+            </w:r>
+          </w:p>
+        </w:tc>
+      </w:tr>
+      <w:tr>
+        <w:trPr>
+          <w:cantSplit/>
+        </w:trPr>
+        <w:tc>
+          <w:tcPr>
+            <w:tcW w:type="dxa" w:w="2088"/>
+            <w:vAlign w:val="center"/>
+            <w:shd w:fill="FFFFFF"/>
+            <w:tcMar>
+              <w:top w:w="70" w:type="dxa"/>
+              <w:bottom w:w="70" w:type="dxa"/>
+              <w:left w:w="90" w:type="dxa"/>
+              <w:right w:w="90" w:type="dxa"/>
+            </w:tcMar>
+          </w:tcPr>
+          <w:p>
+            <w:pPr>
+              <w:spacing w:before="0" w:after="0" w:line="247" w:lineRule="auto"/>
+              <w:jc w:val="left"/>
+            </w:pPr>
+            <w:r>
+              <w:rPr>
+                <w:rFonts w:ascii="Times New Roman" w:hAnsi="Times New Roman"/>
+                <w:sz w:val="21"/>
+              </w:rPr>
+              <w:t>D0 Encuadre</w:t>
+            </w:r>
+          </w:p>
+        </w:tc>
+        <w:tc>
+          <w:tcPr>
+            <w:tcW w:type="dxa" w:w="3888"/>
+            <w:vAlign w:val="center"/>
+            <w:shd w:fill="FFFFFF"/>
+            <w:tcMar>
+              <w:top w:w="70" w:type="dxa"/>
+              <w:bottom w:w="70" w:type="dxa"/>
+              <w:left w:w="90" w:type="dxa"/>
+              <w:right w:w="90" w:type="dxa"/>
+            </w:tcMar>
+          </w:tcPr>
+          <w:p>
+            <w:pPr>
+              <w:spacing w:before="0" w:after="0" w:line="247" w:lineRule="auto"/>
+              <w:jc w:val="left"/>
+            </w:pPr>
+            <w:r>
+              <w:rPr>
+                <w:rFonts w:ascii="Times New Roman" w:hAnsi="Times New Roman"/>
+                <w:sz w:val="21"/>
+              </w:rPr>
+              <w:t>N01</w:t>
+            </w:r>
+          </w:p>
+        </w:tc>
+        <w:tc>
+          <w:tcPr>
+            <w:tcW w:type="dxa" w:w="3384"/>
+            <w:vAlign w:val="center"/>
+            <w:shd w:fill="FFFFFF"/>
+            <w:tcMar>
+              <w:top w:w="70" w:type="dxa"/>
+              <w:bottom w:w="70" w:type="dxa"/>
+              <w:left w:w="90" w:type="dxa"/>
+              <w:right w:w="90" w:type="dxa"/>
+            </w:tcMar>
+          </w:tcPr>
+          <w:p>
+            <w:pPr>
+              <w:spacing w:before="0" w:after="0" w:line="247" w:lineRule="auto"/>
+              <w:jc w:val="left"/>
+            </w:pPr>
+            <w:r>
+              <w:rPr>
+                <w:rFonts w:ascii="Times New Roman" w:hAnsi="Times New Roman"/>
+                <w:sz w:val="21"/>
+              </w:rPr>
+              <w:t>Encargo y salida Diagnostic antes de contratar</w:t>
+            </w:r>
+          </w:p>
+        </w:tc>
+      </w:tr>
+      <w:tr>
+        <w:trPr>
+          <w:cantSplit/>
+        </w:trPr>
+        <w:tc>
+          <w:tcPr>
+            <w:tcW w:type="dxa" w:w="2088"/>
+            <w:vAlign w:val="center"/>
+            <w:shd w:fill="F4F5FA"/>
+            <w:tcMar>
+              <w:top w:w="70" w:type="dxa"/>
+              <w:bottom w:w="70" w:type="dxa"/>
+              <w:left w:w="90" w:type="dxa"/>
+              <w:right w:w="90" w:type="dxa"/>
+            </w:tcMar>
+          </w:tcPr>
+          <w:p>
+            <w:pPr>
+              <w:spacing w:before="0" w:after="0" w:line="247" w:lineRule="auto"/>
+              <w:jc w:val="left"/>
+            </w:pPr>
+            <w:r>
+              <w:rPr>
+                <w:rFonts w:ascii="Times New Roman" w:hAnsi="Times New Roman"/>
+                <w:sz w:val="21"/>
+              </w:rPr>
+              <w:t>D1 Base interna</w:t>
+            </w:r>
+          </w:p>
+        </w:tc>
+        <w:tc>
+          <w:tcPr>
+            <w:tcW w:type="dxa" w:w="3888"/>
+            <w:vAlign w:val="center"/>
+            <w:shd w:fill="F4F5FA"/>
+            <w:tcMar>
+              <w:top w:w="70" w:type="dxa"/>
+              <w:bottom w:w="70" w:type="dxa"/>
+              <w:left w:w="90" w:type="dxa"/>
+              <w:right w:w="90" w:type="dxa"/>
+            </w:tcMar>
+          </w:tcPr>
+          <w:p>
+            <w:pPr>
+              <w:spacing w:before="0" w:after="0" w:line="247" w:lineRule="auto"/>
+              <w:jc w:val="left"/>
+            </w:pPr>
+            <w:r>
+              <w:rPr>
+                <w:rFonts w:ascii="Times New Roman" w:hAnsi="Times New Roman"/>
+                <w:sz w:val="21"/>
+              </w:rPr>
+              <w:t>N02</w:t>
+            </w:r>
+          </w:p>
+        </w:tc>
+        <w:tc>
+          <w:tcPr>
+            <w:tcW w:type="dxa" w:w="3384"/>
+            <w:vAlign w:val="center"/>
+            <w:shd w:fill="F4F5FA"/>
+            <w:tcMar>
+              <w:top w:w="70" w:type="dxa"/>
+              <w:bottom w:w="70" w:type="dxa"/>
+              <w:left w:w="90" w:type="dxa"/>
+              <w:right w:w="90" w:type="dxa"/>
+            </w:tcMar>
+          </w:tcPr>
+          <w:p>
+            <w:pPr>
+              <w:spacing w:before="0" w:after="0" w:line="247" w:lineRule="auto"/>
+              <w:jc w:val="left"/>
+            </w:pPr>
+            <w:r>
+              <w:rPr>
+                <w:rFonts w:ascii="Times New Roman" w:hAnsi="Times New Roman"/>
+                <w:sz w:val="21"/>
+              </w:rPr>
+              <w:t>Originales, afirmaciones, solicitudes y transferibilidad</w:t>
+            </w:r>
+          </w:p>
+        </w:tc>
+      </w:tr>
+      <w:tr>
+        <w:trPr>
+          <w:cantSplit/>
+        </w:trPr>
+        <w:tc>
+          <w:tcPr>
+            <w:tcW w:type="dxa" w:w="2088"/>
+            <w:vAlign w:val="center"/>
+            <w:shd w:fill="FFFFFF"/>
+            <w:tcMar>
+              <w:top w:w="70" w:type="dxa"/>
+              <w:bottom w:w="70" w:type="dxa"/>
+              <w:left w:w="90" w:type="dxa"/>
+              <w:right w:w="90" w:type="dxa"/>
+            </w:tcMar>
+          </w:tcPr>
+          <w:p>
+            <w:pPr>
+              <w:spacing w:before="0" w:after="0" w:line="247" w:lineRule="auto"/>
+              <w:jc w:val="left"/>
+            </w:pPr>
+            <w:r>
+              <w:rPr>
+                <w:rFonts w:ascii="Times New Roman" w:hAnsi="Times New Roman"/>
+                <w:sz w:val="21"/>
+              </w:rPr>
+              <w:t>D2 Investigación</w:t>
+            </w:r>
+          </w:p>
+        </w:tc>
+        <w:tc>
+          <w:tcPr>
+            <w:tcW w:type="dxa" w:w="3888"/>
+            <w:vAlign w:val="center"/>
+            <w:shd w:fill="FFFFFF"/>
+            <w:tcMar>
+              <w:top w:w="70" w:type="dxa"/>
+              <w:bottom w:w="70" w:type="dxa"/>
+              <w:left w:w="90" w:type="dxa"/>
+              <w:right w:w="90" w:type="dxa"/>
+            </w:tcMar>
+          </w:tcPr>
+          <w:p>
+            <w:pPr>
+              <w:spacing w:before="0" w:after="0" w:line="247" w:lineRule="auto"/>
+              <w:jc w:val="left"/>
+            </w:pPr>
+            <w:r>
+              <w:rPr>
+                <w:rFonts w:ascii="Times New Roman" w:hAnsi="Times New Roman"/>
+                <w:sz w:val="21"/>
+              </w:rPr>
+              <w:t>N03–N05</w:t>
+            </w:r>
+          </w:p>
+        </w:tc>
+        <w:tc>
+          <w:tcPr>
+            <w:tcW w:type="dxa" w:w="3384"/>
+            <w:vAlign w:val="center"/>
+            <w:shd w:fill="FFFFFF"/>
+            <w:tcMar>
+              <w:top w:w="70" w:type="dxa"/>
+              <w:bottom w:w="70" w:type="dxa"/>
+              <w:left w:w="90" w:type="dxa"/>
+              <w:right w:w="90" w:type="dxa"/>
+            </w:tcMar>
+          </w:tcPr>
+          <w:p>
+            <w:pPr>
+              <w:spacing w:before="0" w:after="0" w:line="247" w:lineRule="auto"/>
+              <w:jc w:val="left"/>
+            </w:pPr>
+            <w:r>
+              <w:rPr>
+                <w:rFonts w:ascii="Times New Roman" w:hAnsi="Times New Roman"/>
+                <w:sz w:val="21"/>
+              </w:rPr>
+              <w:t>Mercado, comprador, alternativas y contraste externo/interno</w:t>
+            </w:r>
+          </w:p>
+        </w:tc>
+      </w:tr>
+      <w:tr>
+        <w:trPr>
+          <w:cantSplit/>
+        </w:trPr>
+        <w:tc>
+          <w:tcPr>
+            <w:tcW w:type="dxa" w:w="2088"/>
+            <w:vAlign w:val="center"/>
+            <w:shd w:fill="F4F5FA"/>
+            <w:tcMar>
+              <w:top w:w="70" w:type="dxa"/>
+              <w:bottom w:w="70" w:type="dxa"/>
+              <w:left w:w="90" w:type="dxa"/>
+              <w:right w:w="90" w:type="dxa"/>
+            </w:tcMar>
+          </w:tcPr>
+          <w:p>
+            <w:pPr>
+              <w:spacing w:before="0" w:after="0" w:line="247" w:lineRule="auto"/>
+              <w:jc w:val="left"/>
+            </w:pPr>
+            <w:r>
+              <w:rPr>
+                <w:rFonts w:ascii="Times New Roman" w:hAnsi="Times New Roman"/>
+                <w:sz w:val="21"/>
+              </w:rPr>
+              <w:t>D3 Recomendación</w:t>
+            </w:r>
+          </w:p>
+        </w:tc>
+        <w:tc>
+          <w:tcPr>
+            <w:tcW w:type="dxa" w:w="3888"/>
+            <w:vAlign w:val="center"/>
+            <w:shd w:fill="F4F5FA"/>
+            <w:tcMar>
+              <w:top w:w="70" w:type="dxa"/>
+              <w:bottom w:w="70" w:type="dxa"/>
+              <w:left w:w="90" w:type="dxa"/>
+              <w:right w:w="90" w:type="dxa"/>
+            </w:tcMar>
+          </w:tcPr>
+          <w:p>
+            <w:pPr>
+              <w:spacing w:before="0" w:after="0" w:line="247" w:lineRule="auto"/>
+              <w:jc w:val="left"/>
+            </w:pPr>
+            <w:r>
+              <w:rPr>
+                <w:rFonts w:ascii="Times New Roman" w:hAnsi="Times New Roman"/>
+                <w:sz w:val="21"/>
+              </w:rPr>
+              <w:t>N06</w:t>
+            </w:r>
+          </w:p>
+        </w:tc>
+        <w:tc>
+          <w:tcPr>
+            <w:tcW w:type="dxa" w:w="3384"/>
+            <w:vAlign w:val="center"/>
+            <w:shd w:fill="F4F5FA"/>
+            <w:tcMar>
+              <w:top w:w="70" w:type="dxa"/>
+              <w:bottom w:w="70" w:type="dxa"/>
+              <w:left w:w="90" w:type="dxa"/>
+              <w:right w:w="90" w:type="dxa"/>
+            </w:tcMar>
+          </w:tcPr>
+          <w:p>
+            <w:pPr>
+              <w:spacing w:before="0" w:after="0" w:line="247" w:lineRule="auto"/>
+              <w:jc w:val="left"/>
+            </w:pPr>
+            <w:r>
+              <w:rPr>
+                <w:rFonts w:ascii="Times New Roman" w:hAnsi="Times New Roman"/>
+                <w:sz w:val="21"/>
+              </w:rPr>
+              <w:t>Decisión fundada con economía y acceso exploratorios</w:t>
+            </w:r>
+          </w:p>
+        </w:tc>
+      </w:tr>
+      <w:tr>
+        <w:trPr>
+          <w:cantSplit/>
+        </w:trPr>
+        <w:tc>
+          <w:tcPr>
+            <w:tcW w:type="dxa" w:w="2088"/>
+            <w:vAlign w:val="center"/>
+            <w:shd w:fill="FFFFFF"/>
+            <w:tcMar>
+              <w:top w:w="70" w:type="dxa"/>
+              <w:bottom w:w="70" w:type="dxa"/>
+              <w:left w:w="90" w:type="dxa"/>
+              <w:right w:w="90" w:type="dxa"/>
+            </w:tcMar>
+          </w:tcPr>
+          <w:p>
+            <w:pPr>
+              <w:spacing w:before="0" w:after="0" w:line="247" w:lineRule="auto"/>
+              <w:jc w:val="left"/>
+            </w:pPr>
+            <w:r>
+              <w:rPr>
+                <w:rFonts w:ascii="Times New Roman" w:hAnsi="Times New Roman"/>
+                <w:sz w:val="21"/>
+              </w:rPr>
+              <w:t>G1 Oferta</w:t>
+            </w:r>
+          </w:p>
+        </w:tc>
+        <w:tc>
+          <w:tcPr>
+            <w:tcW w:type="dxa" w:w="3888"/>
+            <w:vAlign w:val="center"/>
+            <w:shd w:fill="FFFFFF"/>
+            <w:tcMar>
+              <w:top w:w="70" w:type="dxa"/>
+              <w:bottom w:w="70" w:type="dxa"/>
+              <w:left w:w="90" w:type="dxa"/>
+              <w:right w:w="90" w:type="dxa"/>
+            </w:tcMar>
+          </w:tcPr>
+          <w:p>
+            <w:pPr>
+              <w:spacing w:before="0" w:after="0" w:line="247" w:lineRule="auto"/>
+              <w:jc w:val="left"/>
+            </w:pPr>
+            <w:r>
+              <w:rPr>
+                <w:rFonts w:ascii="Times New Roman" w:hAnsi="Times New Roman"/>
+                <w:sz w:val="21"/>
+              </w:rPr>
+              <w:t>N04/N07/N08/N09</w:t>
+            </w:r>
+          </w:p>
+        </w:tc>
+        <w:tc>
+          <w:tcPr>
+            <w:tcW w:type="dxa" w:w="3384"/>
+            <w:vAlign w:val="center"/>
+            <w:shd w:fill="FFFFFF"/>
+            <w:tcMar>
+              <w:top w:w="70" w:type="dxa"/>
+              <w:bottom w:w="70" w:type="dxa"/>
+              <w:left w:w="90" w:type="dxa"/>
+              <w:right w:w="90" w:type="dxa"/>
+            </w:tcMar>
+          </w:tcPr>
+          <w:p>
+            <w:pPr>
+              <w:spacing w:before="0" w:after="0" w:line="247" w:lineRule="auto"/>
+              <w:jc w:val="left"/>
+            </w:pPr>
+            <w:r>
+              <w:rPr>
+                <w:rFonts w:ascii="Times New Roman" w:hAnsi="Times New Roman"/>
+                <w:sz w:val="21"/>
+              </w:rPr>
+              <w:t>Compra, posición, oferta/precio y demanda diferenciados</w:t>
+            </w:r>
+          </w:p>
+        </w:tc>
+      </w:tr>
+      <w:tr>
+        <w:trPr>
+          <w:cantSplit/>
+        </w:trPr>
+        <w:tc>
+          <w:tcPr>
+            <w:tcW w:type="dxa" w:w="2088"/>
+            <w:vAlign w:val="center"/>
+            <w:shd w:fill="F4F5FA"/>
+            <w:tcMar>
+              <w:top w:w="70" w:type="dxa"/>
+              <w:bottom w:w="70" w:type="dxa"/>
+              <w:left w:w="90" w:type="dxa"/>
+              <w:right w:w="90" w:type="dxa"/>
+            </w:tcMar>
+          </w:tcPr>
+          <w:p>
+            <w:pPr>
+              <w:spacing w:before="0" w:after="0" w:line="247" w:lineRule="auto"/>
+              <w:jc w:val="left"/>
+            </w:pPr>
+            <w:r>
+              <w:rPr>
+                <w:rFonts w:ascii="Times New Roman" w:hAnsi="Times New Roman"/>
+                <w:sz w:val="21"/>
+              </w:rPr>
+              <w:t>G2 Economía</w:t>
+            </w:r>
+          </w:p>
+        </w:tc>
+        <w:tc>
+          <w:tcPr>
+            <w:tcW w:type="dxa" w:w="3888"/>
+            <w:vAlign w:val="center"/>
+            <w:shd w:fill="F4F5FA"/>
+            <w:tcMar>
+              <w:top w:w="70" w:type="dxa"/>
+              <w:bottom w:w="70" w:type="dxa"/>
+              <w:left w:w="90" w:type="dxa"/>
+              <w:right w:w="90" w:type="dxa"/>
+            </w:tcMar>
+          </w:tcPr>
+          <w:p>
+            <w:pPr>
+              <w:spacing w:before="0" w:after="0" w:line="247" w:lineRule="auto"/>
+              <w:jc w:val="left"/>
+            </w:pPr>
+            <w:r>
+              <w:rPr>
+                <w:rFonts w:ascii="Times New Roman" w:hAnsi="Times New Roman"/>
+                <w:sz w:val="21"/>
+              </w:rPr>
+              <w:t>N08/N11/N12</w:t>
+            </w:r>
+          </w:p>
+        </w:tc>
+        <w:tc>
+          <w:tcPr>
+            <w:tcW w:type="dxa" w:w="3384"/>
+            <w:vAlign w:val="center"/>
+            <w:shd w:fill="F4F5FA"/>
+            <w:tcMar>
+              <w:top w:w="70" w:type="dxa"/>
+              <w:bottom w:w="70" w:type="dxa"/>
+              <w:left w:w="90" w:type="dxa"/>
+              <w:right w:w="90" w:type="dxa"/>
+            </w:tcMar>
+          </w:tcPr>
+          <w:p>
+            <w:pPr>
+              <w:spacing w:before="0" w:after="0" w:line="247" w:lineRule="auto"/>
+              <w:jc w:val="left"/>
+            </w:pPr>
+            <w:r>
+              <w:rPr>
+                <w:rFonts w:ascii="Times New Roman" w:hAnsi="Times New Roman"/>
+                <w:sz w:val="21"/>
+              </w:rPr>
+              <w:t>Precio, cumplimiento, contribución, recursos y caja</w:t>
+            </w:r>
+          </w:p>
+        </w:tc>
+      </w:tr>
+      <w:tr>
+        <w:trPr>
+          <w:cantSplit/>
+        </w:trPr>
+        <w:tc>
+          <w:tcPr>
+            <w:tcW w:type="dxa" w:w="2088"/>
+            <w:vAlign w:val="center"/>
+            <w:shd w:fill="FFFFFF"/>
+            <w:tcMar>
+              <w:top w:w="70" w:type="dxa"/>
+              <w:bottom w:w="70" w:type="dxa"/>
+              <w:left w:w="90" w:type="dxa"/>
+              <w:right w:w="90" w:type="dxa"/>
+            </w:tcMar>
+          </w:tcPr>
+          <w:p>
+            <w:pPr>
+              <w:spacing w:before="0" w:after="0" w:line="247" w:lineRule="auto"/>
+              <w:jc w:val="left"/>
+            </w:pPr>
+            <w:r>
+              <w:rPr>
+                <w:rFonts w:ascii="Times New Roman" w:hAnsi="Times New Roman"/>
+                <w:sz w:val="21"/>
+              </w:rPr>
+              <w:t>G3 Recorrido</w:t>
+            </w:r>
+          </w:p>
+        </w:tc>
+        <w:tc>
+          <w:tcPr>
+            <w:tcW w:type="dxa" w:w="3888"/>
+            <w:vAlign w:val="center"/>
+            <w:shd w:fill="FFFFFF"/>
+            <w:tcMar>
+              <w:top w:w="70" w:type="dxa"/>
+              <w:bottom w:w="70" w:type="dxa"/>
+              <w:left w:w="90" w:type="dxa"/>
+              <w:right w:w="90" w:type="dxa"/>
+            </w:tcMar>
+          </w:tcPr>
+          <w:p>
+            <w:pPr>
+              <w:spacing w:before="0" w:after="0" w:line="247" w:lineRule="auto"/>
+              <w:jc w:val="left"/>
+            </w:pPr>
+            <w:r>
+              <w:rPr>
+                <w:rFonts w:ascii="Times New Roman" w:hAnsi="Times New Roman"/>
+                <w:sz w:val="21"/>
+              </w:rPr>
+              <w:t>N10/N11</w:t>
+            </w:r>
+          </w:p>
+        </w:tc>
+        <w:tc>
+          <w:tcPr>
+            <w:tcW w:type="dxa" w:w="3384"/>
+            <w:vAlign w:val="center"/>
+            <w:shd w:fill="FFFFFF"/>
+            <w:tcMar>
+              <w:top w:w="70" w:type="dxa"/>
+              <w:bottom w:w="70" w:type="dxa"/>
+              <w:left w:w="90" w:type="dxa"/>
+              <w:right w:w="90" w:type="dxa"/>
+            </w:tcMar>
+          </w:tcPr>
+          <w:p>
+            <w:pPr>
+              <w:spacing w:before="0" w:after="0" w:line="247" w:lineRule="auto"/>
+              <w:jc w:val="left"/>
+            </w:pPr>
+            <w:r>
+              <w:rPr>
+                <w:rFonts w:ascii="Times New Roman" w:hAnsi="Times New Roman"/>
+                <w:sz w:val="21"/>
+              </w:rPr>
+              <w:t>Compra, traspaso, entrega y cobro</w:t>
+            </w:r>
+          </w:p>
+        </w:tc>
+      </w:tr>
+      <w:tr>
+        <w:trPr>
+          <w:cantSplit/>
+        </w:trPr>
+        <w:tc>
+          <w:tcPr>
+            <w:tcW w:type="dxa" w:w="2088"/>
+            <w:vAlign w:val="center"/>
+            <w:shd w:fill="F4F5FA"/>
+            <w:tcMar>
+              <w:top w:w="70" w:type="dxa"/>
+              <w:bottom w:w="70" w:type="dxa"/>
+              <w:left w:w="90" w:type="dxa"/>
+              <w:right w:w="90" w:type="dxa"/>
+            </w:tcMar>
+          </w:tcPr>
+          <w:p>
+            <w:pPr>
+              <w:spacing w:before="0" w:after="0" w:line="247" w:lineRule="auto"/>
+              <w:jc w:val="left"/>
+            </w:pPr>
+            <w:r>
+              <w:rPr>
+                <w:rFonts w:ascii="Times New Roman" w:hAnsi="Times New Roman"/>
+                <w:sz w:val="21"/>
+              </w:rPr>
+              <w:t>G4 Preparación de pruebas</w:t>
+            </w:r>
+          </w:p>
+        </w:tc>
+        <w:tc>
+          <w:tcPr>
+            <w:tcW w:type="dxa" w:w="3888"/>
+            <w:vAlign w:val="center"/>
+            <w:shd w:fill="F4F5FA"/>
+            <w:tcMar>
+              <w:top w:w="70" w:type="dxa"/>
+              <w:bottom w:w="70" w:type="dxa"/>
+              <w:left w:w="90" w:type="dxa"/>
+              <w:right w:w="90" w:type="dxa"/>
+            </w:tcMar>
+          </w:tcPr>
+          <w:p>
+            <w:pPr>
+              <w:spacing w:before="0" w:after="0" w:line="247" w:lineRule="auto"/>
+              <w:jc w:val="left"/>
+            </w:pPr>
+            <w:r>
+              <w:rPr>
+                <w:rFonts w:ascii="Times New Roman" w:hAnsi="Times New Roman"/>
+                <w:sz w:val="21"/>
+              </w:rPr>
+              <w:t>N13/N14</w:t>
+            </w:r>
+          </w:p>
+        </w:tc>
+        <w:tc>
+          <w:tcPr>
+            <w:tcW w:type="dxa" w:w="3384"/>
+            <w:vAlign w:val="center"/>
+            <w:shd w:fill="F4F5FA"/>
+            <w:tcMar>
+              <w:top w:w="70" w:type="dxa"/>
+              <w:bottom w:w="70" w:type="dxa"/>
+              <w:left w:w="90" w:type="dxa"/>
+              <w:right w:w="90" w:type="dxa"/>
+            </w:tcMar>
+          </w:tcPr>
+          <w:p>
+            <w:pPr>
+              <w:spacing w:before="0" w:after="0" w:line="247" w:lineRule="auto"/>
+              <w:jc w:val="left"/>
+            </w:pPr>
+            <w:r>
+              <w:rPr>
+                <w:rFonts w:ascii="Times New Roman" w:hAnsi="Times New Roman"/>
+                <w:sz w:val="21"/>
+              </w:rPr>
+              <w:t>Medición y preparación por evidencia pendiente o por obligación</w:t>
+            </w:r>
+          </w:p>
+        </w:tc>
+      </w:tr>
+      <w:tr>
+        <w:trPr>
+          <w:cantSplit/>
+        </w:trPr>
+        <w:tc>
+          <w:tcPr>
+            <w:tcW w:type="dxa" w:w="2088"/>
+            <w:vAlign w:val="center"/>
+            <w:shd w:fill="FFFFFF"/>
+            <w:tcMar>
+              <w:top w:w="70" w:type="dxa"/>
+              <w:bottom w:w="70" w:type="dxa"/>
+              <w:left w:w="90" w:type="dxa"/>
+              <w:right w:w="90" w:type="dxa"/>
+            </w:tcMar>
+          </w:tcPr>
+          <w:p>
+            <w:pPr>
+              <w:spacing w:before="0" w:after="0" w:line="247" w:lineRule="auto"/>
+              <w:jc w:val="left"/>
+            </w:pPr>
+            <w:r>
+              <w:rPr>
+                <w:rFonts w:ascii="Times New Roman" w:hAnsi="Times New Roman"/>
+                <w:sz w:val="21"/>
+              </w:rPr>
+              <w:t>P1 Materiales</w:t>
+            </w:r>
+          </w:p>
+        </w:tc>
+        <w:tc>
+          <w:tcPr>
+            <w:tcW w:type="dxa" w:w="3888"/>
+            <w:vAlign w:val="center"/>
+            <w:shd w:fill="FFFFFF"/>
+            <w:tcMar>
+              <w:top w:w="70" w:type="dxa"/>
+              <w:bottom w:w="70" w:type="dxa"/>
+              <w:left w:w="90" w:type="dxa"/>
+              <w:right w:w="90" w:type="dxa"/>
+            </w:tcMar>
+          </w:tcPr>
+          <w:p>
+            <w:pPr>
+              <w:spacing w:before="0" w:after="0" w:line="247" w:lineRule="auto"/>
+              <w:jc w:val="left"/>
+            </w:pPr>
+            <w:r>
+              <w:rPr>
+                <w:rFonts w:ascii="Times New Roman" w:hAnsi="Times New Roman"/>
+                <w:sz w:val="21"/>
+              </w:rPr>
+              <w:t>N15/N17</w:t>
+            </w:r>
+          </w:p>
+        </w:tc>
+        <w:tc>
+          <w:tcPr>
+            <w:tcW w:type="dxa" w:w="3384"/>
+            <w:vAlign w:val="center"/>
+            <w:shd w:fill="FFFFFF"/>
+            <w:tcMar>
+              <w:top w:w="70" w:type="dxa"/>
+              <w:bottom w:w="70" w:type="dxa"/>
+              <w:left w:w="90" w:type="dxa"/>
+              <w:right w:w="90" w:type="dxa"/>
+            </w:tcMar>
+          </w:tcPr>
+          <w:p>
+            <w:pPr>
+              <w:spacing w:before="0" w:after="0" w:line="247" w:lineRule="auto"/>
+              <w:jc w:val="left"/>
+            </w:pPr>
+            <w:r>
+              <w:rPr>
+                <w:rFonts w:ascii="Times New Roman" w:hAnsi="Times New Roman"/>
+                <w:sz w:val="21"/>
+              </w:rPr>
+              <w:t>Piezas utilizables, medios efectivos y transferencia</w:t>
+            </w:r>
+          </w:p>
+        </w:tc>
+      </w:tr>
+      <w:tr>
+        <w:trPr>
+          <w:cantSplit/>
+        </w:trPr>
+        <w:tc>
+          <w:tcPr>
+            <w:tcW w:type="dxa" w:w="2088"/>
+            <w:vAlign w:val="center"/>
+            <w:shd w:fill="F4F5FA"/>
+            <w:tcMar>
+              <w:top w:w="70" w:type="dxa"/>
+              <w:bottom w:w="70" w:type="dxa"/>
+              <w:left w:w="90" w:type="dxa"/>
+              <w:right w:w="90" w:type="dxa"/>
+            </w:tcMar>
+          </w:tcPr>
+          <w:p>
+            <w:pPr>
+              <w:spacing w:before="0" w:after="0" w:line="247" w:lineRule="auto"/>
+              <w:jc w:val="left"/>
+            </w:pPr>
+            <w:r>
+              <w:rPr>
+                <w:rFonts w:ascii="Times New Roman" w:hAnsi="Times New Roman"/>
+                <w:sz w:val="21"/>
+              </w:rPr>
+              <w:t>P2 Comprobación</w:t>
+            </w:r>
+          </w:p>
+        </w:tc>
+        <w:tc>
+          <w:tcPr>
+            <w:tcW w:type="dxa" w:w="3888"/>
+            <w:vAlign w:val="center"/>
+            <w:shd w:fill="F4F5FA"/>
+            <w:tcMar>
+              <w:top w:w="70" w:type="dxa"/>
+              <w:bottom w:w="70" w:type="dxa"/>
+              <w:left w:w="90" w:type="dxa"/>
+              <w:right w:w="90" w:type="dxa"/>
+            </w:tcMar>
+          </w:tcPr>
+          <w:p>
+            <w:pPr>
+              <w:spacing w:before="0" w:after="0" w:line="247" w:lineRule="auto"/>
+              <w:jc w:val="left"/>
+            </w:pPr>
+            <w:r>
+              <w:rPr>
+                <w:rFonts w:ascii="Times New Roman" w:hAnsi="Times New Roman"/>
+                <w:sz w:val="21"/>
+              </w:rPr>
+              <w:t>N16</w:t>
+            </w:r>
+          </w:p>
+        </w:tc>
+        <w:tc>
+          <w:tcPr>
+            <w:tcW w:type="dxa" w:w="3384"/>
+            <w:vAlign w:val="center"/>
+            <w:shd w:fill="F4F5FA"/>
+            <w:tcMar>
+              <w:top w:w="70" w:type="dxa"/>
+              <w:bottom w:w="70" w:type="dxa"/>
+              <w:left w:w="90" w:type="dxa"/>
+              <w:right w:w="90" w:type="dxa"/>
+            </w:tcMar>
+          </w:tcPr>
+          <w:p>
+            <w:pPr>
+              <w:spacing w:before="0" w:after="0" w:line="247" w:lineRule="auto"/>
+              <w:jc w:val="left"/>
+            </w:pPr>
+            <w:r>
+              <w:rPr>
+                <w:rFonts w:ascii="Times New Roman" w:hAnsi="Times New Roman"/>
+                <w:sz w:val="21"/>
+              </w:rPr>
+              <w:t>Cobertura por recorrido y tipo de evidencia</w:t>
+            </w:r>
+          </w:p>
+        </w:tc>
+      </w:tr>
+      <w:tr>
+        <w:trPr>
+          <w:cantSplit/>
+        </w:trPr>
+        <w:tc>
+          <w:tcPr>
+            <w:tcW w:type="dxa" w:w="2088"/>
+            <w:vAlign w:val="center"/>
+            <w:shd w:fill="FFFFFF"/>
+            <w:tcMar>
+              <w:top w:w="70" w:type="dxa"/>
+              <w:bottom w:w="70" w:type="dxa"/>
+              <w:left w:w="90" w:type="dxa"/>
+              <w:right w:w="90" w:type="dxa"/>
+            </w:tcMar>
+          </w:tcPr>
+          <w:p>
+            <w:pPr>
+              <w:spacing w:before="0" w:after="0" w:line="247" w:lineRule="auto"/>
+              <w:jc w:val="left"/>
+            </w:pPr>
+            <w:r>
+              <w:rPr>
+                <w:rFonts w:ascii="Times New Roman" w:hAnsi="Times New Roman"/>
+                <w:sz w:val="21"/>
+              </w:rPr>
+              <w:t>P3 Cierre</w:t>
+            </w:r>
+          </w:p>
+        </w:tc>
+        <w:tc>
+          <w:tcPr>
+            <w:tcW w:type="dxa" w:w="3888"/>
+            <w:vAlign w:val="center"/>
+            <w:shd w:fill="FFFFFF"/>
+            <w:tcMar>
+              <w:top w:w="70" w:type="dxa"/>
+              <w:bottom w:w="70" w:type="dxa"/>
+              <w:left w:w="90" w:type="dxa"/>
+              <w:right w:w="90" w:type="dxa"/>
+            </w:tcMar>
+          </w:tcPr>
+          <w:p>
+            <w:pPr>
+              <w:spacing w:before="0" w:after="0" w:line="247" w:lineRule="auto"/>
+              <w:jc w:val="left"/>
+            </w:pPr>
+            <w:r>
+              <w:rPr>
+                <w:rFonts w:ascii="Times New Roman" w:hAnsi="Times New Roman"/>
+                <w:sz w:val="21"/>
+              </w:rPr>
+              <w:t>N17</w:t>
+            </w:r>
+          </w:p>
+        </w:tc>
+        <w:tc>
+          <w:tcPr>
+            <w:tcW w:type="dxa" w:w="3384"/>
+            <w:vAlign w:val="center"/>
+            <w:shd w:fill="FFFFFF"/>
+            <w:tcMar>
+              <w:top w:w="70" w:type="dxa"/>
+              <w:bottom w:w="70" w:type="dxa"/>
+              <w:left w:w="90" w:type="dxa"/>
+              <w:right w:w="90" w:type="dxa"/>
+            </w:tcMar>
+          </w:tcPr>
+          <w:p>
+            <w:pPr>
+              <w:spacing w:before="0" w:after="0" w:line="247" w:lineRule="auto"/>
+              <w:jc w:val="left"/>
+            </w:pPr>
+            <w:r>
+              <w:rPr>
+                <w:rFonts w:ascii="Times New Roman" w:hAnsi="Times New Roman"/>
+                <w:sz w:val="21"/>
+              </w:rPr>
+              <w:t>Recepción, soporte acotado y continuidad</w:t>
+            </w:r>
+          </w:p>
+        </w:tc>
+      </w:tr>
+    </w:tbl>
+    <w:p>
+      <w:pPr>
+        <w:spacing w:after="40" w:before="0" w:line="120" w:lineRule="auto"/>
+      </w:pPr>
     </w:p>
     <w:p>
       <w:pPr>
@@ -2181,7 +3254,7 @@
         <w:jc w:val="both"/>
       </w:pPr>
       <w:r>
-        <w:t>Este archivo define la información y los contratos que se utilizarán en una futura prestación. Durante la construcción se producen las instrucciones y los formatos vacíos; no se recopila ni se completa aquí información de una empresa.</w:t>
+        <w:t>Este archivo define la información y los contratos que se utilizarán en una prestación.</w:t>
       </w:r>
     </w:p>
     <w:p>
@@ -2255,6 +3328,7 @@
           </w:tcPr>
           <w:p>
             <w:pPr>
+              <w:keepNext/>
               <w:spacing w:before="0" w:after="0" w:line="247" w:lineRule="auto"/>
               <w:jc w:val="left"/>
             </w:pPr>
@@ -2283,6 +3357,7 @@
           </w:tcPr>
           <w:p>
             <w:pPr>
+              <w:keepNext/>
               <w:spacing w:before="0" w:after="0" w:line="247" w:lineRule="auto"/>
               <w:jc w:val="left"/>
             </w:pPr>
@@ -2311,6 +3386,7 @@
           </w:tcPr>
           <w:p>
             <w:pPr>
+              <w:keepNext/>
               <w:spacing w:before="0" w:after="0" w:line="247" w:lineRule="auto"/>
               <w:jc w:val="left"/>
             </w:pPr>
@@ -2339,6 +3415,7 @@
           </w:tcPr>
           <w:p>
             <w:pPr>
+              <w:keepNext/>
               <w:spacing w:before="0" w:after="0" w:line="247" w:lineRule="auto"/>
               <w:jc w:val="left"/>
             </w:pPr>
@@ -3327,6 +4404,7 @@
           </w:tcPr>
           <w:p>
             <w:pPr>
+              <w:keepNext/>
               <w:spacing w:before="0" w:after="0" w:line="247" w:lineRule="auto"/>
               <w:jc w:val="left"/>
             </w:pPr>
@@ -3355,6 +4433,7 @@
           </w:tcPr>
           <w:p>
             <w:pPr>
+              <w:keepNext/>
               <w:spacing w:before="0" w:after="0" w:line="247" w:lineRule="auto"/>
               <w:jc w:val="left"/>
             </w:pPr>
@@ -3383,6 +4462,7 @@
           </w:tcPr>
           <w:p>
             <w:pPr>
+              <w:keepNext/>
               <w:spacing w:before="0" w:after="0" w:line="247" w:lineRule="auto"/>
               <w:jc w:val="left"/>
             </w:pPr>
@@ -3411,6 +4491,7 @@
           </w:tcPr>
           <w:p>
             <w:pPr>
+              <w:keepNext/>
               <w:spacing w:before="0" w:after="0" w:line="247" w:lineRule="auto"/>
               <w:jc w:val="left"/>
             </w:pPr>
@@ -4321,6 +5402,7 @@
           </w:tcPr>
           <w:p>
             <w:pPr>
+              <w:keepNext/>
               <w:spacing w:before="0" w:after="0" w:line="247" w:lineRule="auto"/>
               <w:jc w:val="left"/>
             </w:pPr>
@@ -4349,6 +5431,7 @@
           </w:tcPr>
           <w:p>
             <w:pPr>
+              <w:keepNext/>
               <w:spacing w:before="0" w:after="0" w:line="247" w:lineRule="auto"/>
               <w:jc w:val="left"/>
             </w:pPr>
@@ -4377,6 +5460,7 @@
           </w:tcPr>
           <w:p>
             <w:pPr>
+              <w:keepNext/>
               <w:spacing w:before="0" w:after="0" w:line="247" w:lineRule="auto"/>
               <w:jc w:val="left"/>
             </w:pPr>
@@ -5160,7 +6244,7 @@
         <w:t>O</w:t>
       </w:r>
       <w:r>
-        <w:t xml:space="preserve"> uso para operación preparada. No son niveles de verdad: cada afirmación conserva su evidencia. El asistente produce y revisa el análisis; el consultor responde de su calidad. El patrocinador decide compromisos del negocio. Los roles y procedimientos siguientes pertenecen a una futura prestación. Durante la construcción el asistente desarrolla sus instrucciones y formatos, y Carlos revisa decisiones de producto. N14–N16 se especifican ahora; su ejecución queda después de la construcción completa de Go2Rev.</w:t>
+        <w:t xml:space="preserve"> uso para operación preparada. No son niveles de verdad: cada afirmación conserva su evidencia. El asistente produce y revisa el análisis; el consultor responde de su calidad. El patrocinador decide compromisos del negocio. Los roles y procedimientos siguientes pertenecen a una prestación.</w:t>
       </w:r>
     </w:p>
     <w:p>
@@ -5862,7 +6946,7 @@
         <w:t>Suficiencia, carencias y revisión.</w:t>
       </w:r>
       <w:r>
-        <w:t xml:space="preserve"> Ruta candidata, disponible y probada son estados distintos. Sin acceso real puede prepararse una alternativa; no se registran oportunidades sin evidencia de origen. Consultor revisa y patrocinador autoriza actuaciones/gasto dentro del encargo. Nuevas restricciones, señales, costes o capacidad de respuesta reabren ruta y economía. Diseñar demanda del cliente no reactiva captación de Go2Rev.</w:t>
+        <w:t xml:space="preserve"> Ruta candidata, disponible y probada son estados distintos. Sin acceso real puede prepararse una alternativa; no se registran oportunidades sin evidencia de origen. Consultor revisa y patrocinador autoriza actuaciones/gasto dentro del encargo. Nuevas restricciones, señales, costes o capacidad de respuesta reabren ruta y economía.</w:t>
       </w:r>
     </w:p>
     <w:p>
@@ -6040,7 +7124,7 @@
         <w:t>Decisión y aplicabilidad.</w:t>
       </w:r>
       <w:r>
-        <w:t xml:space="preserve"> Qué combinación puede sostenerse y qué premisa decide su viabilidad. Común A/B con modelos adaptados a la unidad; separa economía de la iniciativa, coste de prestar Go2Rev y desarrollo del producto.</w:t>
+        <w:t xml:space="preserve"> Qué combinación puede sostenerse y qué premisa decide su viabilidad. Común A/B con modelos adaptados a la unidad; separa economía de la iniciativa y coste del servicio contratado.</w:t>
       </w:r>
     </w:p>
     <w:p>
@@ -6118,7 +7202,7 @@
         <w:t>Decisión y aplicabilidad.</w:t>
       </w:r>
       <w:r>
-        <w:t xml:space="preserve"> Qué observar y qué decisión tomar cuando cambie el resultado. Común A/B; en inicio puede medir condiciones y señales sin fingir una línea base de ventas. Es diseño de operación del cliente; no añade reuniones a Carlos durante desarrollo.</w:t>
+        <w:t xml:space="preserve"> Qué observar y qué decisión tomar cuando cambie el resultado. Común A/B; en inicio puede medir condiciones y señales sin fingir una línea base de ventas. Es diseño de operación del cliente; se ajusta a las decisiones del encargo.</w:t>
       </w:r>
     </w:p>
     <w:p>
@@ -6511,7 +7595,7 @@
         <w:jc w:val="both"/>
       </w:pPr>
       <w:r>
-        <w:t>Las dependencias y criterios de los nodos describen la futura prestación. El gobierno de construcción, descrito al final, se limita a completar e integrar el método. Su prueba se sitúa después de la construcción completa.</w:t>
+        <w:t>Las dependencias y criterios delimitan el uso de cada resultado y la autoridad para comprometerlo en el encargo.</w:t>
       </w:r>
     </w:p>
     <w:p>
@@ -6568,6 +7652,7 @@
           </w:tcPr>
           <w:p>
             <w:pPr>
+              <w:keepNext/>
               <w:spacing w:before="0" w:after="0" w:line="247" w:lineRule="auto"/>
               <w:jc w:val="left"/>
             </w:pPr>
@@ -6596,6 +7681,7 @@
           </w:tcPr>
           <w:p>
             <w:pPr>
+              <w:keepNext/>
               <w:spacing w:before="0" w:after="0" w:line="247" w:lineRule="auto"/>
               <w:jc w:val="left"/>
             </w:pPr>
@@ -6624,6 +7710,7 @@
           </w:tcPr>
           <w:p>
             <w:pPr>
+              <w:keepNext/>
               <w:spacing w:before="0" w:after="0" w:line="247" w:lineRule="auto"/>
               <w:jc w:val="left"/>
             </w:pPr>
@@ -8111,7 +9198,7 @@
         <w:t>Evidencia adicional durante el Diagnostic de una prestación.</w:t>
       </w:r>
       <w:r>
-        <w:t xml:space="preserve"> Si N06 necesita evidencia directa, N14 especifica la pregunta y la pieza mínima para obtenerla; N15 la prepara y N16 conserva resultados adecuados a ese uso. Esto no declara Despliegue completo ni obliga a materializar todo el sistema. Sin autorización o recursos, se puede recomendar aplazar, limitar o cerrar; una conclusión se limita a la evidencia disponible. Durante la construcción fundacional se redacta este procedimiento; su ejecución pertenece a una prestación posterior.</w:t>
+        <w:t xml:space="preserve"> Si N06 necesita evidencia directa, N14 especifica la pregunta y la pieza mínima para obtenerla; N15 la prepara y N16 conserva resultados adecuados a ese uso. Esto no declara Despliegue completo ni obliga a materializar todo el sistema. Sin autorización o recursos, se puede recomendar aplazar, limitar o cerrar; una conclusión se limita a la evidencia disponible.</w:t>
       </w:r>
     </w:p>
     <w:p>
@@ -8174,6 +9261,7 @@
           </w:tcPr>
           <w:p>
             <w:pPr>
+              <w:keepNext/>
               <w:spacing w:before="0" w:after="0" w:line="247" w:lineRule="auto"/>
               <w:jc w:val="left"/>
             </w:pPr>
@@ -8202,6 +9290,7 @@
           </w:tcPr>
           <w:p>
             <w:pPr>
+              <w:keepNext/>
               <w:spacing w:before="0" w:after="0" w:line="247" w:lineRule="auto"/>
               <w:jc w:val="left"/>
             </w:pPr>
@@ -8230,6 +9319,7 @@
           </w:tcPr>
           <w:p>
             <w:pPr>
+              <w:keepNext/>
               <w:spacing w:before="0" w:after="0" w:line="247" w:lineRule="auto"/>
               <w:jc w:val="left"/>
             </w:pPr>
@@ -8909,7 +9999,7 @@
         <w:jc w:val="both"/>
       </w:pPr>
       <w:r>
-        <w:t>El expediente del cliente puede reunir alcance, decisiones, versiones, huecos, cambios y pruebas en un registro manejable con un índice actual. No se obliga a copiar Registro, Estado y Backlog de RevOS como tres nuevos documentos. En desarrollo Go2Rev permanecen únicamente los tres maestros: Plan organiza tareas, Producto enlaza método y Evidencias conserva lo comprobado. La arquitectura y sus controles son archivos del producto.</w:t>
+        <w:t>El expediente del cliente puede reunir alcance, decisiones, versiones, huecos, cambios y pruebas en un registro manejable con un índice actual. No se obliga a copiar Registro, Estado y Backlog de RevOS como tres nuevos documentos.</w:t>
       </w:r>
     </w:p>
     <w:p>
@@ -8989,7 +10079,7 @@
         <w:jc w:val="both"/>
       </w:pPr>
       <w:r>
-        <w:t>Las futuras skills tendrán finalidad, capacidades requeridas, entradas, análisis, salidas y límites comunes. Los adaptadores solo indicarán cómo leer, investigar, calcular, guardar, renderizar o usar un sistema con permisos. Si falta una capacidad se emplea alternativa apta o se limita la tarea; no se cambia la regla de negocio por proveedor.</w:t>
+        <w:t>Las instrucciones conversacionales mantienen finalidad, capacidades requeridas, entradas, análisis, salidas y límites comunes. Los adaptadores solo indicarán cómo leer, investigar, calcular, guardar, renderizar o usar un sistema con permisos. Si falta una capacidad se emplea alternativa apta o se limita la tarea; no se cambia la regla de negocio por proveedor.</w:t>
       </w:r>
     </w:p>
     <w:p>
@@ -8997,5326 +10087,7 @@
         <w:jc w:val="both"/>
       </w:pPr>
       <w:r>
-        <w:t>Una continuación carga índice vigente, K relevantes, originales que sustentan afirmaciones materiales y la pieza metodológica de la tarea. No carga todos los textos históricos ni depende de memoria. El consultor pide trabajo en lenguaje natural; los comandos técnicos pertenecen al entorno de producción, no al flujo del servicio. La neutralidad de proveedor se diseña mediante contratos comunes; su comportamiento se comprobará después de completar la construcción.</w:t>
-      </w:r>
-    </w:p>
-    <w:p>
-      <w:pPr>
-        <w:pStyle w:val="Heading2"/>
-      </w:pPr>
-      <w:r>
-        <w:t>Gobierno de construcción fundacional</w:t>
-      </w:r>
-    </w:p>
-    <w:p>
-      <w:pPr>
-        <w:jc w:val="both"/>
-      </w:pPr>
-      <w:r>
-        <w:t>El Plan es el único backlog de construcción. Carlos decide cambios de producto y arquitectura; el asistente produce instrucciones, contratos, plantillas vacías, fórmulas generales, protocolos y guías. Una tarea se admite si completa una pieza del entregable final o corrige una carencia identificada.</w:t>
-      </w:r>
-    </w:p>
-    <w:p>
-      <w:pPr>
-        <w:jc w:val="both"/>
-      </w:pPr>
-      <w:r>
-        <w:t>La revisión durante esta etapa es documental: cobertura, profundidad del análisis, consistencia de contratos y fórmulas, integridad de archivos y legibilidad. No se ejecutan los procedimientos de prestación para terminar de construirlos. La metodología se probará solo después de completar e integrar todo el alcance declarado.</w:t>
-      </w:r>
-    </w:p>
-    <w:p>
-      <w:pPr>
-        <w:jc w:val="both"/>
-      </w:pPr>
-      <w:r>
-        <w:t>Los tres maestros conservan exclusivamente contenido vigente. Las fuentes de diseño se consultan por capacidad y se transforman en reglas generales. Las versiones sustituidas permanecen fuera de la carga operativa. Las vistas derivadas se regeneran desde las fuentes actuales y no adquieren autoridad propia.</w:t>
-      </w:r>
-    </w:p>
-    <w:p>
-      <w:pPr>
-        <w:pStyle w:val="Heading1"/>
-      </w:pPr>
-      <w:r>
-        <w:t>5 Reutilización y procedencia</w:t>
-      </w:r>
-    </w:p>
-    <w:p>
-      <w:pPr>
-        <w:keepNext/>
-        <w:jc w:val="both"/>
-      </w:pPr>
-      <w:r>
-        <w:t>Versión 0.2 · Lectura por capacidad y tarea · Fundamento de construcción y alcance de reutilización</w:t>
-      </w:r>
-    </w:p>
-    <w:p>
-      <w:pPr>
-        <w:pStyle w:val="Heading2"/>
-      </w:pPr>
-      <w:r>
-        <w:t>Estado físico y vigencia</w:t>
-      </w:r>
-    </w:p>
-    <w:p>
-      <w:pPr>
-        <w:jc w:val="both"/>
-      </w:pPr>
-      <w:r>
-        <w:t>El ZIP consolidado se ha desplegado bajo Back to the plan/fuentes/Go2Rev_snapshot_migracion_v0.2_2026-09-10. Los 629 archivos de su manifiesto coinciden en SHA256; ese total incluye referencias y otras copias, no solo los 433 archivos de workspace declarados por la exportación.</w:t>
-      </w:r>
-    </w:p>
-    <w:p>
-      <w:pPr>
-        <w:jc w:val="both"/>
-      </w:pPr>
-      <w:r>
-        <w:t>Los maestros acreditados son Plan v0.38, Producto v0.27 y Evidencias v0.34. No hay versión posterior de esas tres familias en el workspace exportado inspeccionado. La primera continuación de arquitectura produjo Plan v0.40, Producto v0.29 y Evidencias v0.36, conservados como versiones sustituidas; estos números son procedencia, no selección vigente. Los originales exportados permanecen inalterados.</w:t>
-      </w:r>
-    </w:p>
-    <w:p>
-      <w:pPr>
-        <w:jc w:val="both"/>
-      </w:pPr>
-      <w:r>
-        <w:t>RevOS declara versión 4.4.0 en .claude-plugin/plugin.json; sus 62 archivos de fuente/ coinciden byte a byte con las entradas del ZIP original/RevOS-main (5).zip. El árbol GTM Planner declara 0.3.0; los 45 archivos coinciden con los hashes Git de procedencia.json, asociado al commit c03068ce187d264caa6f5e9fc172d46907ccbcca. Se verifica la procedencia conservada localmente; no se ha vuelto a consultar el remoto como comprobación independiente del commit.</w:t>
-      </w:r>
-    </w:p>
-    <w:p>
-      <w:pPr>
-        <w:jc w:val="both"/>
-      </w:pPr>
-      <w:r>
-        <w:t>Las tres semillas existen; Investigacion GTR - Seed proyecto.md y GoToMarket oportnidad españa.md tienen el mismo SHA256 ff9ed280b5aca59378f6673faf040d14a642ddb1dfaf20237fcd41151c659171. Se han leído una sola vez como investigación duplicada, con foco en tesis y recomendaciones. No son dos corroboraciones.</w:t>
-      </w:r>
-    </w:p>
-    <w:p>
-      <w:pPr>
-        <w:jc w:val="both"/>
-      </w:pPr>
-      <w:r>
-        <w:t>El detalle de integridad se conserva en el archivo de procedencia. Esta comprobación acredita presencia e integridad local, no validez metodológica o de mercado. La construcción utiliza exclusivamente conceptos y reglas metodológicas pertinentes; ninguna referencia convierte una aplicación anterior en componente o evidencia de la primera base.</w:t>
-      </w:r>
-    </w:p>
-    <w:p>
-      <w:pPr>
-        <w:pStyle w:val="Heading2"/>
-      </w:pPr>
-      <w:r>
-        <w:t>Correspondencia con las fuentes de diseño Go2Rev</w:t>
-      </w:r>
-    </w:p>
-    <w:p>
-      <w:pPr>
-        <w:jc w:val="both"/>
-      </w:pPr>
-      <w:r>
-        <w:t>Conservar significa mantener una regla útil; adaptar, cambiar su alcance o formulación; completar, añadir análisis ausente o insuficientemente especificado; retirar, dejar de usar una regla en la futura implementación. Retirar nunca significa borrar originales o resultados históricos.</w:t>
-      </w:r>
-    </w:p>
-    <w:tbl>
-      <w:tblPr>
-        <w:tblW w:type="auto" w:w="0"/>
-        <w:tblLayout w:type="fixed"/>
-        <w:tblLook w:firstColumn="1" w:firstRow="1" w:lastColumn="0" w:lastRow="0" w:noHBand="0" w:noVBand="1" w:val="04A0"/>
-        <w:tblBorders>
-          <w:top w:val="single" w:sz="4" w:color="D9D9D9"/>
-          <w:left w:val="single" w:sz="4" w:color="D9D9D9"/>
-          <w:bottom w:val="single" w:sz="4" w:color="D9D9D9"/>
-          <w:right w:val="single" w:sz="4" w:color="D9D9D9"/>
-          <w:insideH w:val="single" w:sz="4" w:color="D9D9D9"/>
-          <w:insideV w:val="single" w:sz="4" w:color="D9D9D9"/>
-        </w:tblBorders>
-      </w:tblPr>
-      <w:tblGrid>
-        <w:gridCol w:w="2088"/>
-        <w:gridCol w:w="3888"/>
-        <w:gridCol w:w="3384"/>
-      </w:tblGrid>
-      <w:tr>
-        <w:trPr>
-          <w:cantSplit/>
-          <w:tblHeader/>
-        </w:trPr>
-        <w:tc>
-          <w:tcPr>
-            <w:tcW w:type="dxa" w:w="2088"/>
-            <w:vAlign w:val="center"/>
-            <w:shd w:fill="151B73"/>
-            <w:tcMar>
-              <w:top w:w="70" w:type="dxa"/>
-              <w:bottom w:w="70" w:type="dxa"/>
-              <w:left w:w="90" w:type="dxa"/>
-              <w:right w:w="90" w:type="dxa"/>
-            </w:tcMar>
-          </w:tcPr>
-          <w:p>
-            <w:pPr>
-              <w:spacing w:before="0" w:after="0" w:line="247" w:lineRule="auto"/>
-              <w:jc w:val="left"/>
-            </w:pPr>
-            <w:r>
-              <w:rPr>
-                <w:rFonts w:ascii="Times New Roman" w:hAnsi="Times New Roman"/>
-                <w:b w:val="0"/>
-                <w:color w:val="FFFFFF"/>
-                <w:sz w:val="21"/>
-              </w:rPr>
-              <w:t>Original metodológico leído</w:t>
-            </w:r>
-          </w:p>
-        </w:tc>
-        <w:tc>
-          <w:tcPr>
-            <w:tcW w:type="dxa" w:w="3888"/>
-            <w:vAlign w:val="center"/>
-            <w:shd w:fill="151B73"/>
-            <w:tcMar>
-              <w:top w:w="70" w:type="dxa"/>
-              <w:bottom w:w="70" w:type="dxa"/>
-              <w:left w:w="90" w:type="dxa"/>
-              <w:right w:w="90" w:type="dxa"/>
-            </w:tcMar>
-          </w:tcPr>
-          <w:p>
-            <w:pPr>
-              <w:spacing w:before="0" w:after="0" w:line="247" w:lineRule="auto"/>
-              <w:jc w:val="left"/>
-            </w:pPr>
-            <w:r>
-              <w:rPr>
-                <w:rFonts w:ascii="Times New Roman" w:hAnsi="Times New Roman"/>
-                <w:b w:val="0"/>
-                <w:color w:val="FFFFFF"/>
-                <w:sz w:val="21"/>
-              </w:rPr>
-              <w:t>Acción de construcción</w:t>
-            </w:r>
-          </w:p>
-        </w:tc>
-        <w:tc>
-          <w:tcPr>
-            <w:tcW w:type="dxa" w:w="3384"/>
-            <w:vAlign w:val="center"/>
-            <w:shd w:fill="151B73"/>
-            <w:tcMar>
-              <w:top w:w="70" w:type="dxa"/>
-              <w:bottom w:w="70" w:type="dxa"/>
-              <w:left w:w="90" w:type="dxa"/>
-              <w:right w:w="90" w:type="dxa"/>
-            </w:tcMar>
-          </w:tcPr>
-          <w:p>
-            <w:pPr>
-              <w:spacing w:before="0" w:after="0" w:line="247" w:lineRule="auto"/>
-              <w:jc w:val="left"/>
-            </w:pPr>
-            <w:r>
-              <w:rPr>
-                <w:rFonts w:ascii="Times New Roman" w:hAnsi="Times New Roman"/>
-                <w:b w:val="0"/>
-                <w:color w:val="FFFFFF"/>
-                <w:sz w:val="21"/>
-              </w:rPr>
-              <w:t>Correspondencia y cambio sustantivo</w:t>
-            </w:r>
-          </w:p>
-        </w:tc>
-      </w:tr>
-      <w:tr>
-        <w:trPr>
-          <w:cantSplit/>
-        </w:trPr>
-        <w:tc>
-          <w:tcPr>
-            <w:tcW w:type="dxa" w:w="2088"/>
-            <w:vAlign w:val="center"/>
-            <w:shd w:fill="FFFFFF"/>
-            <w:tcMar>
-              <w:top w:w="70" w:type="dxa"/>
-              <w:bottom w:w="70" w:type="dxa"/>
-              <w:left w:w="90" w:type="dxa"/>
-              <w:right w:w="90" w:type="dxa"/>
-            </w:tcMar>
-          </w:tcPr>
-          <w:p>
-            <w:pPr>
-              <w:spacing w:before="0" w:after="0" w:line="247" w:lineRule="auto"/>
-              <w:jc w:val="left"/>
-            </w:pPr>
-            <w:r>
-              <w:rPr>
-                <w:rFonts w:ascii="Times New Roman" w:hAnsi="Times New Roman"/>
-                <w:sz w:val="21"/>
-              </w:rPr>
-              <w:t>D0 integrado en entrada v0.7</w:t>
-            </w:r>
-          </w:p>
-        </w:tc>
-        <w:tc>
-          <w:tcPr>
-            <w:tcW w:type="dxa" w:w="3888"/>
-            <w:vAlign w:val="center"/>
-            <w:shd w:fill="FFFFFF"/>
-            <w:tcMar>
-              <w:top w:w="70" w:type="dxa"/>
-              <w:bottom w:w="70" w:type="dxa"/>
-              <w:left w:w="90" w:type="dxa"/>
-              <w:right w:w="90" w:type="dxa"/>
-            </w:tcMar>
-          </w:tcPr>
-          <w:p>
-            <w:pPr>
-              <w:spacing w:before="0" w:after="0" w:line="247" w:lineRule="auto"/>
-              <w:jc w:val="left"/>
-            </w:pPr>
-            <w:r>
-              <w:rPr>
-                <w:rFonts w:ascii="Times New Roman" w:hAnsi="Times New Roman"/>
-                <w:sz w:val="21"/>
-              </w:rPr>
-              <w:t>Conservar y completar</w:t>
-            </w:r>
-          </w:p>
-        </w:tc>
-        <w:tc>
-          <w:tcPr>
-            <w:tcW w:type="dxa" w:w="3384"/>
-            <w:vAlign w:val="center"/>
-            <w:shd w:fill="FFFFFF"/>
-            <w:tcMar>
-              <w:top w:w="70" w:type="dxa"/>
-              <w:bottom w:w="70" w:type="dxa"/>
-              <w:left w:w="90" w:type="dxa"/>
-              <w:right w:w="90" w:type="dxa"/>
-            </w:tcMar>
-          </w:tcPr>
-          <w:p>
-            <w:pPr>
-              <w:spacing w:before="0" w:after="0" w:line="247" w:lineRule="auto"/>
-              <w:jc w:val="left"/>
-            </w:pPr>
-            <w:r>
-              <w:rPr>
-                <w:rFonts w:ascii="Times New Roman" w:hAnsi="Times New Roman"/>
-                <w:sz w:val="21"/>
-              </w:rPr>
-              <w:t>N01 conserva encuadre/salida; completa contrato del servicio y condiciones de investigación sin exigir segmento decidido</w:t>
-            </w:r>
-          </w:p>
-        </w:tc>
-      </w:tr>
-      <w:tr>
-        <w:trPr>
-          <w:cantSplit/>
-        </w:trPr>
-        <w:tc>
-          <w:tcPr>
-            <w:tcW w:type="dxa" w:w="2088"/>
-            <w:vAlign w:val="center"/>
-            <w:shd w:fill="F4F5FA"/>
-            <w:tcMar>
-              <w:top w:w="70" w:type="dxa"/>
-              <w:bottom w:w="70" w:type="dxa"/>
-              <w:left w:w="90" w:type="dxa"/>
-              <w:right w:w="90" w:type="dxa"/>
-            </w:tcMar>
-          </w:tcPr>
-          <w:p>
-            <w:pPr>
-              <w:spacing w:before="0" w:after="0" w:line="247" w:lineRule="auto"/>
-              <w:jc w:val="left"/>
-            </w:pPr>
-            <w:r>
-              <w:rPr>
-                <w:rFonts w:ascii="Times New Roman" w:hAnsi="Times New Roman"/>
-                <w:sz w:val="21"/>
-              </w:rPr>
-              <w:t>D1 integrado y formato v0.1</w:t>
-            </w:r>
-          </w:p>
-        </w:tc>
-        <w:tc>
-          <w:tcPr>
-            <w:tcW w:type="dxa" w:w="3888"/>
-            <w:vAlign w:val="center"/>
-            <w:shd w:fill="F4F5FA"/>
-            <w:tcMar>
-              <w:top w:w="70" w:type="dxa"/>
-              <w:bottom w:w="70" w:type="dxa"/>
-              <w:left w:w="90" w:type="dxa"/>
-              <w:right w:w="90" w:type="dxa"/>
-            </w:tcMar>
-          </w:tcPr>
-          <w:p>
-            <w:pPr>
-              <w:spacing w:before="0" w:after="0" w:line="247" w:lineRule="auto"/>
-              <w:jc w:val="left"/>
-            </w:pPr>
-            <w:r>
-              <w:rPr>
-                <w:rFonts w:ascii="Times New Roman" w:hAnsi="Times New Roman"/>
-                <w:sz w:val="21"/>
-              </w:rPr>
-              <w:t>Conservar y completar</w:t>
-            </w:r>
-          </w:p>
-        </w:tc>
-        <w:tc>
-          <w:tcPr>
-            <w:tcW w:type="dxa" w:w="3384"/>
-            <w:vAlign w:val="center"/>
-            <w:shd w:fill="F4F5FA"/>
-            <w:tcMar>
-              <w:top w:w="70" w:type="dxa"/>
-              <w:bottom w:w="70" w:type="dxa"/>
-              <w:left w:w="90" w:type="dxa"/>
-              <w:right w:w="90" w:type="dxa"/>
-            </w:tcMar>
-          </w:tcPr>
-          <w:p>
-            <w:pPr>
-              <w:spacing w:before="0" w:after="0" w:line="247" w:lineRule="auto"/>
-              <w:jc w:val="left"/>
-            </w:pPr>
-            <w:r>
-              <w:rPr>
-                <w:rFonts w:ascii="Times New Roman" w:hAnsi="Times New Roman"/>
-                <w:sz w:val="21"/>
-              </w:rPr>
-              <w:t>N02 y 02 separan solicitud, recibido y derivado; añaden población, periodo, unidad, naturaleza, independencia y reconciliación</w:t>
-            </w:r>
-          </w:p>
-        </w:tc>
-      </w:tr>
-      <w:tr>
-        <w:trPr>
-          <w:cantSplit/>
-        </w:trPr>
-        <w:tc>
-          <w:tcPr>
-            <w:tcW w:type="dxa" w:w="2088"/>
-            <w:vAlign w:val="center"/>
-            <w:shd w:fill="FFFFFF"/>
-            <w:tcMar>
-              <w:top w:w="70" w:type="dxa"/>
-              <w:bottom w:w="70" w:type="dxa"/>
-              <w:left w:w="90" w:type="dxa"/>
-              <w:right w:w="90" w:type="dxa"/>
-            </w:tcMar>
-          </w:tcPr>
-          <w:p>
-            <w:pPr>
-              <w:spacing w:before="0" w:after="0" w:line="247" w:lineRule="auto"/>
-              <w:jc w:val="left"/>
-            </w:pPr>
-            <w:r>
-              <w:rPr>
-                <w:rFonts w:ascii="Times New Roman" w:hAnsi="Times New Roman"/>
-                <w:sz w:val="21"/>
-              </w:rPr>
-              <w:t>D2 investigación v0.2</w:t>
-            </w:r>
-          </w:p>
-        </w:tc>
-        <w:tc>
-          <w:tcPr>
-            <w:tcW w:type="dxa" w:w="3888"/>
-            <w:vAlign w:val="center"/>
-            <w:shd w:fill="FFFFFF"/>
-            <w:tcMar>
-              <w:top w:w="70" w:type="dxa"/>
-              <w:bottom w:w="70" w:type="dxa"/>
-              <w:left w:w="90" w:type="dxa"/>
-              <w:right w:w="90" w:type="dxa"/>
-            </w:tcMar>
-          </w:tcPr>
-          <w:p>
-            <w:pPr>
-              <w:spacing w:before="0" w:after="0" w:line="247" w:lineRule="auto"/>
-              <w:jc w:val="left"/>
-            </w:pPr>
-            <w:r>
-              <w:rPr>
-                <w:rFonts w:ascii="Times New Roman" w:hAnsi="Times New Roman"/>
-                <w:sz w:val="21"/>
-              </w:rPr>
-              <w:t>Conservar, adaptar y completar</w:t>
-            </w:r>
-          </w:p>
-        </w:tc>
-        <w:tc>
-          <w:tcPr>
-            <w:tcW w:type="dxa" w:w="3384"/>
-            <w:vAlign w:val="center"/>
-            <w:shd w:fill="FFFFFF"/>
-            <w:tcMar>
-              <w:top w:w="70" w:type="dxa"/>
-              <w:bottom w:w="70" w:type="dxa"/>
-              <w:left w:w="90" w:type="dxa"/>
-              <w:right w:w="90" w:type="dxa"/>
-            </w:tcMar>
-          </w:tcPr>
-          <w:p>
-            <w:pPr>
-              <w:spacing w:before="0" w:after="0" w:line="247" w:lineRule="auto"/>
-              <w:jc w:val="left"/>
-            </w:pPr>
-            <w:r>
-              <w:rPr>
-                <w:rFonts w:ascii="Times New Roman" w:hAnsi="Times New Roman"/>
-                <w:sz w:val="21"/>
-              </w:rPr>
-              <w:t>N03–N05 distribuyen mercado, comprador y alternativas; conservan Q8 de examen de premisas y refutación; desarrollan exploración, profundización y suficiencia por afirmación</w:t>
-            </w:r>
-          </w:p>
-        </w:tc>
-      </w:tr>
-      <w:tr>
-        <w:trPr>
-          <w:cantSplit/>
-        </w:trPr>
-        <w:tc>
-          <w:tcPr>
-            <w:tcW w:type="dxa" w:w="2088"/>
-            <w:vAlign w:val="center"/>
-            <w:shd w:fill="F4F5FA"/>
-            <w:tcMar>
-              <w:top w:w="70" w:type="dxa"/>
-              <w:bottom w:w="70" w:type="dxa"/>
-              <w:left w:w="90" w:type="dxa"/>
-              <w:right w:w="90" w:type="dxa"/>
-            </w:tcMar>
-          </w:tcPr>
-          <w:p>
-            <w:pPr>
-              <w:spacing w:before="0" w:after="0" w:line="247" w:lineRule="auto"/>
-              <w:jc w:val="left"/>
-            </w:pPr>
-            <w:r>
-              <w:rPr>
-                <w:rFonts w:ascii="Times New Roman" w:hAnsi="Times New Roman"/>
-                <w:sz w:val="21"/>
-              </w:rPr>
-              <w:t>D3 integrado</w:t>
-            </w:r>
-          </w:p>
-        </w:tc>
-        <w:tc>
-          <w:tcPr>
-            <w:tcW w:type="dxa" w:w="3888"/>
-            <w:vAlign w:val="center"/>
-            <w:shd w:fill="F4F5FA"/>
-            <w:tcMar>
-              <w:top w:w="70" w:type="dxa"/>
-              <w:bottom w:w="70" w:type="dxa"/>
-              <w:left w:w="90" w:type="dxa"/>
-              <w:right w:w="90" w:type="dxa"/>
-            </w:tcMar>
-          </w:tcPr>
-          <w:p>
-            <w:pPr>
-              <w:spacing w:before="0" w:after="0" w:line="247" w:lineRule="auto"/>
-              <w:jc w:val="left"/>
-            </w:pPr>
-            <w:r>
-              <w:rPr>
-                <w:rFonts w:ascii="Times New Roman" w:hAnsi="Times New Roman"/>
-                <w:sz w:val="21"/>
-              </w:rPr>
-              <w:t>Conservar y completar</w:t>
-            </w:r>
-          </w:p>
-        </w:tc>
-        <w:tc>
-          <w:tcPr>
-            <w:tcW w:type="dxa" w:w="3384"/>
-            <w:vAlign w:val="center"/>
-            <w:shd w:fill="F4F5FA"/>
-            <w:tcMar>
-              <w:top w:w="70" w:type="dxa"/>
-              <w:bottom w:w="70" w:type="dxa"/>
-              <w:left w:w="90" w:type="dxa"/>
-              <w:right w:w="90" w:type="dxa"/>
-            </w:tcMar>
-          </w:tcPr>
-          <w:p>
-            <w:pPr>
-              <w:spacing w:before="0" w:after="0" w:line="247" w:lineRule="auto"/>
-              <w:jc w:val="left"/>
-            </w:pPr>
-            <w:r>
-              <w:rPr>
-                <w:rFonts w:ascii="Times New Roman" w:hAnsi="Times New Roman"/>
-                <w:sz w:val="21"/>
-              </w:rPr>
-              <w:t>N06 mantiene las cinco salidas; añade comparación de combinaciones y contrato explícito de economía/acceso exploratorios</w:t>
-            </w:r>
-          </w:p>
-        </w:tc>
-      </w:tr>
-      <w:tr>
-        <w:trPr>
-          <w:cantSplit/>
-        </w:trPr>
-        <w:tc>
-          <w:tcPr>
-            <w:tcW w:type="dxa" w:w="2088"/>
-            <w:vAlign w:val="center"/>
-            <w:shd w:fill="FFFFFF"/>
-            <w:tcMar>
-              <w:top w:w="70" w:type="dxa"/>
-              <w:bottom w:w="70" w:type="dxa"/>
-              <w:left w:w="90" w:type="dxa"/>
-              <w:right w:w="90" w:type="dxa"/>
-            </w:tcMar>
-          </w:tcPr>
-          <w:p>
-            <w:pPr>
-              <w:spacing w:before="0" w:after="0" w:line="247" w:lineRule="auto"/>
-              <w:jc w:val="left"/>
-            </w:pPr>
-            <w:r>
-              <w:rPr>
-                <w:rFonts w:ascii="Times New Roman" w:hAnsi="Times New Roman"/>
-                <w:sz w:val="21"/>
-              </w:rPr>
-              <w:t>G1 oferta v0.2</w:t>
-            </w:r>
-          </w:p>
-        </w:tc>
-        <w:tc>
-          <w:tcPr>
-            <w:tcW w:type="dxa" w:w="3888"/>
-            <w:vAlign w:val="center"/>
-            <w:shd w:fill="FFFFFF"/>
-            <w:tcMar>
-              <w:top w:w="70" w:type="dxa"/>
-              <w:bottom w:w="70" w:type="dxa"/>
-              <w:left w:w="90" w:type="dxa"/>
-              <w:right w:w="90" w:type="dxa"/>
-            </w:tcMar>
-          </w:tcPr>
-          <w:p>
-            <w:pPr>
-              <w:spacing w:before="0" w:after="0" w:line="247" w:lineRule="auto"/>
-              <w:jc w:val="left"/>
-            </w:pPr>
-            <w:r>
-              <w:rPr>
-                <w:rFonts w:ascii="Times New Roman" w:hAnsi="Times New Roman"/>
-                <w:sz w:val="21"/>
-              </w:rPr>
-              <w:t>Conservar, redistribuir y completar</w:t>
-            </w:r>
-          </w:p>
-        </w:tc>
-        <w:tc>
-          <w:tcPr>
-            <w:tcW w:type="dxa" w:w="3384"/>
-            <w:vAlign w:val="center"/>
-            <w:shd w:fill="FFFFFF"/>
-            <w:tcMar>
-              <w:top w:w="70" w:type="dxa"/>
-              <w:bottom w:w="70" w:type="dxa"/>
-              <w:left w:w="90" w:type="dxa"/>
-              <w:right w:w="90" w:type="dxa"/>
-            </w:tcMar>
-          </w:tcPr>
-          <w:p>
-            <w:pPr>
-              <w:spacing w:before="0" w:after="0" w:line="247" w:lineRule="auto"/>
-              <w:jc w:val="left"/>
-            </w:pPr>
-            <w:r>
-              <w:rPr>
-                <w:rFonts w:ascii="Times New Roman" w:hAnsi="Times New Roman"/>
-                <w:sz w:val="21"/>
-              </w:rPr>
-              <w:t>N04/N07/N08/N09 separan comprador, posicionamiento, oferta/precio y demanda; conservan promesa trazable y origen–respuesta–cualificación con coste de intentos fallidos</w:t>
-            </w:r>
-          </w:p>
-        </w:tc>
-      </w:tr>
-      <w:tr>
-        <w:trPr>
-          <w:cantSplit/>
-        </w:trPr>
-        <w:tc>
-          <w:tcPr>
-            <w:tcW w:type="dxa" w:w="2088"/>
-            <w:vAlign w:val="center"/>
-            <w:shd w:fill="F4F5FA"/>
-            <w:tcMar>
-              <w:top w:w="70" w:type="dxa"/>
-              <w:bottom w:w="70" w:type="dxa"/>
-              <w:left w:w="90" w:type="dxa"/>
-              <w:right w:w="90" w:type="dxa"/>
-            </w:tcMar>
-          </w:tcPr>
-          <w:p>
-            <w:pPr>
-              <w:spacing w:before="0" w:after="0" w:line="247" w:lineRule="auto"/>
-              <w:jc w:val="left"/>
-            </w:pPr>
-            <w:r>
-              <w:rPr>
-                <w:rFonts w:ascii="Times New Roman" w:hAnsi="Times New Roman"/>
-                <w:sz w:val="21"/>
-              </w:rPr>
-              <w:t>G2 economía v0.2</w:t>
-            </w:r>
-          </w:p>
-        </w:tc>
-        <w:tc>
-          <w:tcPr>
-            <w:tcW w:type="dxa" w:w="3888"/>
-            <w:vAlign w:val="center"/>
-            <w:shd w:fill="F4F5FA"/>
-            <w:tcMar>
-              <w:top w:w="70" w:type="dxa"/>
-              <w:bottom w:w="70" w:type="dxa"/>
-              <w:left w:w="90" w:type="dxa"/>
-              <w:right w:w="90" w:type="dxa"/>
-            </w:tcMar>
-          </w:tcPr>
-          <w:p>
-            <w:pPr>
-              <w:spacing w:before="0" w:after="0" w:line="247" w:lineRule="auto"/>
-              <w:jc w:val="left"/>
-            </w:pPr>
-            <w:r>
-              <w:rPr>
-                <w:rFonts w:ascii="Times New Roman" w:hAnsi="Times New Roman"/>
-                <w:sz w:val="21"/>
-              </w:rPr>
-              <w:t>Conservar y completar</w:t>
-            </w:r>
-          </w:p>
-        </w:tc>
-        <w:tc>
-          <w:tcPr>
-            <w:tcW w:type="dxa" w:w="3384"/>
-            <w:vAlign w:val="center"/>
-            <w:shd w:fill="F4F5FA"/>
-            <w:tcMar>
-              <w:top w:w="70" w:type="dxa"/>
-              <w:bottom w:w="70" w:type="dxa"/>
-              <w:left w:w="90" w:type="dxa"/>
-              <w:right w:w="90" w:type="dxa"/>
-            </w:tcMar>
-          </w:tcPr>
-          <w:p>
-            <w:pPr>
-              <w:spacing w:before="0" w:after="0" w:line="247" w:lineRule="auto"/>
-              <w:jc w:val="left"/>
-            </w:pPr>
-            <w:r>
-              <w:rPr>
-                <w:rFonts w:ascii="Times New Roman" w:hAnsi="Times New Roman"/>
-                <w:sz w:val="21"/>
-              </w:rPr>
-              <w:t>N12 conserva desconocido distinto de cero, caja/capacidad, escenario diferencial y umbrales; N08 diseña precio y N11 cumplimiento; completar dominio de mezcla/producto/canal cuando se implemente</w:t>
-            </w:r>
-          </w:p>
-        </w:tc>
-      </w:tr>
-      <w:tr>
-        <w:trPr>
-          <w:cantSplit/>
-        </w:trPr>
-        <w:tc>
-          <w:tcPr>
-            <w:tcW w:type="dxa" w:w="2088"/>
-            <w:vAlign w:val="center"/>
-            <w:shd w:fill="FFFFFF"/>
-            <w:tcMar>
-              <w:top w:w="70" w:type="dxa"/>
-              <w:bottom w:w="70" w:type="dxa"/>
-              <w:left w:w="90" w:type="dxa"/>
-              <w:right w:w="90" w:type="dxa"/>
-            </w:tcMar>
-          </w:tcPr>
-          <w:p>
-            <w:pPr>
-              <w:spacing w:before="0" w:after="0" w:line="247" w:lineRule="auto"/>
-              <w:jc w:val="left"/>
-            </w:pPr>
-            <w:r>
-              <w:rPr>
-                <w:rFonts w:ascii="Times New Roman" w:hAnsi="Times New Roman"/>
-                <w:sz w:val="21"/>
-              </w:rPr>
-              <w:t>G3 recorrido v0.1</w:t>
-            </w:r>
-          </w:p>
-        </w:tc>
-        <w:tc>
-          <w:tcPr>
-            <w:tcW w:type="dxa" w:w="3888"/>
-            <w:vAlign w:val="center"/>
-            <w:shd w:fill="FFFFFF"/>
-            <w:tcMar>
-              <w:top w:w="70" w:type="dxa"/>
-              <w:bottom w:w="70" w:type="dxa"/>
-              <w:left w:w="90" w:type="dxa"/>
-              <w:right w:w="90" w:type="dxa"/>
-            </w:tcMar>
-          </w:tcPr>
-          <w:p>
-            <w:pPr>
-              <w:spacing w:before="0" w:after="0" w:line="247" w:lineRule="auto"/>
-              <w:jc w:val="left"/>
-            </w:pPr>
-            <w:r>
-              <w:rPr>
-                <w:rFonts w:ascii="Times New Roman" w:hAnsi="Times New Roman"/>
-                <w:sz w:val="21"/>
-              </w:rPr>
-              <w:t>Conservar y ampliar</w:t>
-            </w:r>
-          </w:p>
-        </w:tc>
-        <w:tc>
-          <w:tcPr>
-            <w:tcW w:type="dxa" w:w="3384"/>
-            <w:vAlign w:val="center"/>
-            <w:shd w:fill="FFFFFF"/>
-            <w:tcMar>
-              <w:top w:w="70" w:type="dxa"/>
-              <w:bottom w:w="70" w:type="dxa"/>
-              <w:left w:w="90" w:type="dxa"/>
-              <w:right w:w="90" w:type="dxa"/>
-            </w:tcMar>
-          </w:tcPr>
-          <w:p>
-            <w:pPr>
-              <w:spacing w:before="0" w:after="0" w:line="247" w:lineRule="auto"/>
-              <w:jc w:val="left"/>
-            </w:pPr>
-            <w:r>
-              <w:rPr>
-                <w:rFonts w:ascii="Times New Roman" w:hAnsi="Times New Roman"/>
-                <w:sz w:val="21"/>
-              </w:rPr>
-              <w:t>N10/N11 separan compra y cumplimiento; conservan transición, autoridad, receptor y cambio de premisa; adaptan ruta a canal/autoservicio y posventa pertinente</w:t>
-            </w:r>
-          </w:p>
-        </w:tc>
-      </w:tr>
-      <w:tr>
-        <w:trPr>
-          <w:cantSplit/>
-        </w:trPr>
-        <w:tc>
-          <w:tcPr>
-            <w:tcW w:type="dxa" w:w="2088"/>
-            <w:vAlign w:val="center"/>
-            <w:shd w:fill="F4F5FA"/>
-            <w:tcMar>
-              <w:top w:w="70" w:type="dxa"/>
-              <w:bottom w:w="70" w:type="dxa"/>
-              <w:left w:w="90" w:type="dxa"/>
-              <w:right w:w="90" w:type="dxa"/>
-            </w:tcMar>
-          </w:tcPr>
-          <w:p>
-            <w:pPr>
-              <w:spacing w:before="0" w:after="0" w:line="247" w:lineRule="auto"/>
-              <w:jc w:val="left"/>
-            </w:pPr>
-            <w:r>
-              <w:rPr>
-                <w:rFonts w:ascii="Times New Roman" w:hAnsi="Times New Roman"/>
-                <w:sz w:val="21"/>
-              </w:rPr>
-              <w:t>G4 pruebas v0.1</w:t>
-            </w:r>
-          </w:p>
-        </w:tc>
-        <w:tc>
-          <w:tcPr>
-            <w:tcW w:type="dxa" w:w="3888"/>
-            <w:vAlign w:val="center"/>
-            <w:shd w:fill="F4F5FA"/>
-            <w:tcMar>
-              <w:top w:w="70" w:type="dxa"/>
-              <w:bottom w:w="70" w:type="dxa"/>
-              <w:left w:w="90" w:type="dxa"/>
-              <w:right w:w="90" w:type="dxa"/>
-            </w:tcMar>
-          </w:tcPr>
-          <w:p>
-            <w:pPr>
-              <w:spacing w:before="0" w:after="0" w:line="247" w:lineRule="auto"/>
-              <w:jc w:val="left"/>
-            </w:pPr>
-            <w:r>
-              <w:rPr>
-                <w:rFonts w:ascii="Times New Roman" w:hAnsi="Times New Roman"/>
-                <w:sz w:val="21"/>
-              </w:rPr>
-              <w:t>Conservar y adaptar</w:t>
-            </w:r>
-          </w:p>
-        </w:tc>
-        <w:tc>
-          <w:tcPr>
-            <w:tcW w:type="dxa" w:w="3384"/>
-            <w:vAlign w:val="center"/>
-            <w:shd w:fill="F4F5FA"/>
-            <w:tcMar>
-              <w:top w:w="70" w:type="dxa"/>
-              <w:bottom w:w="70" w:type="dxa"/>
-              <w:left w:w="90" w:type="dxa"/>
-              <w:right w:w="90" w:type="dxa"/>
-            </w:tcMar>
-          </w:tcPr>
-          <w:p>
-            <w:pPr>
-              <w:spacing w:before="0" w:after="0" w:line="247" w:lineRule="auto"/>
-              <w:jc w:val="left"/>
-            </w:pPr>
-            <w:r>
-              <w:rPr>
-                <w:rFonts w:ascii="Times New Roman" w:hAnsi="Times New Roman"/>
-                <w:sz w:val="21"/>
-              </w:rPr>
-              <w:t>N13/N14 incorporan medición y secuencia. Retirar como límite general que toda construcción deba nacer de una prueba: también se construye por obligación de la promesa contratada</w:t>
-            </w:r>
-          </w:p>
-        </w:tc>
-      </w:tr>
-      <w:tr>
-        <w:trPr>
-          <w:cantSplit/>
-        </w:trPr>
-        <w:tc>
-          <w:tcPr>
-            <w:tcW w:type="dxa" w:w="2088"/>
-            <w:vAlign w:val="center"/>
-            <w:shd w:fill="FFFFFF"/>
-            <w:tcMar>
-              <w:top w:w="70" w:type="dxa"/>
-              <w:bottom w:w="70" w:type="dxa"/>
-              <w:left w:w="90" w:type="dxa"/>
-              <w:right w:w="90" w:type="dxa"/>
-            </w:tcMar>
-          </w:tcPr>
-          <w:p>
-            <w:pPr>
-              <w:spacing w:before="0" w:after="0" w:line="247" w:lineRule="auto"/>
-              <w:jc w:val="left"/>
-            </w:pPr>
-            <w:r>
-              <w:rPr>
-                <w:rFonts w:ascii="Times New Roman" w:hAnsi="Times New Roman"/>
-                <w:sz w:val="21"/>
-              </w:rPr>
-              <w:t>P1 materiales v0.2</w:t>
-            </w:r>
-          </w:p>
-        </w:tc>
-        <w:tc>
-          <w:tcPr>
-            <w:tcW w:type="dxa" w:w="3888"/>
-            <w:vAlign w:val="center"/>
-            <w:shd w:fill="FFFFFF"/>
-            <w:tcMar>
-              <w:top w:w="70" w:type="dxa"/>
-              <w:bottom w:w="70" w:type="dxa"/>
-              <w:left w:w="90" w:type="dxa"/>
-              <w:right w:w="90" w:type="dxa"/>
-            </w:tcMar>
-          </w:tcPr>
-          <w:p>
-            <w:pPr>
-              <w:spacing w:before="0" w:after="0" w:line="247" w:lineRule="auto"/>
-              <w:jc w:val="left"/>
-            </w:pPr>
-            <w:r>
-              <w:rPr>
-                <w:rFonts w:ascii="Times New Roman" w:hAnsi="Times New Roman"/>
-                <w:sz w:val="21"/>
-              </w:rPr>
-              <w:t>Conservar y adaptar</w:t>
-            </w:r>
-          </w:p>
-        </w:tc>
-        <w:tc>
-          <w:tcPr>
-            <w:tcW w:type="dxa" w:w="3384"/>
-            <w:vAlign w:val="center"/>
-            <w:shd w:fill="FFFFFF"/>
-            <w:tcMar>
-              <w:top w:w="70" w:type="dxa"/>
-              <w:bottom w:w="70" w:type="dxa"/>
-              <w:left w:w="90" w:type="dxa"/>
-              <w:right w:w="90" w:type="dxa"/>
-            </w:tcMar>
-          </w:tcPr>
-          <w:p>
-            <w:pPr>
-              <w:spacing w:before="0" w:after="0" w:line="247" w:lineRule="auto"/>
-              <w:jc w:val="left"/>
-            </w:pPr>
-            <w:r>
-              <w:rPr>
-                <w:rFonts w:ascii="Times New Roman" w:hAnsi="Times New Roman"/>
-                <w:sz w:val="21"/>
-              </w:rPr>
-              <w:t>N15 conserva contenido utilizable, configuración real y M0 de presentación; adapta selección de piezas a cada recorrido, sin guion/propuesta obligatorios</w:t>
-            </w:r>
-          </w:p>
-        </w:tc>
-      </w:tr>
-      <w:tr>
-        <w:trPr>
-          <w:cantSplit/>
-        </w:trPr>
-        <w:tc>
-          <w:tcPr>
-            <w:tcW w:type="dxa" w:w="2088"/>
-            <w:vAlign w:val="center"/>
-            <w:shd w:fill="F4F5FA"/>
-            <w:tcMar>
-              <w:top w:w="70" w:type="dxa"/>
-              <w:bottom w:w="70" w:type="dxa"/>
-              <w:left w:w="90" w:type="dxa"/>
-              <w:right w:w="90" w:type="dxa"/>
-            </w:tcMar>
-          </w:tcPr>
-          <w:p>
-            <w:pPr>
-              <w:spacing w:before="0" w:after="0" w:line="247" w:lineRule="auto"/>
-              <w:jc w:val="left"/>
-            </w:pPr>
-            <w:r>
-              <w:rPr>
-                <w:rFonts w:ascii="Times New Roman" w:hAnsi="Times New Roman"/>
-                <w:sz w:val="21"/>
-              </w:rPr>
-              <w:t>P1 paquete v0.1</w:t>
-            </w:r>
-          </w:p>
-        </w:tc>
-        <w:tc>
-          <w:tcPr>
-            <w:tcW w:type="dxa" w:w="3888"/>
-            <w:vAlign w:val="center"/>
-            <w:shd w:fill="F4F5FA"/>
-            <w:tcMar>
-              <w:top w:w="70" w:type="dxa"/>
-              <w:bottom w:w="70" w:type="dxa"/>
-              <w:left w:w="90" w:type="dxa"/>
-              <w:right w:w="90" w:type="dxa"/>
-            </w:tcMar>
-          </w:tcPr>
-          <w:p>
-            <w:pPr>
-              <w:spacing w:before="0" w:after="0" w:line="247" w:lineRule="auto"/>
-              <w:jc w:val="left"/>
-            </w:pPr>
-            <w:r>
-              <w:rPr>
-                <w:rFonts w:ascii="Times New Roman" w:hAnsi="Times New Roman"/>
-                <w:sz w:val="21"/>
-              </w:rPr>
-              <w:t>Conservar en su uso</w:t>
-            </w:r>
-          </w:p>
-        </w:tc>
-        <w:tc>
-          <w:tcPr>
-            <w:tcW w:type="dxa" w:w="3384"/>
-            <w:vAlign w:val="center"/>
-            <w:shd w:fill="F4F5FA"/>
-            <w:tcMar>
-              <w:top w:w="70" w:type="dxa"/>
-              <w:bottom w:w="70" w:type="dxa"/>
-              <w:left w:w="90" w:type="dxa"/>
-              <w:right w:w="90" w:type="dxa"/>
-            </w:tcMar>
-          </w:tcPr>
-          <w:p>
-            <w:pPr>
-              <w:spacing w:before="0" w:after="0" w:line="247" w:lineRule="auto"/>
-              <w:jc w:val="left"/>
-            </w:pPr>
-            <w:r>
-              <w:rPr>
-                <w:rFonts w:ascii="Times New Roman" w:hAnsi="Times New Roman"/>
-                <w:sz w:val="21"/>
-              </w:rPr>
-              <w:t>N15/N17 conservan selección, integridad y procedencia al transferir archivos; no se convierte en procedimiento rutinario de migración de sesión</w:t>
-            </w:r>
-          </w:p>
-        </w:tc>
-      </w:tr>
-      <w:tr>
-        <w:trPr>
-          <w:cantSplit/>
-        </w:trPr>
-        <w:tc>
-          <w:tcPr>
-            <w:tcW w:type="dxa" w:w="2088"/>
-            <w:vAlign w:val="center"/>
-            <w:shd w:fill="FFFFFF"/>
-            <w:tcMar>
-              <w:top w:w="70" w:type="dxa"/>
-              <w:bottom w:w="70" w:type="dxa"/>
-              <w:left w:w="90" w:type="dxa"/>
-              <w:right w:w="90" w:type="dxa"/>
-            </w:tcMar>
-          </w:tcPr>
-          <w:p>
-            <w:pPr>
-              <w:spacing w:before="0" w:after="0" w:line="247" w:lineRule="auto"/>
-              <w:jc w:val="left"/>
-            </w:pPr>
-            <w:r>
-              <w:rPr>
-                <w:rFonts w:ascii="Times New Roman" w:hAnsi="Times New Roman"/>
-                <w:sz w:val="21"/>
-              </w:rPr>
-              <w:t>P2 integrado</w:t>
-            </w:r>
-          </w:p>
-        </w:tc>
-        <w:tc>
-          <w:tcPr>
-            <w:tcW w:type="dxa" w:w="3888"/>
-            <w:vAlign w:val="center"/>
-            <w:shd w:fill="FFFFFF"/>
-            <w:tcMar>
-              <w:top w:w="70" w:type="dxa"/>
-              <w:bottom w:w="70" w:type="dxa"/>
-              <w:left w:w="90" w:type="dxa"/>
-              <w:right w:w="90" w:type="dxa"/>
-            </w:tcMar>
-          </w:tcPr>
-          <w:p>
-            <w:pPr>
-              <w:spacing w:before="0" w:after="0" w:line="247" w:lineRule="auto"/>
-              <w:jc w:val="left"/>
-            </w:pPr>
-            <w:r>
-              <w:rPr>
-                <w:rFonts w:ascii="Times New Roman" w:hAnsi="Times New Roman"/>
-                <w:sz w:val="21"/>
-              </w:rPr>
-              <w:t>Conservar y completar</w:t>
-            </w:r>
-          </w:p>
-        </w:tc>
-        <w:tc>
-          <w:tcPr>
-            <w:tcW w:type="dxa" w:w="3384"/>
-            <w:vAlign w:val="center"/>
-            <w:shd w:fill="FFFFFF"/>
-            <w:tcMar>
-              <w:top w:w="70" w:type="dxa"/>
-              <w:bottom w:w="70" w:type="dxa"/>
-              <w:left w:w="90" w:type="dxa"/>
-              <w:right w:w="90" w:type="dxa"/>
-            </w:tcMar>
-          </w:tcPr>
-          <w:p>
-            <w:pPr>
-              <w:spacing w:before="0" w:after="0" w:line="247" w:lineRule="auto"/>
-              <w:jc w:val="left"/>
-            </w:pPr>
-            <w:r>
-              <w:rPr>
-                <w:rFonts w:ascii="Times New Roman" w:hAnsi="Times New Roman"/>
-                <w:sz w:val="21"/>
-              </w:rPr>
-              <w:t>N16 desarrolla protocolos de cobertura por recorrido y tipo de evidencia para una futura prestación; su ejecución no forma parte de la construcción fundacional</w:t>
-            </w:r>
-          </w:p>
-        </w:tc>
-      </w:tr>
-      <w:tr>
-        <w:trPr>
-          <w:cantSplit/>
-        </w:trPr>
-        <w:tc>
-          <w:tcPr>
-            <w:tcW w:type="dxa" w:w="2088"/>
-            <w:vAlign w:val="center"/>
-            <w:shd w:fill="F4F5FA"/>
-            <w:tcMar>
-              <w:top w:w="70" w:type="dxa"/>
-              <w:bottom w:w="70" w:type="dxa"/>
-              <w:left w:w="90" w:type="dxa"/>
-              <w:right w:w="90" w:type="dxa"/>
-            </w:tcMar>
-          </w:tcPr>
-          <w:p>
-            <w:pPr>
-              <w:spacing w:before="0" w:after="0" w:line="247" w:lineRule="auto"/>
-              <w:jc w:val="left"/>
-            </w:pPr>
-            <w:r>
-              <w:rPr>
-                <w:rFonts w:ascii="Times New Roman" w:hAnsi="Times New Roman"/>
-                <w:sz w:val="21"/>
-              </w:rPr>
-              <w:t>P3 cierre v0.1</w:t>
-            </w:r>
-          </w:p>
-        </w:tc>
-        <w:tc>
-          <w:tcPr>
-            <w:tcW w:type="dxa" w:w="3888"/>
-            <w:vAlign w:val="center"/>
-            <w:shd w:fill="F4F5FA"/>
-            <w:tcMar>
-              <w:top w:w="70" w:type="dxa"/>
-              <w:bottom w:w="70" w:type="dxa"/>
-              <w:left w:w="90" w:type="dxa"/>
-              <w:right w:w="90" w:type="dxa"/>
-            </w:tcMar>
-          </w:tcPr>
-          <w:p>
-            <w:pPr>
-              <w:spacing w:before="0" w:after="0" w:line="247" w:lineRule="auto"/>
-              <w:jc w:val="left"/>
-            </w:pPr>
-            <w:r>
-              <w:rPr>
-                <w:rFonts w:ascii="Times New Roman" w:hAnsi="Times New Roman"/>
-                <w:sz w:val="21"/>
-              </w:rPr>
-              <w:t>Conservar y completar</w:t>
-            </w:r>
-          </w:p>
-        </w:tc>
-        <w:tc>
-          <w:tcPr>
-            <w:tcW w:type="dxa" w:w="3384"/>
-            <w:vAlign w:val="center"/>
-            <w:shd w:fill="F4F5FA"/>
-            <w:tcMar>
-              <w:top w:w="70" w:type="dxa"/>
-              <w:bottom w:w="70" w:type="dxa"/>
-              <w:left w:w="90" w:type="dxa"/>
-              <w:right w:w="90" w:type="dxa"/>
-            </w:tcMar>
-          </w:tcPr>
-          <w:p>
-            <w:pPr>
-              <w:spacing w:before="0" w:after="0" w:line="247" w:lineRule="auto"/>
-              <w:jc w:val="left"/>
-            </w:pPr>
-            <w:r>
-              <w:rPr>
-                <w:rFonts w:ascii="Times New Roman" w:hAnsi="Times New Roman"/>
-                <w:sz w:val="21"/>
-              </w:rPr>
-              <w:t>N17 amplía desde evaluación de una salida recibida hacia recepción del servicio, límites de soporte y aprendizaje autorizado</w:t>
-            </w:r>
-          </w:p>
-        </w:tc>
-      </w:tr>
-      <w:tr>
-        <w:trPr>
-          <w:cantSplit/>
-        </w:trPr>
-        <w:tc>
-          <w:tcPr>
-            <w:tcW w:type="dxa" w:w="2088"/>
-            <w:vAlign w:val="center"/>
-            <w:shd w:fill="FFFFFF"/>
-            <w:tcMar>
-              <w:top w:w="70" w:type="dxa"/>
-              <w:bottom w:w="70" w:type="dxa"/>
-              <w:left w:w="90" w:type="dxa"/>
-              <w:right w:w="90" w:type="dxa"/>
-            </w:tcMar>
-          </w:tcPr>
-          <w:p>
-            <w:pPr>
-              <w:spacing w:before="0" w:after="0" w:line="247" w:lineRule="auto"/>
-              <w:jc w:val="left"/>
-            </w:pPr>
-            <w:r>
-              <w:rPr>
-                <w:rFonts w:ascii="Times New Roman" w:hAnsi="Times New Roman"/>
-                <w:sz w:val="21"/>
-              </w:rPr>
-              <w:t>Entrada v0.7</w:t>
-            </w:r>
-          </w:p>
-        </w:tc>
-        <w:tc>
-          <w:tcPr>
-            <w:tcW w:type="dxa" w:w="3888"/>
-            <w:vAlign w:val="center"/>
-            <w:shd w:fill="FFFFFF"/>
-            <w:tcMar>
-              <w:top w:w="70" w:type="dxa"/>
-              <w:bottom w:w="70" w:type="dxa"/>
-              <w:left w:w="90" w:type="dxa"/>
-              <w:right w:w="90" w:type="dxa"/>
-            </w:tcMar>
-          </w:tcPr>
-          <w:p>
-            <w:pPr>
-              <w:spacing w:before="0" w:after="0" w:line="247" w:lineRule="auto"/>
-              <w:jc w:val="left"/>
-            </w:pPr>
-            <w:r>
-              <w:rPr>
-                <w:rFonts w:ascii="Times New Roman" w:hAnsi="Times New Roman"/>
-                <w:sz w:val="21"/>
-              </w:rPr>
-              <w:t>Adaptar conceptos y construir nueva entrada</w:t>
-            </w:r>
-          </w:p>
-        </w:tc>
-        <w:tc>
-          <w:tcPr>
-            <w:tcW w:type="dxa" w:w="3384"/>
-            <w:vAlign w:val="center"/>
-            <w:shd w:fill="FFFFFF"/>
-            <w:tcMar>
-              <w:top w:w="70" w:type="dxa"/>
-              <w:bottom w:w="70" w:type="dxa"/>
-              <w:left w:w="90" w:type="dxa"/>
-              <w:right w:w="90" w:type="dxa"/>
-            </w:tcMar>
-          </w:tcPr>
-          <w:p>
-            <w:pPr>
-              <w:spacing w:before="0" w:after="0" w:line="247" w:lineRule="auto"/>
-              <w:jc w:val="left"/>
-            </w:pPr>
-            <w:r>
-              <w:rPr>
-                <w:rFonts w:ascii="Times New Roman" w:hAnsi="Times New Roman"/>
-                <w:sz w:val="21"/>
-              </w:rPr>
-              <w:t>Conservar operación conversacional y trazabilidad; redactar una entrada autónoma basada en N01–N17, sin depender del original durante la prestación</w:t>
-            </w:r>
-          </w:p>
-        </w:tc>
-      </w:tr>
-      <w:tr>
-        <w:trPr>
-          <w:cantSplit/>
-        </w:trPr>
-        <w:tc>
-          <w:tcPr>
-            <w:tcW w:type="dxa" w:w="2088"/>
-            <w:vAlign w:val="center"/>
-            <w:shd w:fill="F4F5FA"/>
-            <w:tcMar>
-              <w:top w:w="70" w:type="dxa"/>
-              <w:bottom w:w="70" w:type="dxa"/>
-              <w:left w:w="90" w:type="dxa"/>
-              <w:right w:w="90" w:type="dxa"/>
-            </w:tcMar>
-          </w:tcPr>
-          <w:p>
-            <w:pPr>
-              <w:spacing w:before="0" w:after="0" w:line="247" w:lineRule="auto"/>
-              <w:jc w:val="left"/>
-            </w:pPr>
-            <w:r>
-              <w:rPr>
-                <w:rFonts w:ascii="Times New Roman" w:hAnsi="Times New Roman"/>
-                <w:sz w:val="21"/>
-              </w:rPr>
-              <w:t>Formato expediente y kit v0.1</w:t>
-            </w:r>
-          </w:p>
-        </w:tc>
-        <w:tc>
-          <w:tcPr>
-            <w:tcW w:type="dxa" w:w="3888"/>
-            <w:vAlign w:val="center"/>
-            <w:shd w:fill="F4F5FA"/>
-            <w:tcMar>
-              <w:top w:w="70" w:type="dxa"/>
-              <w:bottom w:w="70" w:type="dxa"/>
-              <w:left w:w="90" w:type="dxa"/>
-              <w:right w:w="90" w:type="dxa"/>
-            </w:tcMar>
-          </w:tcPr>
-          <w:p>
-            <w:pPr>
-              <w:spacing w:before="0" w:after="0" w:line="247" w:lineRule="auto"/>
-              <w:jc w:val="left"/>
-            </w:pPr>
-            <w:r>
-              <w:rPr>
-                <w:rFonts w:ascii="Times New Roman" w:hAnsi="Times New Roman"/>
-                <w:sz w:val="21"/>
-              </w:rPr>
-              <w:t>Adaptar y completar</w:t>
-            </w:r>
-          </w:p>
-        </w:tc>
-        <w:tc>
-          <w:tcPr>
-            <w:tcW w:type="dxa" w:w="3384"/>
-            <w:vAlign w:val="center"/>
-            <w:shd w:fill="F4F5FA"/>
-            <w:tcMar>
-              <w:top w:w="70" w:type="dxa"/>
-              <w:bottom w:w="70" w:type="dxa"/>
-              <w:left w:w="90" w:type="dxa"/>
-              <w:right w:w="90" w:type="dxa"/>
-            </w:tcMar>
-          </w:tcPr>
-          <w:p>
-            <w:pPr>
-              <w:spacing w:before="0" w:after="0" w:line="247" w:lineRule="auto"/>
-              <w:jc w:val="left"/>
-            </w:pPr>
-            <w:r>
-              <w:rPr>
-                <w:rFonts w:ascii="Times New Roman" w:hAnsi="Times New Roman"/>
-                <w:sz w:val="21"/>
-              </w:rPr>
-              <w:t>Contratos de 02 y plantillas del método sustituyen corchetes genéricos por significado, productor, uso y suficiencia. Mantener la distinción entre propuesta, aceptación y cobro</w:t>
-            </w:r>
-          </w:p>
-        </w:tc>
-      </w:tr>
-    </w:tbl>
-    <w:p>
-      <w:pPr>
-        <w:spacing w:after="40" w:before="0" w:line="120" w:lineRule="auto"/>
-      </w:pPr>
-    </w:p>
-    <w:p>
-      <w:pPr>
-        <w:jc w:val="both"/>
-      </w:pPr>
-      <w:r>
-        <w:t>Los once pasos quedan íntegramente relacionados. La correspondencia conserva el razonamiento metodológico de origen. Los diecisiete nodos requieren sus propias instrucciones completas; su aparición en un mapa no equivale a implementación.</w:t>
-      </w:r>
-    </w:p>
-    <w:p>
-      <w:pPr>
-        <w:pStyle w:val="Heading2"/>
-      </w:pPr>
-      <w:r>
-        <w:t>Correspondencia con originales RevOS y GTM Planner</w:t>
-      </w:r>
-    </w:p>
-    <w:p>
-      <w:pPr>
-        <w:jc w:val="both"/>
-      </w:pPr>
-      <w:r>
-        <w:t>Los identificadores R y T remiten al registro de lectura posterior. Una adaptación conceptual no demuestra equivalencia operativa ni autoriza copiar todo el producto.</w:t>
-      </w:r>
-    </w:p>
-    <w:tbl>
-      <w:tblPr>
-        <w:tblW w:type="auto" w:w="0"/>
-        <w:tblLayout w:type="fixed"/>
-        <w:tblLook w:firstColumn="1" w:firstRow="1" w:lastColumn="0" w:lastRow="0" w:noHBand="0" w:noVBand="1" w:val="04A0"/>
-        <w:tblBorders>
-          <w:top w:val="single" w:sz="4" w:color="D9D9D9"/>
-          <w:left w:val="single" w:sz="4" w:color="D9D9D9"/>
-          <w:bottom w:val="single" w:sz="4" w:color="D9D9D9"/>
-          <w:right w:val="single" w:sz="4" w:color="D9D9D9"/>
-          <w:insideH w:val="single" w:sz="4" w:color="D9D9D9"/>
-          <w:insideV w:val="single" w:sz="4" w:color="D9D9D9"/>
-        </w:tblBorders>
-      </w:tblPr>
-      <w:tblGrid>
-        <w:gridCol w:w="1872"/>
-        <w:gridCol w:w="2088"/>
-        <w:gridCol w:w="2592"/>
-        <w:gridCol w:w="2808"/>
-      </w:tblGrid>
-      <w:tr>
-        <w:trPr>
-          <w:cantSplit/>
-          <w:tblHeader/>
-        </w:trPr>
-        <w:tc>
-          <w:tcPr>
-            <w:tcW w:type="dxa" w:w="1872"/>
-            <w:vAlign w:val="center"/>
-            <w:shd w:fill="151B73"/>
-            <w:tcMar>
-              <w:top w:w="70" w:type="dxa"/>
-              <w:bottom w:w="70" w:type="dxa"/>
-              <w:left w:w="90" w:type="dxa"/>
-              <w:right w:w="90" w:type="dxa"/>
-            </w:tcMar>
-          </w:tcPr>
-          <w:p>
-            <w:pPr>
-              <w:spacing w:before="0" w:after="0" w:line="247" w:lineRule="auto"/>
-              <w:jc w:val="left"/>
-            </w:pPr>
-            <w:r>
-              <w:rPr>
-                <w:rFonts w:ascii="Times New Roman" w:hAnsi="Times New Roman"/>
-                <w:b w:val="0"/>
-                <w:color w:val="FFFFFF"/>
-                <w:sz w:val="21"/>
-              </w:rPr>
-              <w:t>Capacidad de la propuesta</w:t>
-            </w:r>
-          </w:p>
-        </w:tc>
-        <w:tc>
-          <w:tcPr>
-            <w:tcW w:type="dxa" w:w="2088"/>
-            <w:vAlign w:val="center"/>
-            <w:shd w:fill="151B73"/>
-            <w:tcMar>
-              <w:top w:w="70" w:type="dxa"/>
-              <w:bottom w:w="70" w:type="dxa"/>
-              <w:left w:w="90" w:type="dxa"/>
-              <w:right w:w="90" w:type="dxa"/>
-            </w:tcMar>
-          </w:tcPr>
-          <w:p>
-            <w:pPr>
-              <w:spacing w:before="0" w:after="0" w:line="247" w:lineRule="auto"/>
-              <w:jc w:val="left"/>
-            </w:pPr>
-            <w:r>
-              <w:rPr>
-                <w:rFonts w:ascii="Times New Roman" w:hAnsi="Times New Roman"/>
-                <w:b w:val="0"/>
-                <w:color w:val="FFFFFF"/>
-                <w:sz w:val="21"/>
-              </w:rPr>
-              <w:t>Original pertinente leído</w:t>
-            </w:r>
-          </w:p>
-        </w:tc>
-        <w:tc>
-          <w:tcPr>
-            <w:tcW w:type="dxa" w:w="2592"/>
-            <w:vAlign w:val="center"/>
-            <w:shd w:fill="151B73"/>
-            <w:tcMar>
-              <w:top w:w="70" w:type="dxa"/>
-              <w:bottom w:w="70" w:type="dxa"/>
-              <w:left w:w="90" w:type="dxa"/>
-              <w:right w:w="90" w:type="dxa"/>
-            </w:tcMar>
-          </w:tcPr>
-          <w:p>
-            <w:pPr>
-              <w:spacing w:before="0" w:after="0" w:line="247" w:lineRule="auto"/>
-              <w:jc w:val="left"/>
-            </w:pPr>
-            <w:r>
-              <w:rPr>
-                <w:rFonts w:ascii="Times New Roman" w:hAnsi="Times New Roman"/>
-                <w:b w:val="0"/>
-                <w:color w:val="FFFFFF"/>
-                <w:sz w:val="21"/>
-              </w:rPr>
-              <w:t>Conservar o adaptar</w:t>
-            </w:r>
-          </w:p>
-        </w:tc>
-        <w:tc>
-          <w:tcPr>
-            <w:tcW w:type="dxa" w:w="2808"/>
-            <w:vAlign w:val="center"/>
-            <w:shd w:fill="151B73"/>
-            <w:tcMar>
-              <w:top w:w="70" w:type="dxa"/>
-              <w:bottom w:w="70" w:type="dxa"/>
-              <w:left w:w="90" w:type="dxa"/>
-              <w:right w:w="90" w:type="dxa"/>
-            </w:tcMar>
-          </w:tcPr>
-          <w:p>
-            <w:pPr>
-              <w:spacing w:before="0" w:after="0" w:line="247" w:lineRule="auto"/>
-              <w:jc w:val="left"/>
-            </w:pPr>
-            <w:r>
-              <w:rPr>
-                <w:rFonts w:ascii="Times New Roman" w:hAnsi="Times New Roman"/>
-                <w:b w:val="0"/>
-                <w:color w:val="FFFFFF"/>
-                <w:sz w:val="21"/>
-              </w:rPr>
-              <w:t>Completar o retirar para Go2Rev</w:t>
-            </w:r>
-          </w:p>
-        </w:tc>
-      </w:tr>
-      <w:tr>
-        <w:trPr>
-          <w:cantSplit/>
-        </w:trPr>
-        <w:tc>
-          <w:tcPr>
-            <w:tcW w:type="dxa" w:w="1872"/>
-            <w:vAlign w:val="center"/>
-            <w:shd w:fill="FFFFFF"/>
-            <w:tcMar>
-              <w:top w:w="70" w:type="dxa"/>
-              <w:bottom w:w="70" w:type="dxa"/>
-              <w:left w:w="90" w:type="dxa"/>
-              <w:right w:w="90" w:type="dxa"/>
-            </w:tcMar>
-          </w:tcPr>
-          <w:p>
-            <w:pPr>
-              <w:spacing w:before="0" w:after="0" w:line="247" w:lineRule="auto"/>
-              <w:jc w:val="left"/>
-            </w:pPr>
-            <w:r>
-              <w:rPr>
-                <w:rFonts w:ascii="Times New Roman" w:hAnsi="Times New Roman"/>
-                <w:sz w:val="21"/>
-              </w:rPr>
-              <w:t>N01 encargo</w:t>
-            </w:r>
-          </w:p>
-        </w:tc>
-        <w:tc>
-          <w:tcPr>
-            <w:tcW w:type="dxa" w:w="2088"/>
-            <w:vAlign w:val="center"/>
-            <w:shd w:fill="FFFFFF"/>
-            <w:tcMar>
-              <w:top w:w="70" w:type="dxa"/>
-              <w:bottom w:w="70" w:type="dxa"/>
-              <w:left w:w="90" w:type="dxa"/>
-              <w:right w:w="90" w:type="dxa"/>
-            </w:tcMar>
-          </w:tcPr>
-          <w:p>
-            <w:pPr>
-              <w:spacing w:before="0" w:after="0" w:line="247" w:lineRule="auto"/>
-              <w:jc w:val="left"/>
-            </w:pPr>
-            <w:r>
-              <w:rPr>
-                <w:rFonts w:ascii="Times New Roman" w:hAnsi="Times New Roman"/>
-                <w:sz w:val="21"/>
-              </w:rPr>
-              <w:t>R01 orquestador/grafo; G D0</w:t>
-            </w:r>
-          </w:p>
-        </w:tc>
-        <w:tc>
-          <w:tcPr>
-            <w:tcW w:type="dxa" w:w="2592"/>
-            <w:vAlign w:val="center"/>
-            <w:shd w:fill="FFFFFF"/>
-            <w:tcMar>
-              <w:top w:w="70" w:type="dxa"/>
-              <w:bottom w:w="70" w:type="dxa"/>
-              <w:left w:w="90" w:type="dxa"/>
-              <w:right w:w="90" w:type="dxa"/>
-            </w:tcMar>
-          </w:tcPr>
-          <w:p>
-            <w:pPr>
-              <w:spacing w:before="0" w:after="0" w:line="247" w:lineRule="auto"/>
-              <w:jc w:val="left"/>
-            </w:pPr>
-            <w:r>
-              <w:rPr>
-                <w:rFonts w:ascii="Times New Roman" w:hAnsi="Times New Roman"/>
-                <w:sz w:val="21"/>
-              </w:rPr>
-              <w:t>Alcance, dependencias y separación entre fase/nodo/skill</w:t>
-            </w:r>
-          </w:p>
-        </w:tc>
-        <w:tc>
-          <w:tcPr>
-            <w:tcW w:type="dxa" w:w="2808"/>
-            <w:vAlign w:val="center"/>
-            <w:shd w:fill="FFFFFF"/>
-            <w:tcMar>
-              <w:top w:w="70" w:type="dxa"/>
-              <w:bottom w:w="70" w:type="dxa"/>
-              <w:left w:w="90" w:type="dxa"/>
-              <w:right w:w="90" w:type="dxa"/>
-            </w:tcMar>
-          </w:tcPr>
-          <w:p>
-            <w:pPr>
-              <w:spacing w:before="0" w:after="0" w:line="247" w:lineRule="auto"/>
-              <w:jc w:val="left"/>
-            </w:pPr>
-            <w:r>
-              <w:rPr>
-                <w:rFonts w:ascii="Times New Roman" w:hAnsi="Times New Roman"/>
-                <w:sz w:val="21"/>
-              </w:rPr>
-              <w:t>Salida Diagnostic autónoma y permisos por compromiso. Retirar tiers, modelo obligatorio y aprobación por cada skill</w:t>
-            </w:r>
-          </w:p>
-        </w:tc>
-      </w:tr>
-      <w:tr>
-        <w:trPr>
-          <w:cantSplit/>
-        </w:trPr>
-        <w:tc>
-          <w:tcPr>
-            <w:tcW w:type="dxa" w:w="1872"/>
-            <w:vAlign w:val="center"/>
-            <w:shd w:fill="F4F5FA"/>
-            <w:tcMar>
-              <w:top w:w="70" w:type="dxa"/>
-              <w:bottom w:w="70" w:type="dxa"/>
-              <w:left w:w="90" w:type="dxa"/>
-              <w:right w:w="90" w:type="dxa"/>
-            </w:tcMar>
-          </w:tcPr>
-          <w:p>
-            <w:pPr>
-              <w:spacing w:before="0" w:after="0" w:line="247" w:lineRule="auto"/>
-              <w:jc w:val="left"/>
-            </w:pPr>
-            <w:r>
-              <w:rPr>
-                <w:rFonts w:ascii="Times New Roman" w:hAnsi="Times New Roman"/>
-                <w:sz w:val="21"/>
-              </w:rPr>
-              <w:t>N02 conocimiento</w:t>
-            </w:r>
-          </w:p>
-        </w:tc>
-        <w:tc>
-          <w:tcPr>
-            <w:tcW w:type="dxa" w:w="2088"/>
-            <w:vAlign w:val="center"/>
-            <w:shd w:fill="F4F5FA"/>
-            <w:tcMar>
-              <w:top w:w="70" w:type="dxa"/>
-              <w:bottom w:w="70" w:type="dxa"/>
-              <w:left w:w="90" w:type="dxa"/>
-              <w:right w:w="90" w:type="dxa"/>
-            </w:tcMar>
-          </w:tcPr>
-          <w:p>
-            <w:pPr>
-              <w:spacing w:before="0" w:after="0" w:line="247" w:lineRule="auto"/>
-              <w:jc w:val="left"/>
-            </w:pPr>
-            <w:r>
-              <w:rPr>
-                <w:rFonts w:ascii="Times New Roman" w:hAnsi="Times New Roman"/>
-                <w:sz w:val="21"/>
-              </w:rPr>
-              <w:t>R02 intake/brief/knowledge; R01 convenciones; T01 intake/template</w:t>
-            </w:r>
-          </w:p>
-        </w:tc>
-        <w:tc>
-          <w:tcPr>
-            <w:tcW w:type="dxa" w:w="2592"/>
-            <w:vAlign w:val="center"/>
-            <w:shd w:fill="F4F5FA"/>
-            <w:tcMar>
-              <w:top w:w="70" w:type="dxa"/>
-              <w:bottom w:w="70" w:type="dxa"/>
-              <w:left w:w="90" w:type="dxa"/>
-              <w:right w:w="90" w:type="dxa"/>
-            </w:tcMar>
-          </w:tcPr>
-          <w:p>
-            <w:pPr>
-              <w:spacing w:before="0" w:after="0" w:line="247" w:lineRule="auto"/>
-              <w:jc w:val="left"/>
-            </w:pPr>
-            <w:r>
-              <w:rPr>
-                <w:rFonts w:ascii="Times New Roman" w:hAnsi="Times New Roman"/>
-                <w:sz w:val="21"/>
-              </w:rPr>
-              <w:t>Captura separada de interpretación; cruce de fuentes, tensiones y recolección temprana</w:t>
-            </w:r>
-          </w:p>
-        </w:tc>
-        <w:tc>
-          <w:tcPr>
-            <w:tcW w:type="dxa" w:w="2808"/>
-            <w:vAlign w:val="center"/>
-            <w:shd w:fill="F4F5FA"/>
-            <w:tcMar>
-              <w:top w:w="70" w:type="dxa"/>
-              <w:bottom w:w="70" w:type="dxa"/>
-              <w:left w:w="90" w:type="dxa"/>
-              <w:right w:w="90" w:type="dxa"/>
-            </w:tcMar>
-          </w:tcPr>
-          <w:p>
-            <w:pPr>
-              <w:spacing w:before="0" w:after="0" w:line="247" w:lineRule="auto"/>
-              <w:jc w:val="left"/>
-            </w:pPr>
-            <w:r>
-              <w:rPr>
-                <w:rFonts w:ascii="Times New Roman" w:hAnsi="Times New Roman"/>
-                <w:sz w:val="21"/>
-              </w:rPr>
-              <w:t>Ámbito iniciativa/origen/destino. Retirar jerarquía automática por tipo de fuente, CRM de confianza alta por defecto y conversión automática de faltantes en supuestos</w:t>
-            </w:r>
-          </w:p>
-        </w:tc>
-      </w:tr>
-      <w:tr>
-        <w:trPr>
-          <w:cantSplit/>
-        </w:trPr>
-        <w:tc>
-          <w:tcPr>
-            <w:tcW w:type="dxa" w:w="1872"/>
-            <w:vAlign w:val="center"/>
-            <w:shd w:fill="FFFFFF"/>
-            <w:tcMar>
-              <w:top w:w="70" w:type="dxa"/>
-              <w:bottom w:w="70" w:type="dxa"/>
-              <w:left w:w="90" w:type="dxa"/>
-              <w:right w:w="90" w:type="dxa"/>
-            </w:tcMar>
-          </w:tcPr>
-          <w:p>
-            <w:pPr>
-              <w:spacing w:before="0" w:after="0" w:line="247" w:lineRule="auto"/>
-              <w:jc w:val="left"/>
-            </w:pPr>
-            <w:r>
-              <w:rPr>
-                <w:rFonts w:ascii="Times New Roman" w:hAnsi="Times New Roman"/>
-                <w:sz w:val="21"/>
-              </w:rPr>
-              <w:t>N03 mercado/acceso</w:t>
-            </w:r>
-          </w:p>
-        </w:tc>
-        <w:tc>
-          <w:tcPr>
-            <w:tcW w:type="dxa" w:w="2088"/>
-            <w:vAlign w:val="center"/>
-            <w:shd w:fill="FFFFFF"/>
-            <w:tcMar>
-              <w:top w:w="70" w:type="dxa"/>
-              <w:bottom w:w="70" w:type="dxa"/>
-              <w:left w:w="90" w:type="dxa"/>
-              <w:right w:w="90" w:type="dxa"/>
-            </w:tcMar>
-          </w:tcPr>
-          <w:p>
-            <w:pPr>
-              <w:spacing w:before="0" w:after="0" w:line="247" w:lineRule="auto"/>
-              <w:jc w:val="left"/>
-            </w:pPr>
-            <w:r>
-              <w:rPr>
-                <w:rFonts w:ascii="Times New Roman" w:hAnsi="Times New Roman"/>
-                <w:sz w:val="21"/>
-              </w:rPr>
-              <w:t>T02 market-map y referencias; G D2</w:t>
-            </w:r>
-          </w:p>
-        </w:tc>
-        <w:tc>
-          <w:tcPr>
-            <w:tcW w:type="dxa" w:w="2592"/>
-            <w:vAlign w:val="center"/>
-            <w:shd w:fill="FFFFFF"/>
-            <w:tcMar>
-              <w:top w:w="70" w:type="dxa"/>
-              <w:bottom w:w="70" w:type="dxa"/>
-              <w:left w:w="90" w:type="dxa"/>
-              <w:right w:w="90" w:type="dxa"/>
-            </w:tcMar>
-          </w:tcPr>
-          <w:p>
-            <w:pPr>
-              <w:spacing w:before="0" w:after="0" w:line="247" w:lineRule="auto"/>
-              <w:jc w:val="left"/>
-            </w:pPr>
-            <w:r>
-              <w:rPr>
-                <w:rFonts w:ascii="Times New Roman" w:hAnsi="Times New Roman"/>
-                <w:sz w:val="21"/>
-              </w:rPr>
-              <w:t>Preparación de fuentes y alternativas al acceso faltante</w:t>
-            </w:r>
-          </w:p>
-        </w:tc>
-        <w:tc>
-          <w:tcPr>
-            <w:tcW w:type="dxa" w:w="2808"/>
-            <w:vAlign w:val="center"/>
-            <w:shd w:fill="FFFFFF"/>
-            <w:tcMar>
-              <w:top w:w="70" w:type="dxa"/>
-              <w:bottom w:w="70" w:type="dxa"/>
-              <w:left w:w="90" w:type="dxa"/>
-              <w:right w:w="90" w:type="dxa"/>
-            </w:tcMar>
-          </w:tcPr>
-          <w:p>
-            <w:pPr>
-              <w:spacing w:before="0" w:after="0" w:line="247" w:lineRule="auto"/>
-              <w:jc w:val="left"/>
-            </w:pPr>
-            <w:r>
-              <w:rPr>
-                <w:rFonts w:ascii="Times New Roman" w:hAnsi="Times New Roman"/>
-                <w:sz w:val="21"/>
-              </w:rPr>
-              <w:t>Ampliar el mapa competitivo hacia estructura de mercado, compra, entrada y entrega; no equiparar web con disponibilidad garantizada ni requerir una herramienta concreta</w:t>
-            </w:r>
-          </w:p>
-        </w:tc>
-      </w:tr>
-      <w:tr>
-        <w:trPr>
-          <w:cantSplit/>
-        </w:trPr>
-        <w:tc>
-          <w:tcPr>
-            <w:tcW w:type="dxa" w:w="1872"/>
-            <w:vAlign w:val="center"/>
-            <w:shd w:fill="F4F5FA"/>
-            <w:tcMar>
-              <w:top w:w="70" w:type="dxa"/>
-              <w:bottom w:w="70" w:type="dxa"/>
-              <w:left w:w="90" w:type="dxa"/>
-              <w:right w:w="90" w:type="dxa"/>
-            </w:tcMar>
-          </w:tcPr>
-          <w:p>
-            <w:pPr>
-              <w:spacing w:before="0" w:after="0" w:line="247" w:lineRule="auto"/>
-              <w:jc w:val="left"/>
-            </w:pPr>
-            <w:r>
-              <w:rPr>
-                <w:rFonts w:ascii="Times New Roman" w:hAnsi="Times New Roman"/>
-                <w:sz w:val="21"/>
-              </w:rPr>
-              <w:t>N04 comprador</w:t>
-            </w:r>
-          </w:p>
-        </w:tc>
-        <w:tc>
-          <w:tcPr>
-            <w:tcW w:type="dxa" w:w="2088"/>
-            <w:vAlign w:val="center"/>
-            <w:shd w:fill="F4F5FA"/>
-            <w:tcMar>
-              <w:top w:w="70" w:type="dxa"/>
-              <w:bottom w:w="70" w:type="dxa"/>
-              <w:left w:w="90" w:type="dxa"/>
-              <w:right w:w="90" w:type="dxa"/>
-            </w:tcMar>
-          </w:tcPr>
-          <w:p>
-            <w:pPr>
-              <w:spacing w:before="0" w:after="0" w:line="247" w:lineRule="auto"/>
-              <w:jc w:val="left"/>
-            </w:pPr>
-            <w:r>
-              <w:rPr>
-                <w:rFonts w:ascii="Times New Roman" w:hAnsi="Times New Roman"/>
-                <w:sz w:val="21"/>
-              </w:rPr>
-              <w:t>R02 plantillas/proceso; R04 sales-process; T01</w:t>
-            </w:r>
-          </w:p>
-        </w:tc>
-        <w:tc>
-          <w:tcPr>
-            <w:tcW w:type="dxa" w:w="2592"/>
-            <w:vAlign w:val="center"/>
-            <w:shd w:fill="F4F5FA"/>
-            <w:tcMar>
-              <w:top w:w="70" w:type="dxa"/>
-              <w:bottom w:w="70" w:type="dxa"/>
-              <w:left w:w="90" w:type="dxa"/>
-              <w:right w:w="90" w:type="dxa"/>
-            </w:tcMar>
-          </w:tcPr>
-          <w:p>
-            <w:pPr>
-              <w:spacing w:before="0" w:after="0" w:line="247" w:lineRule="auto"/>
-              <w:jc w:val="left"/>
-            </w:pPr>
-            <w:r>
-              <w:rPr>
-                <w:rFonts w:ascii="Times New Roman" w:hAnsi="Times New Roman"/>
-                <w:sz w:val="21"/>
-              </w:rPr>
-              <w:t>Roles, criterios y recorrido de compra</w:t>
-            </w:r>
-          </w:p>
-        </w:tc>
-        <w:tc>
-          <w:tcPr>
-            <w:tcW w:type="dxa" w:w="2808"/>
-            <w:vAlign w:val="center"/>
-            <w:shd w:fill="F4F5FA"/>
-            <w:tcMar>
-              <w:top w:w="70" w:type="dxa"/>
-              <w:bottom w:w="70" w:type="dxa"/>
-              <w:left w:w="90" w:type="dxa"/>
-              <w:right w:w="90" w:type="dxa"/>
-            </w:tcMar>
-          </w:tcPr>
-          <w:p>
-            <w:pPr>
-              <w:spacing w:before="0" w:after="0" w:line="247" w:lineRule="auto"/>
-              <w:jc w:val="left"/>
-            </w:pPr>
-            <w:r>
-              <w:rPr>
-                <w:rFonts w:ascii="Times New Roman" w:hAnsi="Times New Roman"/>
-                <w:sz w:val="21"/>
-              </w:rPr>
-              <w:t>Priorización de segmento por situación, transferencia y posibilidad de servir; no inventar histórico ni aplicar perfil corporativo por defecto</w:t>
-            </w:r>
-          </w:p>
-        </w:tc>
-      </w:tr>
-      <w:tr>
-        <w:trPr>
-          <w:cantSplit/>
-        </w:trPr>
-        <w:tc>
-          <w:tcPr>
-            <w:tcW w:type="dxa" w:w="1872"/>
-            <w:vAlign w:val="center"/>
-            <w:shd w:fill="FFFFFF"/>
-            <w:tcMar>
-              <w:top w:w="70" w:type="dxa"/>
-              <w:bottom w:w="70" w:type="dxa"/>
-              <w:left w:w="90" w:type="dxa"/>
-              <w:right w:w="90" w:type="dxa"/>
-            </w:tcMar>
-          </w:tcPr>
-          <w:p>
-            <w:pPr>
-              <w:spacing w:before="0" w:after="0" w:line="247" w:lineRule="auto"/>
-              <w:jc w:val="left"/>
-            </w:pPr>
-            <w:r>
-              <w:rPr>
-                <w:rFonts w:ascii="Times New Roman" w:hAnsi="Times New Roman"/>
-                <w:sz w:val="21"/>
-              </w:rPr>
-              <w:t>N05 alternativas</w:t>
-            </w:r>
-          </w:p>
-        </w:tc>
-        <w:tc>
-          <w:tcPr>
-            <w:tcW w:type="dxa" w:w="2088"/>
-            <w:vAlign w:val="center"/>
-            <w:shd w:fill="FFFFFF"/>
-            <w:tcMar>
-              <w:top w:w="70" w:type="dxa"/>
-              <w:bottom w:w="70" w:type="dxa"/>
-              <w:left w:w="90" w:type="dxa"/>
-              <w:right w:w="90" w:type="dxa"/>
-            </w:tcMar>
-          </w:tcPr>
-          <w:p>
-            <w:pPr>
-              <w:spacing w:before="0" w:after="0" w:line="247" w:lineRule="auto"/>
-              <w:jc w:val="left"/>
-            </w:pPr>
-            <w:r>
-              <w:rPr>
-                <w:rFonts w:ascii="Times New Roman" w:hAnsi="Times New Roman"/>
-                <w:sz w:val="21"/>
-              </w:rPr>
-              <w:t>R03 competitive; T02 tres capas/gap</w:t>
-            </w:r>
-          </w:p>
-        </w:tc>
-        <w:tc>
-          <w:tcPr>
-            <w:tcW w:type="dxa" w:w="2592"/>
-            <w:vAlign w:val="center"/>
-            <w:shd w:fill="FFFFFF"/>
-            <w:tcMar>
-              <w:top w:w="70" w:type="dxa"/>
-              <w:bottom w:w="70" w:type="dxa"/>
-              <w:left w:w="90" w:type="dxa"/>
-              <w:right w:w="90" w:type="dxa"/>
-            </w:tcMar>
-          </w:tcPr>
-          <w:p>
-            <w:pPr>
-              <w:spacing w:before="0" w:after="0" w:line="247" w:lineRule="auto"/>
-              <w:jc w:val="left"/>
-            </w:pPr>
-            <w:r>
-              <w:rPr>
-                <w:rFonts w:ascii="Times New Roman" w:hAnsi="Times New Roman"/>
-                <w:sz w:val="21"/>
-              </w:rPr>
-              <w:t>Directos, sustitutos, trabajo interno y no cambiar; posición relevante y defendible</w:t>
-            </w:r>
-          </w:p>
-        </w:tc>
-        <w:tc>
-          <w:tcPr>
-            <w:tcW w:type="dxa" w:w="2808"/>
-            <w:vAlign w:val="center"/>
-            <w:shd w:fill="FFFFFF"/>
-            <w:tcMar>
-              <w:top w:w="70" w:type="dxa"/>
-              <w:bottom w:w="70" w:type="dxa"/>
-              <w:left w:w="90" w:type="dxa"/>
-              <w:right w:w="90" w:type="dxa"/>
-            </w:tcMar>
-          </w:tcPr>
-          <w:p>
-            <w:pPr>
-              <w:spacing w:before="0" w:after="0" w:line="247" w:lineRule="auto"/>
-              <w:jc w:val="left"/>
-            </w:pPr>
-            <w:r>
-              <w:rPr>
-                <w:rFonts w:ascii="Times New Roman" w:hAnsi="Times New Roman"/>
-                <w:sz w:val="21"/>
-              </w:rPr>
-              <w:t>Retirar máximo de cinco competidores y veto a comparar características cuando sean decisivas. Un espacio aparentemente libre permanece hipótesis si falta evidencia</w:t>
-            </w:r>
-          </w:p>
-        </w:tc>
-      </w:tr>
-      <w:tr>
-        <w:trPr>
-          <w:cantSplit/>
-        </w:trPr>
-        <w:tc>
-          <w:tcPr>
-            <w:tcW w:type="dxa" w:w="1872"/>
-            <w:vAlign w:val="center"/>
-            <w:shd w:fill="F4F5FA"/>
-            <w:tcMar>
-              <w:top w:w="70" w:type="dxa"/>
-              <w:bottom w:w="70" w:type="dxa"/>
-              <w:left w:w="90" w:type="dxa"/>
-              <w:right w:w="90" w:type="dxa"/>
-            </w:tcMar>
-          </w:tcPr>
-          <w:p>
-            <w:pPr>
-              <w:spacing w:before="0" w:after="0" w:line="247" w:lineRule="auto"/>
-              <w:jc w:val="left"/>
-            </w:pPr>
-            <w:r>
-              <w:rPr>
-                <w:rFonts w:ascii="Times New Roman" w:hAnsi="Times New Roman"/>
-                <w:sz w:val="21"/>
-              </w:rPr>
-              <w:t>N06 Diagnostic</w:t>
-            </w:r>
-          </w:p>
-        </w:tc>
-        <w:tc>
-          <w:tcPr>
-            <w:tcW w:type="dxa" w:w="2088"/>
-            <w:vAlign w:val="center"/>
-            <w:shd w:fill="F4F5FA"/>
-            <w:tcMar>
-              <w:top w:w="70" w:type="dxa"/>
-              <w:bottom w:w="70" w:type="dxa"/>
-              <w:left w:w="90" w:type="dxa"/>
-              <w:right w:w="90" w:type="dxa"/>
-            </w:tcMar>
-          </w:tcPr>
-          <w:p>
-            <w:pPr>
-              <w:spacing w:before="0" w:after="0" w:line="247" w:lineRule="auto"/>
-              <w:jc w:val="left"/>
-            </w:pPr>
-            <w:r>
-              <w:rPr>
-                <w:rFonts w:ascii="Times New Roman" w:hAnsi="Times New Roman"/>
-                <w:sz w:val="21"/>
-              </w:rPr>
-              <w:t>R03 revenue-diagnostic; R06 checkpoint; G D3/G2</w:t>
-            </w:r>
-          </w:p>
-        </w:tc>
-        <w:tc>
-          <w:tcPr>
-            <w:tcW w:type="dxa" w:w="2592"/>
-            <w:vAlign w:val="center"/>
-            <w:shd w:fill="F4F5FA"/>
-            <w:tcMar>
-              <w:top w:w="70" w:type="dxa"/>
-              <w:bottom w:w="70" w:type="dxa"/>
-              <w:left w:w="90" w:type="dxa"/>
-              <w:right w:w="90" w:type="dxa"/>
-            </w:tcMar>
-          </w:tcPr>
-          <w:p>
-            <w:pPr>
-              <w:spacing w:before="0" w:after="0" w:line="247" w:lineRule="auto"/>
-              <w:jc w:val="left"/>
-            </w:pPr>
-            <w:r>
-              <w:rPr>
-                <w:rFonts w:ascii="Times New Roman" w:hAnsi="Times New Roman"/>
-                <w:sz w:val="21"/>
-              </w:rPr>
-              <w:t>Tesis causal, prioridades y decisiones explícitas</w:t>
-            </w:r>
-          </w:p>
-        </w:tc>
-        <w:tc>
-          <w:tcPr>
-            <w:tcW w:type="dxa" w:w="2808"/>
-            <w:vAlign w:val="center"/>
-            <w:shd w:fill="F4F5FA"/>
-            <w:tcMar>
-              <w:top w:w="70" w:type="dxa"/>
-              <w:bottom w:w="70" w:type="dxa"/>
-              <w:left w:w="90" w:type="dxa"/>
-              <w:right w:w="90" w:type="dxa"/>
-            </w:tcMar>
-          </w:tcPr>
-          <w:p>
-            <w:pPr>
-              <w:spacing w:before="0" w:after="0" w:line="247" w:lineRule="auto"/>
-              <w:jc w:val="left"/>
-            </w:pPr>
-            <w:r>
-              <w:rPr>
-                <w:rFonts w:ascii="Times New Roman" w:hAnsi="Times New Roman"/>
-                <w:sz w:val="21"/>
-              </w:rPr>
-              <w:t>Pasar de fugas del motor actual a viabilidad de construir una ruta. Permitir ajustar/cerrar conforme a contratación, sin diagnóstico que confirme automáticamente construcción</w:t>
-            </w:r>
-          </w:p>
-        </w:tc>
-      </w:tr>
-      <w:tr>
-        <w:trPr>
-          <w:cantSplit/>
-        </w:trPr>
-        <w:tc>
-          <w:tcPr>
-            <w:tcW w:type="dxa" w:w="1872"/>
-            <w:vAlign w:val="center"/>
-            <w:shd w:fill="FFFFFF"/>
-            <w:tcMar>
-              <w:top w:w="70" w:type="dxa"/>
-              <w:bottom w:w="70" w:type="dxa"/>
-              <w:left w:w="90" w:type="dxa"/>
-              <w:right w:w="90" w:type="dxa"/>
-            </w:tcMar>
-          </w:tcPr>
-          <w:p>
-            <w:pPr>
-              <w:spacing w:before="0" w:after="0" w:line="247" w:lineRule="auto"/>
-              <w:jc w:val="left"/>
-            </w:pPr>
-            <w:r>
-              <w:rPr>
-                <w:rFonts w:ascii="Times New Roman" w:hAnsi="Times New Roman"/>
-                <w:sz w:val="21"/>
-              </w:rPr>
-              <w:t>N07 posicionamiento</w:t>
-            </w:r>
-          </w:p>
-        </w:tc>
-        <w:tc>
-          <w:tcPr>
-            <w:tcW w:type="dxa" w:w="2088"/>
-            <w:vAlign w:val="center"/>
-            <w:shd w:fill="FFFFFF"/>
-            <w:tcMar>
-              <w:top w:w="70" w:type="dxa"/>
-              <w:bottom w:w="70" w:type="dxa"/>
-              <w:left w:w="90" w:type="dxa"/>
-              <w:right w:w="90" w:type="dxa"/>
-            </w:tcMar>
-          </w:tcPr>
-          <w:p>
-            <w:pPr>
-              <w:spacing w:before="0" w:after="0" w:line="247" w:lineRule="auto"/>
-              <w:jc w:val="left"/>
-            </w:pPr>
-            <w:r>
-              <w:rPr>
-                <w:rFonts w:ascii="Times New Roman" w:hAnsi="Times New Roman"/>
-                <w:sz w:val="21"/>
-              </w:rPr>
-              <w:t>R04 positioning; T03 category/pillar/anti-messages</w:t>
-            </w:r>
-          </w:p>
-        </w:tc>
-        <w:tc>
-          <w:tcPr>
-            <w:tcW w:type="dxa" w:w="2592"/>
-            <w:vAlign w:val="center"/>
-            <w:shd w:fill="FFFFFF"/>
-            <w:tcMar>
-              <w:top w:w="70" w:type="dxa"/>
-              <w:bottom w:w="70" w:type="dxa"/>
-              <w:left w:w="90" w:type="dxa"/>
-              <w:right w:w="90" w:type="dxa"/>
-            </w:tcMar>
-          </w:tcPr>
-          <w:p>
-            <w:pPr>
-              <w:spacing w:before="0" w:after="0" w:line="247" w:lineRule="auto"/>
-              <w:jc w:val="left"/>
-            </w:pPr>
-            <w:r>
-              <w:rPr>
-                <w:rFonts w:ascii="Times New Roman" w:hAnsi="Times New Roman"/>
-                <w:sz w:val="21"/>
-              </w:rPr>
-              <w:t>Comparación de categorías, razones para creer y control de afirmaciones</w:t>
-            </w:r>
-          </w:p>
-        </w:tc>
-        <w:tc>
-          <w:tcPr>
-            <w:tcW w:type="dxa" w:w="2808"/>
-            <w:vAlign w:val="center"/>
-            <w:shd w:fill="FFFFFF"/>
-            <w:tcMar>
-              <w:top w:w="70" w:type="dxa"/>
-              <w:bottom w:w="70" w:type="dxa"/>
-              <w:left w:w="90" w:type="dxa"/>
-              <w:right w:w="90" w:type="dxa"/>
-            </w:tcMar>
-          </w:tcPr>
-          <w:p>
-            <w:pPr>
-              <w:spacing w:before="0" w:after="0" w:line="247" w:lineRule="auto"/>
-              <w:jc w:val="left"/>
-            </w:pPr>
-            <w:r>
-              <w:rPr>
-                <w:rFonts w:ascii="Times New Roman" w:hAnsi="Times New Roman"/>
-                <w:sz w:val="21"/>
-              </w:rPr>
-              <w:t>Retirar cuotas de pilares, superioridad obligatoria y promesa de resultado que exceda control; mantener diferenciación como hipótesis cuando corresponda</w:t>
-            </w:r>
-          </w:p>
-        </w:tc>
-      </w:tr>
-      <w:tr>
-        <w:trPr>
-          <w:cantSplit/>
-        </w:trPr>
-        <w:tc>
-          <w:tcPr>
-            <w:tcW w:type="dxa" w:w="1872"/>
-            <w:vAlign w:val="center"/>
-            <w:shd w:fill="F4F5FA"/>
-            <w:tcMar>
-              <w:top w:w="70" w:type="dxa"/>
-              <w:bottom w:w="70" w:type="dxa"/>
-              <w:left w:w="90" w:type="dxa"/>
-              <w:right w:w="90" w:type="dxa"/>
-            </w:tcMar>
-          </w:tcPr>
-          <w:p>
-            <w:pPr>
-              <w:spacing w:before="0" w:after="0" w:line="247" w:lineRule="auto"/>
-              <w:jc w:val="left"/>
-            </w:pPr>
-            <w:r>
-              <w:rPr>
-                <w:rFonts w:ascii="Times New Roman" w:hAnsi="Times New Roman"/>
-                <w:sz w:val="21"/>
-              </w:rPr>
-              <w:t>N08 oferta/precio</w:t>
-            </w:r>
-          </w:p>
-        </w:tc>
-        <w:tc>
-          <w:tcPr>
-            <w:tcW w:type="dxa" w:w="2088"/>
-            <w:vAlign w:val="center"/>
-            <w:shd w:fill="F4F5FA"/>
-            <w:tcMar>
-              <w:top w:w="70" w:type="dxa"/>
-              <w:bottom w:w="70" w:type="dxa"/>
-              <w:left w:w="90" w:type="dxa"/>
-              <w:right w:w="90" w:type="dxa"/>
-            </w:tcMar>
-          </w:tcPr>
-          <w:p>
-            <w:pPr>
-              <w:spacing w:before="0" w:after="0" w:line="247" w:lineRule="auto"/>
-              <w:jc w:val="left"/>
-            </w:pPr>
-            <w:r>
-              <w:rPr>
-                <w:rFonts w:ascii="Times New Roman" w:hAnsi="Times New Roman"/>
-                <w:sz w:val="21"/>
-              </w:rPr>
-              <w:t>G G1/G2; R04 positioning; T03</w:t>
-            </w:r>
-          </w:p>
-        </w:tc>
-        <w:tc>
-          <w:tcPr>
-            <w:tcW w:type="dxa" w:w="2592"/>
-            <w:vAlign w:val="center"/>
-            <w:shd w:fill="F4F5FA"/>
-            <w:tcMar>
-              <w:top w:w="70" w:type="dxa"/>
-              <w:bottom w:w="70" w:type="dxa"/>
-              <w:left w:w="90" w:type="dxa"/>
-              <w:right w:w="90" w:type="dxa"/>
-            </w:tcMar>
-          </w:tcPr>
-          <w:p>
-            <w:pPr>
-              <w:spacing w:before="0" w:after="0" w:line="247" w:lineRule="auto"/>
-              <w:jc w:val="left"/>
-            </w:pPr>
-            <w:r>
-              <w:rPr>
-                <w:rFonts w:ascii="Times New Roman" w:hAnsi="Times New Roman"/>
-                <w:sz w:val="21"/>
-              </w:rPr>
-              <w:t>Expectativas de compra y efecto de categoría/precio</w:t>
-            </w:r>
-          </w:p>
-        </w:tc>
-        <w:tc>
-          <w:tcPr>
-            <w:tcW w:type="dxa" w:w="2808"/>
-            <w:vAlign w:val="center"/>
-            <w:shd w:fill="F4F5FA"/>
-            <w:tcMar>
-              <w:top w:w="70" w:type="dxa"/>
-              <w:bottom w:w="70" w:type="dxa"/>
-              <w:left w:w="90" w:type="dxa"/>
-              <w:right w:w="90" w:type="dxa"/>
-            </w:tcMar>
-          </w:tcPr>
-          <w:p>
-            <w:pPr>
-              <w:spacing w:before="0" w:after="0" w:line="247" w:lineRule="auto"/>
-              <w:jc w:val="left"/>
-            </w:pPr>
-            <w:r>
-              <w:rPr>
-                <w:rFonts w:ascii="Times New Roman" w:hAnsi="Times New Roman"/>
-                <w:sz w:val="21"/>
-              </w:rPr>
-              <w:t>Completar unidad, paquetes, condiciones, aceptación de precio y economía. No atribuir una metodología integral de pricing a originales que aquí no la especifican</w:t>
-            </w:r>
-          </w:p>
-        </w:tc>
-      </w:tr>
-      <w:tr>
-        <w:trPr>
-          <w:cantSplit/>
-        </w:trPr>
-        <w:tc>
-          <w:tcPr>
-            <w:tcW w:type="dxa" w:w="1872"/>
-            <w:vAlign w:val="center"/>
-            <w:shd w:fill="FFFFFF"/>
-            <w:tcMar>
-              <w:top w:w="70" w:type="dxa"/>
-              <w:bottom w:w="70" w:type="dxa"/>
-              <w:left w:w="90" w:type="dxa"/>
-              <w:right w:w="90" w:type="dxa"/>
-            </w:tcMar>
-          </w:tcPr>
-          <w:p>
-            <w:pPr>
-              <w:spacing w:before="0" w:after="0" w:line="247" w:lineRule="auto"/>
-              <w:jc w:val="left"/>
-            </w:pPr>
-            <w:r>
-              <w:rPr>
-                <w:rFonts w:ascii="Times New Roman" w:hAnsi="Times New Roman"/>
-                <w:sz w:val="21"/>
-              </w:rPr>
-              <w:t>N09 demanda</w:t>
-            </w:r>
-          </w:p>
-        </w:tc>
-        <w:tc>
-          <w:tcPr>
-            <w:tcW w:type="dxa" w:w="2088"/>
-            <w:vAlign w:val="center"/>
-            <w:shd w:fill="FFFFFF"/>
-            <w:tcMar>
-              <w:top w:w="70" w:type="dxa"/>
-              <w:bottom w:w="70" w:type="dxa"/>
-              <w:left w:w="90" w:type="dxa"/>
-              <w:right w:w="90" w:type="dxa"/>
-            </w:tcMar>
-          </w:tcPr>
-          <w:p>
-            <w:pPr>
-              <w:spacing w:before="0" w:after="0" w:line="247" w:lineRule="auto"/>
-              <w:jc w:val="left"/>
-            </w:pPr>
-            <w:r>
-              <w:rPr>
-                <w:rFonts w:ascii="Times New Roman" w:hAnsi="Times New Roman"/>
-                <w:sz w:val="21"/>
-              </w:rPr>
-              <w:t>R04 growth/channels; T04 demand y referencias; G G1</w:t>
-            </w:r>
-          </w:p>
-        </w:tc>
-        <w:tc>
-          <w:tcPr>
-            <w:tcW w:type="dxa" w:w="2592"/>
-            <w:vAlign w:val="center"/>
-            <w:shd w:fill="FFFFFF"/>
-            <w:tcMar>
-              <w:top w:w="70" w:type="dxa"/>
-              <w:bottom w:w="70" w:type="dxa"/>
-              <w:left w:w="90" w:type="dxa"/>
-              <w:right w:w="90" w:type="dxa"/>
-            </w:tcMar>
-          </w:tcPr>
-          <w:p>
-            <w:pPr>
-              <w:spacing w:before="0" w:after="0" w:line="247" w:lineRule="auto"/>
-              <w:jc w:val="left"/>
-            </w:pPr>
-            <w:r>
-              <w:rPr>
-                <w:rFonts w:ascii="Times New Roman" w:hAnsi="Times New Roman"/>
-                <w:sz w:val="21"/>
-              </w:rPr>
-              <w:t>Mecanismo con inputs/outputs, función de canal, requisitos y secuencia</w:t>
-            </w:r>
-          </w:p>
-        </w:tc>
-        <w:tc>
-          <w:tcPr>
-            <w:tcW w:type="dxa" w:w="2808"/>
-            <w:vAlign w:val="center"/>
-            <w:shd w:fill="FFFFFF"/>
-            <w:tcMar>
-              <w:top w:w="70" w:type="dxa"/>
-              <w:bottom w:w="70" w:type="dxa"/>
-              <w:left w:w="90" w:type="dxa"/>
-              <w:right w:w="90" w:type="dxa"/>
-            </w:tcMar>
-          </w:tcPr>
-          <w:p>
-            <w:pPr>
-              <w:spacing w:before="0" w:after="0" w:line="247" w:lineRule="auto"/>
-              <w:jc w:val="left"/>
-            </w:pPr>
-            <w:r>
-              <w:rPr>
-                <w:rFonts w:ascii="Times New Roman" w:hAnsi="Times New Roman"/>
-                <w:sz w:val="21"/>
-              </w:rPr>
-              <w:t>Retirar 3–5 motores, 3–6 canales, plazos universales, rangos inventados como fallback y superioridad general de orgánico. Añadir coste de cohorte y canal indirecto</w:t>
-            </w:r>
-          </w:p>
-        </w:tc>
-      </w:tr>
-      <w:tr>
-        <w:trPr>
-          <w:cantSplit/>
-        </w:trPr>
-        <w:tc>
-          <w:tcPr>
-            <w:tcW w:type="dxa" w:w="1872"/>
-            <w:vAlign w:val="center"/>
-            <w:shd w:fill="F4F5FA"/>
-            <w:tcMar>
-              <w:top w:w="70" w:type="dxa"/>
-              <w:bottom w:w="70" w:type="dxa"/>
-              <w:left w:w="90" w:type="dxa"/>
-              <w:right w:w="90" w:type="dxa"/>
-            </w:tcMar>
-          </w:tcPr>
-          <w:p>
-            <w:pPr>
-              <w:spacing w:before="0" w:after="0" w:line="247" w:lineRule="auto"/>
-              <w:jc w:val="left"/>
-            </w:pPr>
-            <w:r>
-              <w:rPr>
-                <w:rFonts w:ascii="Times New Roman" w:hAnsi="Times New Roman"/>
-                <w:sz w:val="21"/>
-              </w:rPr>
-              <w:t>N10 conversión</w:t>
-            </w:r>
-          </w:p>
-        </w:tc>
-        <w:tc>
-          <w:tcPr>
-            <w:tcW w:type="dxa" w:w="2088"/>
-            <w:vAlign w:val="center"/>
-            <w:shd w:fill="F4F5FA"/>
-            <w:tcMar>
-              <w:top w:w="70" w:type="dxa"/>
-              <w:bottom w:w="70" w:type="dxa"/>
-              <w:left w:w="90" w:type="dxa"/>
-              <w:right w:w="90" w:type="dxa"/>
-            </w:tcMar>
-          </w:tcPr>
-          <w:p>
-            <w:pPr>
-              <w:spacing w:before="0" w:after="0" w:line="247" w:lineRule="auto"/>
-              <w:jc w:val="left"/>
-            </w:pPr>
-            <w:r>
-              <w:rPr>
-                <w:rFonts w:ascii="Times New Roman" w:hAnsi="Times New Roman"/>
-                <w:sz w:val="21"/>
-              </w:rPr>
-              <w:t>R04 sales-conversion/sales-process; G G3</w:t>
-            </w:r>
-          </w:p>
-        </w:tc>
-        <w:tc>
-          <w:tcPr>
-            <w:tcW w:type="dxa" w:w="2592"/>
-            <w:vAlign w:val="center"/>
-            <w:shd w:fill="F4F5FA"/>
-            <w:tcMar>
-              <w:top w:w="70" w:type="dxa"/>
-              <w:bottom w:w="70" w:type="dxa"/>
-              <w:left w:w="90" w:type="dxa"/>
-              <w:right w:w="90" w:type="dxa"/>
-            </w:tcMar>
-          </w:tcPr>
-          <w:p>
-            <w:pPr>
-              <w:spacing w:before="0" w:after="0" w:line="247" w:lineRule="auto"/>
-              <w:jc w:val="left"/>
-            </w:pPr>
-            <w:r>
-              <w:rPr>
-                <w:rFonts w:ascii="Times New Roman" w:hAnsi="Times New Roman"/>
-                <w:sz w:val="21"/>
-              </w:rPr>
-              <w:t>Encaje/intención, estados, devolución, traspaso y compra vista desde comprador</w:t>
-            </w:r>
-          </w:p>
-        </w:tc>
-        <w:tc>
-          <w:tcPr>
-            <w:tcW w:type="dxa" w:w="2808"/>
-            <w:vAlign w:val="center"/>
-            <w:shd w:fill="F4F5FA"/>
-            <w:tcMar>
-              <w:top w:w="70" w:type="dxa"/>
-              <w:bottom w:w="70" w:type="dxa"/>
-              <w:left w:w="90" w:type="dxa"/>
-              <w:right w:w="90" w:type="dxa"/>
-            </w:tcMar>
-          </w:tcPr>
-          <w:p>
-            <w:pPr>
-              <w:spacing w:before="0" w:after="0" w:line="247" w:lineRule="auto"/>
-              <w:jc w:val="left"/>
-            </w:pPr>
-            <w:r>
-              <w:rPr>
-                <w:rFonts w:ascii="Times New Roman" w:hAnsi="Times New Roman"/>
-                <w:sz w:val="21"/>
-              </w:rPr>
-              <w:t>Retirar etapas, scoring, probabilidades y marcos obligatorios; completar autoservicio e intermediación según necesidad</w:t>
-            </w:r>
-          </w:p>
-        </w:tc>
-      </w:tr>
-      <w:tr>
-        <w:trPr>
-          <w:cantSplit/>
-        </w:trPr>
-        <w:tc>
-          <w:tcPr>
-            <w:tcW w:type="dxa" w:w="1872"/>
-            <w:vAlign w:val="center"/>
-            <w:shd w:fill="FFFFFF"/>
-            <w:tcMar>
-              <w:top w:w="70" w:type="dxa"/>
-              <w:bottom w:w="70" w:type="dxa"/>
-              <w:left w:w="90" w:type="dxa"/>
-              <w:right w:w="90" w:type="dxa"/>
-            </w:tcMar>
-          </w:tcPr>
-          <w:p>
-            <w:pPr>
-              <w:spacing w:before="0" w:after="0" w:line="247" w:lineRule="auto"/>
-              <w:jc w:val="left"/>
-            </w:pPr>
-            <w:r>
-              <w:rPr>
-                <w:rFonts w:ascii="Times New Roman" w:hAnsi="Times New Roman"/>
-                <w:sz w:val="21"/>
-              </w:rPr>
-              <w:t>N11 entrega/cobro</w:t>
-            </w:r>
-          </w:p>
-        </w:tc>
-        <w:tc>
-          <w:tcPr>
-            <w:tcW w:type="dxa" w:w="2088"/>
-            <w:vAlign w:val="center"/>
-            <w:shd w:fill="FFFFFF"/>
-            <w:tcMar>
-              <w:top w:w="70" w:type="dxa"/>
-              <w:bottom w:w="70" w:type="dxa"/>
-              <w:left w:w="90" w:type="dxa"/>
-              <w:right w:w="90" w:type="dxa"/>
-            </w:tcMar>
-          </w:tcPr>
-          <w:p>
-            <w:pPr>
-              <w:spacing w:before="0" w:after="0" w:line="247" w:lineRule="auto"/>
-              <w:jc w:val="left"/>
-            </w:pPr>
-            <w:r>
-              <w:rPr>
-                <w:rFonts w:ascii="Times New Roman" w:hAnsi="Times New Roman"/>
-                <w:sz w:val="21"/>
-              </w:rPr>
-              <w:t>G G2/G3</w:t>
-            </w:r>
-          </w:p>
-        </w:tc>
-        <w:tc>
-          <w:tcPr>
-            <w:tcW w:type="dxa" w:w="2592"/>
-            <w:vAlign w:val="center"/>
-            <w:shd w:fill="FFFFFF"/>
-            <w:tcMar>
-              <w:top w:w="70" w:type="dxa"/>
-              <w:bottom w:w="70" w:type="dxa"/>
-              <w:left w:w="90" w:type="dxa"/>
-              <w:right w:w="90" w:type="dxa"/>
-            </w:tcMar>
-          </w:tcPr>
-          <w:p>
-            <w:pPr>
-              <w:spacing w:before="0" w:after="0" w:line="247" w:lineRule="auto"/>
-              <w:jc w:val="left"/>
-            </w:pPr>
-            <w:r>
-              <w:rPr>
-                <w:rFonts w:ascii="Times New Roman" w:hAnsi="Times New Roman"/>
-                <w:sz w:val="21"/>
-              </w:rPr>
-              <w:t>Condiciones, recepción, capacidad y eventos</w:t>
-            </w:r>
-          </w:p>
-        </w:tc>
-        <w:tc>
-          <w:tcPr>
-            <w:tcW w:type="dxa" w:w="2808"/>
-            <w:vAlign w:val="center"/>
-            <w:shd w:fill="FFFFFF"/>
-            <w:tcMar>
-              <w:top w:w="70" w:type="dxa"/>
-              <w:bottom w:w="70" w:type="dxa"/>
-              <w:left w:w="90" w:type="dxa"/>
-              <w:right w:w="90" w:type="dxa"/>
-            </w:tcMar>
-          </w:tcPr>
-          <w:p>
-            <w:pPr>
-              <w:spacing w:before="0" w:after="0" w:line="247" w:lineRule="auto"/>
-              <w:jc w:val="left"/>
-            </w:pPr>
-            <w:r>
-              <w:rPr>
-                <w:rFonts w:ascii="Times New Roman" w:hAnsi="Times New Roman"/>
-                <w:sz w:val="21"/>
-              </w:rPr>
-              <w:t>Completar cumplimiento y posventa pertinente. RevOS/GTM leídos no se dan por fuentes completas de logística o fiscalidad</w:t>
-            </w:r>
-          </w:p>
-        </w:tc>
-      </w:tr>
-      <w:tr>
-        <w:trPr>
-          <w:cantSplit/>
-        </w:trPr>
-        <w:tc>
-          <w:tcPr>
-            <w:tcW w:type="dxa" w:w="1872"/>
-            <w:vAlign w:val="center"/>
-            <w:shd w:fill="F4F5FA"/>
-            <w:tcMar>
-              <w:top w:w="70" w:type="dxa"/>
-              <w:bottom w:w="70" w:type="dxa"/>
-              <w:left w:w="90" w:type="dxa"/>
-              <w:right w:w="90" w:type="dxa"/>
-            </w:tcMar>
-          </w:tcPr>
-          <w:p>
-            <w:pPr>
-              <w:spacing w:before="0" w:after="0" w:line="247" w:lineRule="auto"/>
-              <w:jc w:val="left"/>
-            </w:pPr>
-            <w:r>
-              <w:rPr>
-                <w:rFonts w:ascii="Times New Roman" w:hAnsi="Times New Roman"/>
-                <w:sz w:val="21"/>
-              </w:rPr>
-              <w:t>N12 economía</w:t>
-            </w:r>
-          </w:p>
-        </w:tc>
-        <w:tc>
-          <w:tcPr>
-            <w:tcW w:type="dxa" w:w="2088"/>
-            <w:vAlign w:val="center"/>
-            <w:shd w:fill="F4F5FA"/>
-            <w:tcMar>
-              <w:top w:w="70" w:type="dxa"/>
-              <w:bottom w:w="70" w:type="dxa"/>
-              <w:left w:w="90" w:type="dxa"/>
-              <w:right w:w="90" w:type="dxa"/>
-            </w:tcMar>
-          </w:tcPr>
-          <w:p>
-            <w:pPr>
-              <w:spacing w:before="0" w:after="0" w:line="247" w:lineRule="auto"/>
-              <w:jc w:val="left"/>
-            </w:pPr>
-            <w:r>
-              <w:rPr>
-                <w:rFonts w:ascii="Times New Roman" w:hAnsi="Times New Roman"/>
-                <w:sz w:val="21"/>
-              </w:rPr>
-              <w:t>G G2 v0.2</w:t>
-            </w:r>
-          </w:p>
-        </w:tc>
-        <w:tc>
-          <w:tcPr>
-            <w:tcW w:type="dxa" w:w="2592"/>
-            <w:vAlign w:val="center"/>
-            <w:shd w:fill="F4F5FA"/>
-            <w:tcMar>
-              <w:top w:w="70" w:type="dxa"/>
-              <w:bottom w:w="70" w:type="dxa"/>
-              <w:left w:w="90" w:type="dxa"/>
-              <w:right w:w="90" w:type="dxa"/>
-            </w:tcMar>
-          </w:tcPr>
-          <w:p>
-            <w:pPr>
-              <w:spacing w:before="0" w:after="0" w:line="247" w:lineRule="auto"/>
-              <w:jc w:val="left"/>
-            </w:pPr>
-            <w:r>
-              <w:rPr>
-                <w:rFonts w:ascii="Times New Roman" w:hAnsi="Times New Roman"/>
-                <w:sz w:val="21"/>
-              </w:rPr>
-              <w:t>Fuente editable, análisis diferencial, caja, contribución y restricciones</w:t>
-            </w:r>
-          </w:p>
-        </w:tc>
-        <w:tc>
-          <w:tcPr>
-            <w:tcW w:type="dxa" w:w="2808"/>
-            <w:vAlign w:val="center"/>
-            <w:shd w:fill="F4F5FA"/>
-            <w:tcMar>
-              <w:top w:w="70" w:type="dxa"/>
-              <w:bottom w:w="70" w:type="dxa"/>
-              <w:left w:w="90" w:type="dxa"/>
-              <w:right w:w="90" w:type="dxa"/>
-            </w:tcMar>
-          </w:tcPr>
-          <w:p>
-            <w:pPr>
-              <w:spacing w:before="0" w:after="0" w:line="247" w:lineRule="auto"/>
-              <w:jc w:val="left"/>
-            </w:pPr>
-            <w:r>
-              <w:rPr>
-                <w:rFonts w:ascii="Times New Roman" w:hAnsi="Times New Roman"/>
-                <w:sz w:val="21"/>
-              </w:rPr>
-              <w:t>Completar alcance de modelos al implementarlos. No reutilizar fórmulas de archivos binarios o scripts que no se han inspeccionado para esta tarea</w:t>
-            </w:r>
-          </w:p>
-        </w:tc>
-      </w:tr>
-      <w:tr>
-        <w:trPr>
-          <w:cantSplit/>
-        </w:trPr>
-        <w:tc>
-          <w:tcPr>
-            <w:tcW w:type="dxa" w:w="1872"/>
-            <w:vAlign w:val="center"/>
-            <w:shd w:fill="FFFFFF"/>
-            <w:tcMar>
-              <w:top w:w="70" w:type="dxa"/>
-              <w:bottom w:w="70" w:type="dxa"/>
-              <w:left w:w="90" w:type="dxa"/>
-              <w:right w:w="90" w:type="dxa"/>
-            </w:tcMar>
-          </w:tcPr>
-          <w:p>
-            <w:pPr>
-              <w:spacing w:before="0" w:after="0" w:line="247" w:lineRule="auto"/>
-              <w:jc w:val="left"/>
-            </w:pPr>
-            <w:r>
-              <w:rPr>
-                <w:rFonts w:ascii="Times New Roman" w:hAnsi="Times New Roman"/>
-                <w:sz w:val="21"/>
-              </w:rPr>
-              <w:t>N13 medición</w:t>
-            </w:r>
-          </w:p>
-        </w:tc>
-        <w:tc>
-          <w:tcPr>
-            <w:tcW w:type="dxa" w:w="2088"/>
-            <w:vAlign w:val="center"/>
-            <w:shd w:fill="FFFFFF"/>
-            <w:tcMar>
-              <w:top w:w="70" w:type="dxa"/>
-              <w:bottom w:w="70" w:type="dxa"/>
-              <w:left w:w="90" w:type="dxa"/>
-              <w:right w:w="90" w:type="dxa"/>
-            </w:tcMar>
-          </w:tcPr>
-          <w:p>
-            <w:pPr>
-              <w:spacing w:before="0" w:after="0" w:line="247" w:lineRule="auto"/>
-              <w:jc w:val="left"/>
-            </w:pPr>
-            <w:r>
-              <w:rPr>
-                <w:rFonts w:ascii="Times New Roman" w:hAnsi="Times New Roman"/>
-                <w:sz w:val="21"/>
-              </w:rPr>
-              <w:t>R05 measurement/reporting; T05 execution-readiness</w:t>
-            </w:r>
-          </w:p>
-        </w:tc>
-        <w:tc>
-          <w:tcPr>
-            <w:tcW w:type="dxa" w:w="2592"/>
-            <w:vAlign w:val="center"/>
-            <w:shd w:fill="FFFFFF"/>
-            <w:tcMar>
-              <w:top w:w="70" w:type="dxa"/>
-              <w:bottom w:w="70" w:type="dxa"/>
-              <w:left w:w="90" w:type="dxa"/>
-              <w:right w:w="90" w:type="dxa"/>
-            </w:tcMar>
-          </w:tcPr>
-          <w:p>
-            <w:pPr>
-              <w:spacing w:before="0" w:after="0" w:line="247" w:lineRule="auto"/>
-              <w:jc w:val="left"/>
-            </w:pPr>
-            <w:r>
-              <w:rPr>
-                <w:rFonts w:ascii="Times New Roman" w:hAnsi="Times New Roman"/>
-                <w:sz w:val="21"/>
-              </w:rPr>
-              <w:t>Fórmula, fuente, periodo, responsable y decisión</w:t>
-            </w:r>
-          </w:p>
-        </w:tc>
-        <w:tc>
-          <w:tcPr>
-            <w:tcW w:type="dxa" w:w="2808"/>
-            <w:vAlign w:val="center"/>
-            <w:shd w:fill="FFFFFF"/>
-            <w:tcMar>
-              <w:top w:w="70" w:type="dxa"/>
-              <w:bottom w:w="70" w:type="dxa"/>
-              <w:left w:w="90" w:type="dxa"/>
-              <w:right w:w="90" w:type="dxa"/>
-            </w:tcMar>
-          </w:tcPr>
-          <w:p>
-            <w:pPr>
-              <w:spacing w:before="0" w:after="0" w:line="247" w:lineRule="auto"/>
-              <w:jc w:val="left"/>
-            </w:pPr>
-            <w:r>
-              <w:rPr>
-                <w:rFonts w:ascii="Times New Roman" w:hAnsi="Times New Roman"/>
-                <w:sz w:val="21"/>
-              </w:rPr>
-              <w:t>Incluir medición dentro de Go2Rev; retirar North Star única, métricas de recurrencia, reuniones y automatización por cuota</w:t>
-            </w:r>
-          </w:p>
-        </w:tc>
-      </w:tr>
-      <w:tr>
-        <w:trPr>
-          <w:cantSplit/>
-        </w:trPr>
-        <w:tc>
-          <w:tcPr>
-            <w:tcW w:type="dxa" w:w="1872"/>
-            <w:vAlign w:val="center"/>
-            <w:shd w:fill="F4F5FA"/>
-            <w:tcMar>
-              <w:top w:w="70" w:type="dxa"/>
-              <w:bottom w:w="70" w:type="dxa"/>
-              <w:left w:w="90" w:type="dxa"/>
-              <w:right w:w="90" w:type="dxa"/>
-            </w:tcMar>
-          </w:tcPr>
-          <w:p>
-            <w:pPr>
-              <w:spacing w:before="0" w:after="0" w:line="247" w:lineRule="auto"/>
-              <w:jc w:val="left"/>
-            </w:pPr>
-            <w:r>
-              <w:rPr>
-                <w:rFonts w:ascii="Times New Roman" w:hAnsi="Times New Roman"/>
-                <w:sz w:val="21"/>
-              </w:rPr>
-              <w:t>N14 preparación</w:t>
-            </w:r>
-          </w:p>
-        </w:tc>
-        <w:tc>
-          <w:tcPr>
-            <w:tcW w:type="dxa" w:w="2088"/>
-            <w:vAlign w:val="center"/>
-            <w:shd w:fill="F4F5FA"/>
-            <w:tcMar>
-              <w:top w:w="70" w:type="dxa"/>
-              <w:bottom w:w="70" w:type="dxa"/>
-              <w:left w:w="90" w:type="dxa"/>
-              <w:right w:w="90" w:type="dxa"/>
-            </w:tcMar>
-          </w:tcPr>
-          <w:p>
-            <w:pPr>
-              <w:spacing w:before="0" w:after="0" w:line="247" w:lineRule="auto"/>
-              <w:jc w:val="left"/>
-            </w:pPr>
-            <w:r>
-              <w:rPr>
-                <w:rFonts w:ascii="Times New Roman" w:hAnsi="Times New Roman"/>
-                <w:sz w:val="21"/>
-              </w:rPr>
-              <w:t>R05 roadmap; T05 roadmap/readiness; G G4</w:t>
-            </w:r>
-          </w:p>
-        </w:tc>
-        <w:tc>
-          <w:tcPr>
-            <w:tcW w:type="dxa" w:w="2592"/>
-            <w:vAlign w:val="center"/>
-            <w:shd w:fill="F4F5FA"/>
-            <w:tcMar>
-              <w:top w:w="70" w:type="dxa"/>
-              <w:bottom w:w="70" w:type="dxa"/>
-              <w:left w:w="90" w:type="dxa"/>
-              <w:right w:w="90" w:type="dxa"/>
-            </w:tcMar>
-          </w:tcPr>
-          <w:p>
-            <w:pPr>
-              <w:spacing w:before="0" w:after="0" w:line="247" w:lineRule="auto"/>
-              <w:jc w:val="left"/>
-            </w:pPr>
-            <w:r>
-              <w:rPr>
-                <w:rFonts w:ascii="Times New Roman" w:hAnsi="Times New Roman"/>
-                <w:sz w:val="21"/>
-              </w:rPr>
-              <w:t>Dependencias, recursos, responsable y resultado observable</w:t>
-            </w:r>
-          </w:p>
-        </w:tc>
-        <w:tc>
-          <w:tcPr>
-            <w:tcW w:type="dxa" w:w="2808"/>
-            <w:vAlign w:val="center"/>
-            <w:shd w:fill="F4F5FA"/>
-            <w:tcMar>
-              <w:top w:w="70" w:type="dxa"/>
-              <w:bottom w:w="70" w:type="dxa"/>
-              <w:left w:w="90" w:type="dxa"/>
-              <w:right w:w="90" w:type="dxa"/>
-            </w:tcMar>
-          </w:tcPr>
-          <w:p>
-            <w:pPr>
-              <w:spacing w:before="0" w:after="0" w:line="247" w:lineRule="auto"/>
-              <w:jc w:val="left"/>
-            </w:pPr>
-            <w:r>
-              <w:rPr>
-                <w:rFonts w:ascii="Times New Roman" w:hAnsi="Times New Roman"/>
-                <w:sz w:val="21"/>
-              </w:rPr>
-              <w:t>Retirar horizontes/volúmenes fijos. Un hito de preparación puede estar bajo control del equipo; no exigir ventas como criterio universal de finalización</w:t>
-            </w:r>
-          </w:p>
-        </w:tc>
-      </w:tr>
-      <w:tr>
-        <w:trPr>
-          <w:cantSplit/>
-        </w:trPr>
-        <w:tc>
-          <w:tcPr>
-            <w:tcW w:type="dxa" w:w="1872"/>
-            <w:vAlign w:val="center"/>
-            <w:shd w:fill="FFFFFF"/>
-            <w:tcMar>
-              <w:top w:w="70" w:type="dxa"/>
-              <w:bottom w:w="70" w:type="dxa"/>
-              <w:left w:w="90" w:type="dxa"/>
-              <w:right w:w="90" w:type="dxa"/>
-            </w:tcMar>
-          </w:tcPr>
-          <w:p>
-            <w:pPr>
-              <w:spacing w:before="0" w:after="0" w:line="247" w:lineRule="auto"/>
-              <w:jc w:val="left"/>
-            </w:pPr>
-            <w:r>
-              <w:rPr>
-                <w:rFonts w:ascii="Times New Roman" w:hAnsi="Times New Roman"/>
-                <w:sz w:val="21"/>
-              </w:rPr>
-              <w:t>N15 materialización</w:t>
-            </w:r>
-          </w:p>
-        </w:tc>
-        <w:tc>
-          <w:tcPr>
-            <w:tcW w:type="dxa" w:w="2088"/>
-            <w:vAlign w:val="center"/>
-            <w:shd w:fill="FFFFFF"/>
-            <w:tcMar>
-              <w:top w:w="70" w:type="dxa"/>
-              <w:bottom w:w="70" w:type="dxa"/>
-              <w:left w:w="90" w:type="dxa"/>
-              <w:right w:w="90" w:type="dxa"/>
-            </w:tcMar>
-          </w:tcPr>
-          <w:p>
-            <w:pPr>
-              <w:spacing w:before="0" w:after="0" w:line="247" w:lineRule="auto"/>
-              <w:jc w:val="left"/>
-            </w:pPr>
-            <w:r>
-              <w:rPr>
-                <w:rFonts w:ascii="Times New Roman" w:hAnsi="Times New Roman"/>
-                <w:sz w:val="21"/>
-              </w:rPr>
-              <w:t>R07 stack/playbook; G P1</w:t>
-            </w:r>
-          </w:p>
-        </w:tc>
-        <w:tc>
-          <w:tcPr>
-            <w:tcW w:type="dxa" w:w="2592"/>
-            <w:vAlign w:val="center"/>
-            <w:shd w:fill="FFFFFF"/>
-            <w:tcMar>
-              <w:top w:w="70" w:type="dxa"/>
-              <w:bottom w:w="70" w:type="dxa"/>
-              <w:left w:w="90" w:type="dxa"/>
-              <w:right w:w="90" w:type="dxa"/>
-            </w:tcMar>
-          </w:tcPr>
-          <w:p>
-            <w:pPr>
-              <w:spacing w:before="0" w:after="0" w:line="247" w:lineRule="auto"/>
-              <w:jc w:val="left"/>
-            </w:pPr>
-            <w:r>
-              <w:rPr>
-                <w:rFonts w:ascii="Times New Roman" w:hAnsi="Times New Roman"/>
-                <w:sz w:val="21"/>
-              </w:rPr>
-              <w:t>Necesidad deriva del diseño, contenido accionable y medio mínimo</w:t>
-            </w:r>
-          </w:p>
-        </w:tc>
-        <w:tc>
-          <w:tcPr>
-            <w:tcW w:type="dxa" w:w="2808"/>
-            <w:vAlign w:val="center"/>
-            <w:shd w:fill="FFFFFF"/>
-            <w:tcMar>
-              <w:top w:w="70" w:type="dxa"/>
-              <w:bottom w:w="70" w:type="dxa"/>
-              <w:left w:w="90" w:type="dxa"/>
-              <w:right w:w="90" w:type="dxa"/>
-            </w:tcMar>
-          </w:tcPr>
-          <w:p>
-            <w:pPr>
-              <w:spacing w:before="0" w:after="0" w:line="247" w:lineRule="auto"/>
-              <w:jc w:val="left"/>
-            </w:pPr>
-            <w:r>
-              <w:rPr>
-                <w:rFonts w:ascii="Times New Roman" w:hAnsi="Times New Roman"/>
-                <w:sz w:val="21"/>
-              </w:rPr>
-              <w:t>Configuración y materiales del recorrido contratado; no desplegar stack ni biblioteca de 40–80 preguntas por plantilla</w:t>
-            </w:r>
-          </w:p>
-        </w:tc>
-      </w:tr>
-      <w:tr>
-        <w:trPr>
-          <w:cantSplit/>
-        </w:trPr>
-        <w:tc>
-          <w:tcPr>
-            <w:tcW w:type="dxa" w:w="1872"/>
-            <w:vAlign w:val="center"/>
-            <w:shd w:fill="F4F5FA"/>
-            <w:tcMar>
-              <w:top w:w="70" w:type="dxa"/>
-              <w:bottom w:w="70" w:type="dxa"/>
-              <w:left w:w="90" w:type="dxa"/>
-              <w:right w:w="90" w:type="dxa"/>
-            </w:tcMar>
-          </w:tcPr>
-          <w:p>
-            <w:pPr>
-              <w:spacing w:before="0" w:after="0" w:line="247" w:lineRule="auto"/>
-              <w:jc w:val="left"/>
-            </w:pPr>
-            <w:r>
-              <w:rPr>
-                <w:rFonts w:ascii="Times New Roman" w:hAnsi="Times New Roman"/>
-                <w:sz w:val="21"/>
-              </w:rPr>
-              <w:t>N16 calidad/uso</w:t>
-            </w:r>
-          </w:p>
-        </w:tc>
-        <w:tc>
-          <w:tcPr>
-            <w:tcW w:type="dxa" w:w="2088"/>
-            <w:vAlign w:val="center"/>
-            <w:shd w:fill="F4F5FA"/>
-            <w:tcMar>
-              <w:top w:w="70" w:type="dxa"/>
-              <w:bottom w:w="70" w:type="dxa"/>
-              <w:left w:w="90" w:type="dxa"/>
-              <w:right w:w="90" w:type="dxa"/>
-            </w:tcMar>
-          </w:tcPr>
-          <w:p>
-            <w:pPr>
-              <w:spacing w:before="0" w:after="0" w:line="247" w:lineRule="auto"/>
-              <w:jc w:val="left"/>
-            </w:pPr>
-            <w:r>
-              <w:rPr>
-                <w:rFonts w:ascii="Times New Roman" w:hAnsi="Times New Roman"/>
-                <w:sz w:val="21"/>
-              </w:rPr>
-              <w:t>R06 system-qa; G P2/P1</w:t>
-            </w:r>
-          </w:p>
-        </w:tc>
-        <w:tc>
-          <w:tcPr>
-            <w:tcW w:type="dxa" w:w="2592"/>
-            <w:vAlign w:val="center"/>
-            <w:shd w:fill="F4F5FA"/>
-            <w:tcMar>
-              <w:top w:w="70" w:type="dxa"/>
-              <w:bottom w:w="70" w:type="dxa"/>
-              <w:left w:w="90" w:type="dxa"/>
-              <w:right w:w="90" w:type="dxa"/>
-            </w:tcMar>
-          </w:tcPr>
-          <w:p>
-            <w:pPr>
-              <w:spacing w:before="0" w:after="0" w:line="247" w:lineRule="auto"/>
-              <w:jc w:val="left"/>
-            </w:pPr>
-            <w:r>
-              <w:rPr>
-                <w:rFonts w:ascii="Times New Roman" w:hAnsi="Times New Roman"/>
-                <w:sz w:val="21"/>
-              </w:rPr>
-              <w:t>Revisión que busca refutar coherencia; criterios y rastro</w:t>
-            </w:r>
-          </w:p>
-        </w:tc>
-        <w:tc>
-          <w:tcPr>
-            <w:tcW w:type="dxa" w:w="2808"/>
-            <w:vAlign w:val="center"/>
-            <w:shd w:fill="F4F5FA"/>
-            <w:tcMar>
-              <w:top w:w="70" w:type="dxa"/>
-              <w:bottom w:w="70" w:type="dxa"/>
-              <w:left w:w="90" w:type="dxa"/>
-              <w:right w:w="90" w:type="dxa"/>
-            </w:tcMar>
-          </w:tcPr>
-          <w:p>
-            <w:pPr>
-              <w:spacing w:before="0" w:after="0" w:line="247" w:lineRule="auto"/>
-              <w:jc w:val="left"/>
-            </w:pPr>
-            <w:r>
-              <w:rPr>
-                <w:rFonts w:ascii="Times New Roman" w:hAnsi="Times New Roman"/>
-                <w:sz w:val="21"/>
-              </w:rPr>
-              <w:t>Añadir cobertura, fundamento, análisis y uso. La coherencia de RevOS por sí sola no declara calidad metodológica suficiente</w:t>
-            </w:r>
-          </w:p>
-        </w:tc>
-      </w:tr>
-      <w:tr>
-        <w:trPr>
-          <w:cantSplit/>
-        </w:trPr>
-        <w:tc>
-          <w:tcPr>
-            <w:tcW w:type="dxa" w:w="1872"/>
-            <w:vAlign w:val="center"/>
-            <w:shd w:fill="FFFFFF"/>
-            <w:tcMar>
-              <w:top w:w="70" w:type="dxa"/>
-              <w:bottom w:w="70" w:type="dxa"/>
-              <w:left w:w="90" w:type="dxa"/>
-              <w:right w:w="90" w:type="dxa"/>
-            </w:tcMar>
-          </w:tcPr>
-          <w:p>
-            <w:pPr>
-              <w:spacing w:before="0" w:after="0" w:line="247" w:lineRule="auto"/>
-              <w:jc w:val="left"/>
-            </w:pPr>
-            <w:r>
-              <w:rPr>
-                <w:rFonts w:ascii="Times New Roman" w:hAnsi="Times New Roman"/>
-                <w:sz w:val="21"/>
-              </w:rPr>
-              <w:t>N17 continuidad</w:t>
-            </w:r>
-          </w:p>
-        </w:tc>
-        <w:tc>
-          <w:tcPr>
-            <w:tcW w:type="dxa" w:w="2088"/>
-            <w:vAlign w:val="center"/>
-            <w:shd w:fill="FFFFFF"/>
-            <w:tcMar>
-              <w:top w:w="70" w:type="dxa"/>
-              <w:bottom w:w="70" w:type="dxa"/>
-              <w:left w:w="90" w:type="dxa"/>
-              <w:right w:w="90" w:type="dxa"/>
-            </w:tcMar>
-          </w:tcPr>
-          <w:p>
-            <w:pPr>
-              <w:spacing w:before="0" w:after="0" w:line="247" w:lineRule="auto"/>
-              <w:jc w:val="left"/>
-            </w:pPr>
-            <w:r>
-              <w:rPr>
-                <w:rFonts w:ascii="Times New Roman" w:hAnsi="Times New Roman"/>
-                <w:sz w:val="21"/>
-              </w:rPr>
-              <w:t>R01 cambio; R06 checkpoint; R07 exec; G P3</w:t>
-            </w:r>
-          </w:p>
-        </w:tc>
-        <w:tc>
-          <w:tcPr>
-            <w:tcW w:type="dxa" w:w="2592"/>
-            <w:vAlign w:val="center"/>
-            <w:shd w:fill="FFFFFF"/>
-            <w:tcMar>
-              <w:top w:w="70" w:type="dxa"/>
-              <w:bottom w:w="70" w:type="dxa"/>
-              <w:left w:w="90" w:type="dxa"/>
-              <w:right w:w="90" w:type="dxa"/>
-            </w:tcMar>
-          </w:tcPr>
-          <w:p>
-            <w:pPr>
-              <w:spacing w:before="0" w:after="0" w:line="247" w:lineRule="auto"/>
-              <w:jc w:val="left"/>
-            </w:pPr>
-            <w:r>
-              <w:rPr>
-                <w:rFonts w:ascii="Times New Roman" w:hAnsi="Times New Roman"/>
-                <w:sz w:val="21"/>
-              </w:rPr>
-              <w:t>Efecto descendente, procedencia y guía de recepción</w:t>
-            </w:r>
-          </w:p>
-        </w:tc>
-        <w:tc>
-          <w:tcPr>
-            <w:tcW w:type="dxa" w:w="2808"/>
-            <w:vAlign w:val="center"/>
-            <w:shd w:fill="FFFFFF"/>
-            <w:tcMar>
-              <w:top w:w="70" w:type="dxa"/>
-              <w:bottom w:w="70" w:type="dxa"/>
-              <w:left w:w="90" w:type="dxa"/>
-              <w:right w:w="90" w:type="dxa"/>
-            </w:tcMar>
-          </w:tcPr>
-          <w:p>
-            <w:pPr>
-              <w:spacing w:before="0" w:after="0" w:line="247" w:lineRule="auto"/>
-              <w:jc w:val="left"/>
-            </w:pPr>
-            <w:r>
-              <w:rPr>
-                <w:rFonts w:ascii="Times New Roman" w:hAnsi="Times New Roman"/>
-                <w:sz w:val="21"/>
-              </w:rPr>
-              <w:t>Gobierno proporcional, historial de versiones materiales, soporte acotado y autonomía; no copiar contadores de dos revisiones ni estructuras de gobierno por rutina</w:t>
-            </w:r>
-          </w:p>
-        </w:tc>
-      </w:tr>
-    </w:tbl>
-    <w:p>
-      <w:pPr>
-        <w:spacing w:after="40" w:before="0" w:line="120" w:lineRule="auto"/>
-      </w:pPr>
-    </w:p>
-    <w:p>
-      <w:pPr>
-        <w:pStyle w:val="Heading2"/>
-      </w:pPr>
-      <w:r>
-        <w:t>Registro de lectura por capacidad</w:t>
-      </w:r>
-    </w:p>
-    <w:p>
-      <w:pPr>
-        <w:jc w:val="both"/>
-      </w:pPr>
-      <w:r>
-        <w:t xml:space="preserve">Raíz </w:t>
-      </w:r>
-      <w:r>
-        <w:rPr>
-          <w:b/>
-        </w:rPr>
-        <w:t>G</w:t>
-      </w:r>
-      <w:r>
-        <w:t xml:space="preserve">: workspace/outputs/work01-20260910/ dentro del consolidado. Raíz </w:t>
-      </w:r>
-      <w:r>
-        <w:rPr>
-          <w:b/>
-        </w:rPr>
-        <w:t>R</w:t>
-      </w:r>
-      <w:r>
-        <w:t xml:space="preserve">: referencia_corte_v0.1/Go2Rev_snapshot_pre_migracion_v0.1_2026-09-10/20_referencias/RevOS_4.4.0/fuente/. Raíz </w:t>
-      </w:r>
-      <w:r>
-        <w:rPr>
-          <w:b/>
-        </w:rPr>
-        <w:t>T</w:t>
-      </w:r>
-      <w:r>
-        <w:t>: mismo prefijo de referencias, GTM_Planner_0.3.0/fuente/.</w:t>
-      </w:r>
-    </w:p>
-    <w:p>
-      <w:pPr>
-        <w:jc w:val="both"/>
-      </w:pPr>
-      <w:r>
-        <w:t xml:space="preserve">• </w:t>
-      </w:r>
-      <w:r>
-        <w:rPr>
-          <w:b/>
-        </w:rPr>
-        <w:t>G:</w:t>
-      </w:r>
-      <w:r>
-        <w:t xml:space="preserve"> Producto v0.27, definición §§1–10, mapa §12 y estado/continuidad §§30–35; Plan v0.38, entrada/mandato y cierre vigente; Evidencias v0.34, entrada/estado y cierre. No se relee todo el historial acumulado. Método: metodo/instrucciones_minimas_v0.7.md, D2_investigacion_y_decision_v0.2.md, G1_oferta_basada_en_evidencia_v0.2.md, G2_economia_y_capacidad_v0.2.md, G3_recorrido_y_responsabilidades_v0.1.md, G4_pruebas_y_construccion_minima_v0.1.md, P1_materiales_operativos_v0.2.md, P1_preparacion_del_paquete_v0.1.md, P3_cierre_y_continuidad_v0.1.md y formato_expediente_y_kit_v0.1.md: instrucciones, criterios y formatos originales leídos como fuentes de diseño.</w:t>
-      </w:r>
-    </w:p>
-    <w:p>
-      <w:pPr>
-        <w:jc w:val="both"/>
-      </w:pPr>
-      <w:r>
-        <w:t xml:space="preserve">• </w:t>
-      </w:r>
-      <w:r>
-        <w:rPr>
-          <w:b/>
-        </w:rPr>
-        <w:t>R01:</w:t>
-      </w:r>
-      <w:r>
-        <w:t xml:space="preserve"> .claude-plugin/plugin.json; skills/revos-orchestrator/SKILL.md; references/grafo-dependencias.md y references/convenciones.md bajo ese directorio; skills/cambio/SKILL.md. Lectura de reglas, artefactos, dependencias y tratamiento de cambios.</w:t>
-      </w:r>
-    </w:p>
-    <w:p>
-      <w:pPr>
-        <w:jc w:val="both"/>
-      </w:pPr>
-      <w:r>
-        <w:t xml:space="preserve">• </w:t>
-      </w:r>
-      <w:r>
-        <w:rPr>
-          <w:b/>
-        </w:rPr>
-        <w:t>R02:</w:t>
-      </w:r>
-      <w:r>
-        <w:t xml:space="preserve"> skills/client-intake-form/SKILL.md y skills/brief-intake/SKILL.md, procesos y plantillas; skills/knowledge-base-builder/SKILL.md, propósito/principios, proceso y encabezados de plantilla. No se atribuye lectura detallada de cada campo de su plantilla.</w:t>
-      </w:r>
-    </w:p>
-    <w:p>
-      <w:pPr>
-        <w:jc w:val="both"/>
-      </w:pPr>
-      <w:r>
-        <w:t xml:space="preserve">• </w:t>
-      </w:r>
-      <w:r>
-        <w:rPr>
-          <w:b/>
-        </w:rPr>
-        <w:t>R03:</w:t>
-      </w:r>
-      <w:r>
-        <w:t xml:space="preserve"> skills/competitive-research/SKILL.md, proceso y plantilla; skills/revenue-diagnostic/SKILL.md, proceso y encabezados de plantilla. Se usa el análisis causal; no se atribuye inspección del artefacto visual propuesto.</w:t>
-      </w:r>
-    </w:p>
-    <w:p>
-      <w:pPr>
-        <w:jc w:val="both"/>
-      </w:pPr>
-      <w:r>
-        <w:t xml:space="preserve">• </w:t>
-      </w:r>
-      <w:r>
-        <w:rPr>
-          <w:b/>
-        </w:rPr>
-        <w:t>R04:</w:t>
-      </w:r>
-      <w:r>
-        <w:t xml:space="preserve"> skills/positioning-messaging/SKILL.md, growth-system-design/SKILL.md, sales-conversion-design/SKILL.md, channel-strategy-design/SKILL.md y sales-process-design/SKILL.md, todos bajo skills/: lectura de procesos y estructura de salida. No se afirma reutilización literal de sus plantillas completas.</w:t>
-      </w:r>
-    </w:p>
-    <w:p>
-      <w:pPr>
-        <w:jc w:val="both"/>
-      </w:pPr>
-      <w:r>
-        <w:t xml:space="preserve">• </w:t>
-      </w:r>
-      <w:r>
-        <w:rPr>
-          <w:b/>
-        </w:rPr>
-        <w:t>R05:</w:t>
-      </w:r>
-      <w:r>
-        <w:t xml:space="preserve"> skills/measurement-framework/SKILL.md, proceso y estructura; skills/reporting-operating-system/SKILL.md, proceso y especificación de salidas incluida en él; skills/execution-roadmap-builder/SKILL.md, proceso.</w:t>
-      </w:r>
-    </w:p>
-    <w:p>
-      <w:pPr>
-        <w:jc w:val="both"/>
-      </w:pPr>
-      <w:r>
-        <w:t xml:space="preserve">• </w:t>
-      </w:r>
-      <w:r>
-        <w:rPr>
-          <w:b/>
-        </w:rPr>
-        <w:t>R06:</w:t>
-      </w:r>
-      <w:r>
-        <w:t xml:space="preserve"> skills/diagnostic-checkpoint/SKILL.md, proceso/plantilla/cierre; skills/system-qa/SKILL.md, principios, proceso y matriz de verificación. Se identifican expresamente su límite de coherencia y su revisión adversarial.</w:t>
-      </w:r>
-    </w:p>
-    <w:p>
-      <w:pPr>
-        <w:jc w:val="both"/>
-      </w:pPr>
-      <w:r>
-        <w:t xml:space="preserve">• </w:t>
-      </w:r>
-      <w:r>
-        <w:rPr>
-          <w:b/>
-        </w:rPr>
-        <w:t>R07:</w:t>
-      </w:r>
-      <w:r>
-        <w:t xml:space="preserve"> skills/martech-stack-audit/SKILL.md y skills/conversion-playbook-builder/SKILL.md, proceso; skills/exec-deliverables/SKILL.md, especificaciones de documentos ejecutivos y handover. Sin lectura detallada de nodos CRM, martech o diseño de contenido; no se certifica su reutilización.</w:t>
-      </w:r>
-    </w:p>
-    <w:p>
-      <w:pPr>
-        <w:jc w:val="both"/>
-      </w:pPr>
-      <w:r>
-        <w:t xml:space="preserve">• </w:t>
-      </w:r>
-      <w:r>
-        <w:rPr>
-          <w:b/>
-        </w:rPr>
-        <w:t>T01:</w:t>
-      </w:r>
-      <w:r>
-        <w:t xml:space="preserve"> skills/intake/SKILL.md y references/snapshot-template.md en ese directorio, completos.</w:t>
-      </w:r>
-    </w:p>
-    <w:p>
-      <w:pPr>
-        <w:jc w:val="both"/>
-      </w:pPr>
-      <w:r>
-        <w:t xml:space="preserve">• </w:t>
-      </w:r>
-      <w:r>
-        <w:rPr>
-          <w:b/>
-        </w:rPr>
-        <w:t>T02:</w:t>
-      </w:r>
-      <w:r>
-        <w:t xml:space="preserve"> skills/market-map/SKILL.md y sus referencias source-readiness.md, three-layer-model.md, gap-vs-hole.md, completos.</w:t>
-      </w:r>
-    </w:p>
-    <w:p>
-      <w:pPr>
-        <w:jc w:val="both"/>
-      </w:pPr>
-      <w:r>
-        <w:t xml:space="preserve">• </w:t>
-      </w:r>
-      <w:r>
-        <w:rPr>
-          <w:b/>
-        </w:rPr>
-        <w:t>T03:</w:t>
-      </w:r>
-      <w:r>
-        <w:t xml:space="preserve"> skills/positioning/SKILL.md y sus referencias category-decision.md, pillar-test.md, anti-messages.md, completos.</w:t>
-      </w:r>
-    </w:p>
-    <w:p>
-      <w:pPr>
-        <w:jc w:val="both"/>
-      </w:pPr>
-      <w:r>
-        <w:t xml:space="preserve">• </w:t>
-      </w:r>
-      <w:r>
-        <w:rPr>
-          <w:b/>
-        </w:rPr>
-        <w:t>T04:</w:t>
-      </w:r>
-      <w:r>
-        <w:t xml:space="preserve"> skills/demand-plan/SKILL.md y sus referencias engine-catalog.md, channel-functions.md, benchmark-rules.md, completos.</w:t>
-      </w:r>
-    </w:p>
-    <w:p>
-      <w:pPr>
-        <w:jc w:val="both"/>
-      </w:pPr>
-      <w:r>
-        <w:t xml:space="preserve">• </w:t>
-      </w:r>
-      <w:r>
-        <w:rPr>
-          <w:b/>
-        </w:rPr>
-        <w:t>T05:</w:t>
-      </w:r>
-      <w:r>
-        <w:t xml:space="preserve"> skills/roadmap/SKILL.md y sus referencias execution-readiness.md, gtm-plan-template.md, completos.</w:t>
-      </w:r>
-    </w:p>
-    <w:p>
-      <w:pPr>
-        <w:jc w:val="both"/>
-      </w:pPr>
-      <w:r>
-        <w:t>Las dependencias se han leído en el grafo original y en contratos de las piezas pertinentes, no solo en una compilación. Los documentos binarios de RevOS (Blueprint, Workflow, Master Doc) existen, pero no se han analizado en esta tarea. Su presencia no acredita equivalencia de fórmulas, estilos o estructura. No se necesita leerlos para estas propuestas de capacidad; sí antes de reutilizar materialmente sus componentes.</w:t>
-      </w:r>
-    </w:p>
-    <w:p>
-      <w:pPr>
-        <w:pStyle w:val="Heading2"/>
-      </w:pPr>
-      <w:r>
-        <w:t>Semillas y antecedentes</w:t>
-      </w:r>
-    </w:p>
-    <w:p>
-      <w:pPr>
-        <w:jc w:val="both"/>
-      </w:pPr>
-      <w:r>
-        <w:t>Se leyó completo semillas/go2rev_marco-operativo_v1.md; de la investigación duplicada, las tesis iniciales y Recommendations, incluidos arquitectura, precios, umbrales y secuencia. De investigacion/Go2Rev_revision_fundamentos_v0.1_2026-09-09.md, las correcciones y fundamentos metodológicos pertinentes. Esta revisión es una fuente interna secundaria; sus URLs no se consideran páginas recuperadas en esta sesión.</w:t>
-      </w:r>
-    </w:p>
-    <w:p>
-      <w:pPr>
-        <w:jc w:val="both"/>
-      </w:pPr>
-      <w:r>
-        <w:t>Se conserva la distinción entre iniciar una ruta y mejorar una ya existente, y entre modelo de negocio y B2B/B2C. Se retiran módulos obligatorios, tarifas, plazos, umbrales y transición a RevOS. No se adoptan contextos empresariales, especializaciones geográficas ni afirmaciones de exclusividad de las semillas. La base se construye desde la promesa de producto y los contratos de capacidad.</w:t>
-      </w:r>
-    </w:p>
-    <w:p>
-      <w:pPr>
-        <w:pStyle w:val="Heading2"/>
-      </w:pPr>
-      <w:r>
-        <w:t>Disponibilidad para la construcción</w:t>
-      </w:r>
-    </w:p>
-    <w:p>
-      <w:pPr>
-        <w:jc w:val="both"/>
-      </w:pPr>
-      <w:r>
-        <w:t>El registro de ausencias se conserva en 00_control_exportacion/faltantes_y_exclusiones_externas.json, dentro del archivo de procedencia. No se incorpora como backlog de producto ni se reconstruyen originales. Recuperar un documento histórico no es un entregable de construcción.</w:t>
-      </w:r>
-    </w:p>
-    <w:p>
-      <w:pPr>
-        <w:jc w:val="both"/>
-      </w:pPr>
-      <w:r>
-        <w:t>Cuando falte un original metodológico pertinente, se identificará la regla cuya reutilización no puede acreditarse y se redactará un componente propio desde su contrato. Una fórmula, plantilla o instrucción solo se incorporará después de examinar su contenido y adaptarlo al alcance fundacional. Los binarios no leídos mantienen ese límite de reutilización.</w:t>
-      </w:r>
-    </w:p>
-    <w:p>
-      <w:pPr>
-        <w:jc w:val="both"/>
-      </w:pPr>
-      <w:r>
-        <w:t>La primera versión debe contener todo lo necesario para prestar su alcance sin cargar el archivo histórico. La procedencia permite justificar decisiones de diseño; no sustituye una pieza pendiente ni se convierte en dependencia de operación.</w:t>
-      </w:r>
-    </w:p>
-    <w:p>
-      <w:pPr>
-        <w:pStyle w:val="Heading1"/>
-      </w:pPr>
-      <w:r>
-        <w:t>6 Construcción fundacional</w:t>
-      </w:r>
-    </w:p>
-    <w:p>
-      <w:pPr>
-        <w:keepNext/>
-        <w:jc w:val="both"/>
-      </w:pPr>
-      <w:r>
-        <w:t>Versión 0.2 · Archivos del producto · El Plan mantiene el backlog y su estado</w:t>
-      </w:r>
-    </w:p>
-    <w:p>
-      <w:pPr>
-        <w:pStyle w:val="Heading2"/>
-      </w:pPr>
-      <w:r>
-        <w:t>Finalidad</w:t>
-      </w:r>
-    </w:p>
-    <w:p>
-      <w:pPr>
-        <w:jc w:val="both"/>
-      </w:pPr>
-      <w:r>
-        <w:t xml:space="preserve">Construir el conjunto completo que permitirá implementar Go2Rev en el primer cliente: instrucciones, contratos, plantillas, modelos generales, protocolos y guías integrados. La arquitectura está aceptada. Esta especificación fija la profundidad necesaria para prestar su alcance, manteniendo el estado teórico de la primera versión. El conjunto disponible se identifica en el </w:t>
-      </w:r>
-      <w:hyperlink r:id="rId11">
-        <w:r>
-          <w:rPr>
-            <w:color w:val="151B73"/>
-          </w:rPr>
-          <w:t>paquete fundacional</w:t>
-        </w:r>
-      </w:hyperlink>
-      <w:r>
-        <w:t>.</w:t>
-      </w:r>
-    </w:p>
-    <w:p>
-      <w:pPr>
-        <w:jc w:val="both"/>
-      </w:pPr>
-      <w:r>
-        <w:t>La metodología se probará después de completar su construcción. Durante la construcción se revisan sus documentos y componentes, sin ejecutar un recorrido de negocio. La futura prestación utilizará los procedimientos de investigación y comprobación definidos por N01–N17; estos procedimientos se escriben ahora como contenido del producto.</w:t>
-      </w:r>
-    </w:p>
-    <w:p>
-      <w:pPr>
-        <w:pStyle w:val="Heading2"/>
-      </w:pPr>
-      <w:r>
-        <w:t>Familias de componentes finales</w:t>
-      </w:r>
-    </w:p>
-    <w:p>
-      <w:pPr>
-        <w:jc w:val="both"/>
-      </w:pPr>
-      <w:r>
-        <w:t>Una familia puede contener varias instrucciones y producir varias salidas. No se exige una skill ni un documento por nodo.</w:t>
-      </w:r>
-    </w:p>
-    <w:tbl>
-      <w:tblPr>
-        <w:tblW w:type="auto" w:w="0"/>
-        <w:tblLayout w:type="fixed"/>
-        <w:tblLook w:firstColumn="1" w:firstRow="1" w:lastColumn="0" w:lastRow="0" w:noHBand="0" w:noVBand="1" w:val="04A0"/>
-        <w:tblBorders>
-          <w:top w:val="single" w:sz="4" w:color="D9D9D9"/>
-          <w:left w:val="single" w:sz="4" w:color="D9D9D9"/>
-          <w:bottom w:val="single" w:sz="4" w:color="D9D9D9"/>
-          <w:right w:val="single" w:sz="4" w:color="D9D9D9"/>
-          <w:insideH w:val="single" w:sz="4" w:color="D9D9D9"/>
-          <w:insideV w:val="single" w:sz="4" w:color="D9D9D9"/>
-        </w:tblBorders>
-      </w:tblPr>
-      <w:tblGrid>
-        <w:gridCol w:w="2088"/>
-        <w:gridCol w:w="3888"/>
-        <w:gridCol w:w="3384"/>
-      </w:tblGrid>
-      <w:tr>
-        <w:trPr>
-          <w:cantSplit/>
-          <w:tblHeader/>
-        </w:trPr>
-        <w:tc>
-          <w:tcPr>
-            <w:tcW w:type="dxa" w:w="2088"/>
-            <w:vAlign w:val="center"/>
-            <w:shd w:fill="151B73"/>
-            <w:tcMar>
-              <w:top w:w="70" w:type="dxa"/>
-              <w:bottom w:w="70" w:type="dxa"/>
-              <w:left w:w="90" w:type="dxa"/>
-              <w:right w:w="90" w:type="dxa"/>
-            </w:tcMar>
-          </w:tcPr>
-          <w:p>
-            <w:pPr>
-              <w:spacing w:before="0" w:after="0" w:line="247" w:lineRule="auto"/>
-              <w:jc w:val="left"/>
-            </w:pPr>
-            <w:r>
-              <w:rPr>
-                <w:rFonts w:ascii="Times New Roman" w:hAnsi="Times New Roman"/>
-                <w:b w:val="0"/>
-                <w:color w:val="FFFFFF"/>
-                <w:sz w:val="21"/>
-              </w:rPr>
-              <w:t>Familia</w:t>
-            </w:r>
-          </w:p>
-        </w:tc>
-        <w:tc>
-          <w:tcPr>
-            <w:tcW w:type="dxa" w:w="3888"/>
-            <w:vAlign w:val="center"/>
-            <w:shd w:fill="151B73"/>
-            <w:tcMar>
-              <w:top w:w="70" w:type="dxa"/>
-              <w:bottom w:w="70" w:type="dxa"/>
-              <w:left w:w="90" w:type="dxa"/>
-              <w:right w:w="90" w:type="dxa"/>
-            </w:tcMar>
-          </w:tcPr>
-          <w:p>
-            <w:pPr>
-              <w:spacing w:before="0" w:after="0" w:line="247" w:lineRule="auto"/>
-              <w:jc w:val="left"/>
-            </w:pPr>
-            <w:r>
-              <w:rPr>
-                <w:rFonts w:ascii="Times New Roman" w:hAnsi="Times New Roman"/>
-                <w:b w:val="0"/>
-                <w:color w:val="FFFFFF"/>
-                <w:sz w:val="21"/>
-              </w:rPr>
-              <w:t>Nodos</w:t>
-            </w:r>
-          </w:p>
-        </w:tc>
-        <w:tc>
-          <w:tcPr>
-            <w:tcW w:type="dxa" w:w="3384"/>
-            <w:vAlign w:val="center"/>
-            <w:shd w:fill="151B73"/>
-            <w:tcMar>
-              <w:top w:w="70" w:type="dxa"/>
-              <w:bottom w:w="70" w:type="dxa"/>
-              <w:left w:w="90" w:type="dxa"/>
-              <w:right w:w="90" w:type="dxa"/>
-            </w:tcMar>
-          </w:tcPr>
-          <w:p>
-            <w:pPr>
-              <w:spacing w:before="0" w:after="0" w:line="247" w:lineRule="auto"/>
-              <w:jc w:val="left"/>
-            </w:pPr>
-            <w:r>
-              <w:rPr>
-                <w:rFonts w:ascii="Times New Roman" w:hAnsi="Times New Roman"/>
-                <w:b w:val="0"/>
-                <w:color w:val="FFFFFF"/>
-                <w:sz w:val="21"/>
-              </w:rPr>
-              <w:t>Componentes que deben quedar construidos</w:t>
-            </w:r>
-          </w:p>
-        </w:tc>
-      </w:tr>
-      <w:tr>
-        <w:trPr>
-          <w:cantSplit/>
-        </w:trPr>
-        <w:tc>
-          <w:tcPr>
-            <w:tcW w:type="dxa" w:w="2088"/>
-            <w:vAlign w:val="center"/>
-            <w:shd w:fill="FFFFFF"/>
-            <w:tcMar>
-              <w:top w:w="70" w:type="dxa"/>
-              <w:bottom w:w="70" w:type="dxa"/>
-              <w:left w:w="90" w:type="dxa"/>
-              <w:right w:w="90" w:type="dxa"/>
-            </w:tcMar>
-          </w:tcPr>
-          <w:p>
-            <w:pPr>
-              <w:spacing w:before="0" w:after="0" w:line="247" w:lineRule="auto"/>
-              <w:jc w:val="left"/>
-            </w:pPr>
-            <w:r>
-              <w:rPr>
-                <w:rFonts w:ascii="Times New Roman" w:hAnsi="Times New Roman"/>
-                <w:sz w:val="21"/>
-              </w:rPr>
-              <w:t>Encuadrar y construir conocimiento</w:t>
-            </w:r>
-          </w:p>
-        </w:tc>
-        <w:tc>
-          <w:tcPr>
-            <w:tcW w:type="dxa" w:w="3888"/>
-            <w:vAlign w:val="center"/>
-            <w:shd w:fill="FFFFFF"/>
-            <w:tcMar>
-              <w:top w:w="70" w:type="dxa"/>
-              <w:bottom w:w="70" w:type="dxa"/>
-              <w:left w:w="90" w:type="dxa"/>
-              <w:right w:w="90" w:type="dxa"/>
-            </w:tcMar>
-          </w:tcPr>
-          <w:p>
-            <w:pPr>
-              <w:spacing w:before="0" w:after="0" w:line="247" w:lineRule="auto"/>
-              <w:jc w:val="left"/>
-            </w:pPr>
-            <w:r>
-              <w:rPr>
-                <w:rFonts w:ascii="Times New Roman" w:hAnsi="Times New Roman"/>
-                <w:sz w:val="21"/>
-              </w:rPr>
-              <w:t>N01–N02</w:t>
-            </w:r>
-          </w:p>
-        </w:tc>
-        <w:tc>
-          <w:tcPr>
-            <w:tcW w:type="dxa" w:w="3384"/>
-            <w:vAlign w:val="center"/>
-            <w:shd w:fill="FFFFFF"/>
-            <w:tcMar>
-              <w:top w:w="70" w:type="dxa"/>
-              <w:bottom w:w="70" w:type="dxa"/>
-              <w:left w:w="90" w:type="dxa"/>
-              <w:right w:w="90" w:type="dxa"/>
-            </w:tcMar>
-          </w:tcPr>
-          <w:p>
-            <w:pPr>
-              <w:spacing w:before="0" w:after="0" w:line="247" w:lineRule="auto"/>
-              <w:jc w:val="left"/>
-            </w:pPr>
-            <w:r>
-              <w:rPr>
-                <w:rFonts w:ascii="Times New Roman" w:hAnsi="Times New Roman"/>
-                <w:sz w:val="21"/>
-              </w:rPr>
-              <w:t>Instrucciones de encargo y salida; solicitud selectiva; fuentes, afirmaciones y decisiones; transferencia A y capacidades B</w:t>
-            </w:r>
-          </w:p>
-        </w:tc>
-      </w:tr>
-      <w:tr>
-        <w:trPr>
-          <w:cantSplit/>
-        </w:trPr>
-        <w:tc>
-          <w:tcPr>
-            <w:tcW w:type="dxa" w:w="2088"/>
-            <w:vAlign w:val="center"/>
-            <w:shd w:fill="F4F5FA"/>
-            <w:tcMar>
-              <w:top w:w="70" w:type="dxa"/>
-              <w:bottom w:w="70" w:type="dxa"/>
-              <w:left w:w="90" w:type="dxa"/>
-              <w:right w:w="90" w:type="dxa"/>
-            </w:tcMar>
-          </w:tcPr>
-          <w:p>
-            <w:pPr>
-              <w:spacing w:before="0" w:after="0" w:line="247" w:lineRule="auto"/>
-              <w:jc w:val="left"/>
-            </w:pPr>
-            <w:r>
-              <w:rPr>
-                <w:rFonts w:ascii="Times New Roman" w:hAnsi="Times New Roman"/>
-                <w:sz w:val="21"/>
-              </w:rPr>
-              <w:t>Investigar y recomendar Diagnostic</w:t>
-            </w:r>
-          </w:p>
-        </w:tc>
-        <w:tc>
-          <w:tcPr>
-            <w:tcW w:type="dxa" w:w="3888"/>
-            <w:vAlign w:val="center"/>
-            <w:shd w:fill="F4F5FA"/>
-            <w:tcMar>
-              <w:top w:w="70" w:type="dxa"/>
-              <w:bottom w:w="70" w:type="dxa"/>
-              <w:left w:w="90" w:type="dxa"/>
-              <w:right w:w="90" w:type="dxa"/>
-            </w:tcMar>
-          </w:tcPr>
-          <w:p>
-            <w:pPr>
-              <w:spacing w:before="0" w:after="0" w:line="247" w:lineRule="auto"/>
-              <w:jc w:val="left"/>
-            </w:pPr>
-            <w:r>
-              <w:rPr>
-                <w:rFonts w:ascii="Times New Roman" w:hAnsi="Times New Roman"/>
-                <w:sz w:val="21"/>
-              </w:rPr>
-              <w:t>N03–N06</w:t>
-            </w:r>
-          </w:p>
-        </w:tc>
-        <w:tc>
-          <w:tcPr>
-            <w:tcW w:type="dxa" w:w="3384"/>
-            <w:vAlign w:val="center"/>
-            <w:shd w:fill="F4F5FA"/>
-            <w:tcMar>
-              <w:top w:w="70" w:type="dxa"/>
-              <w:bottom w:w="70" w:type="dxa"/>
-              <w:left w:w="90" w:type="dxa"/>
-              <w:right w:w="90" w:type="dxa"/>
-            </w:tcMar>
-          </w:tcPr>
-          <w:p>
-            <w:pPr>
-              <w:spacing w:before="0" w:after="0" w:line="247" w:lineRule="auto"/>
-              <w:jc w:val="left"/>
-            </w:pPr>
-            <w:r>
-              <w:rPr>
-                <w:rFonts w:ascii="Times New Roman" w:hAnsi="Times New Roman"/>
-                <w:sz w:val="21"/>
-              </w:rPr>
-              <w:t>Exploración, profundización y contraste; matrices de comprador y alternativas; suficiencia; recomendación y salida</w:t>
-            </w:r>
-          </w:p>
-        </w:tc>
-      </w:tr>
-      <w:tr>
-        <w:trPr>
-          <w:cantSplit/>
-        </w:trPr>
-        <w:tc>
-          <w:tcPr>
-            <w:tcW w:type="dxa" w:w="2088"/>
-            <w:vAlign w:val="center"/>
-            <w:shd w:fill="FFFFFF"/>
-            <w:tcMar>
-              <w:top w:w="70" w:type="dxa"/>
-              <w:bottom w:w="70" w:type="dxa"/>
-              <w:left w:w="90" w:type="dxa"/>
-              <w:right w:w="90" w:type="dxa"/>
-            </w:tcMar>
-          </w:tcPr>
-          <w:p>
-            <w:pPr>
-              <w:spacing w:before="0" w:after="0" w:line="247" w:lineRule="auto"/>
-              <w:jc w:val="left"/>
-            </w:pPr>
-            <w:r>
-              <w:rPr>
-                <w:rFonts w:ascii="Times New Roman" w:hAnsi="Times New Roman"/>
-                <w:sz w:val="21"/>
-              </w:rPr>
-              <w:t>Diseñar posición y oferta</w:t>
-            </w:r>
-          </w:p>
-        </w:tc>
-        <w:tc>
-          <w:tcPr>
-            <w:tcW w:type="dxa" w:w="3888"/>
-            <w:vAlign w:val="center"/>
-            <w:shd w:fill="FFFFFF"/>
-            <w:tcMar>
-              <w:top w:w="70" w:type="dxa"/>
-              <w:bottom w:w="70" w:type="dxa"/>
-              <w:left w:w="90" w:type="dxa"/>
-              <w:right w:w="90" w:type="dxa"/>
-            </w:tcMar>
-          </w:tcPr>
-          <w:p>
-            <w:pPr>
-              <w:spacing w:before="0" w:after="0" w:line="247" w:lineRule="auto"/>
-              <w:jc w:val="left"/>
-            </w:pPr>
-            <w:r>
-              <w:rPr>
-                <w:rFonts w:ascii="Times New Roman" w:hAnsi="Times New Roman"/>
-                <w:sz w:val="21"/>
-              </w:rPr>
-              <w:t>N07–N08</w:t>
-            </w:r>
-          </w:p>
-        </w:tc>
-        <w:tc>
-          <w:tcPr>
-            <w:tcW w:type="dxa" w:w="3384"/>
-            <w:vAlign w:val="center"/>
-            <w:shd w:fill="FFFFFF"/>
-            <w:tcMar>
-              <w:top w:w="70" w:type="dxa"/>
-              <w:bottom w:w="70" w:type="dxa"/>
-              <w:left w:w="90" w:type="dxa"/>
-              <w:right w:w="90" w:type="dxa"/>
-            </w:tcMar>
-          </w:tcPr>
-          <w:p>
-            <w:pPr>
-              <w:spacing w:before="0" w:after="0" w:line="247" w:lineRule="auto"/>
-              <w:jc w:val="left"/>
-            </w:pPr>
-            <w:r>
-              <w:rPr>
-                <w:rFonts w:ascii="Times New Roman" w:hAnsi="Times New Roman"/>
-                <w:sz w:val="21"/>
-              </w:rPr>
-              <w:t>Comparación de categorías; promesas y respaldo; unidad de venta, alcance, precio, descuentos y condiciones</w:t>
-            </w:r>
-          </w:p>
-        </w:tc>
-      </w:tr>
-      <w:tr>
-        <w:trPr>
-          <w:cantSplit/>
-        </w:trPr>
-        <w:tc>
-          <w:tcPr>
-            <w:tcW w:type="dxa" w:w="2088"/>
-            <w:vAlign w:val="center"/>
-            <w:shd w:fill="F4F5FA"/>
-            <w:tcMar>
-              <w:top w:w="70" w:type="dxa"/>
-              <w:bottom w:w="70" w:type="dxa"/>
-              <w:left w:w="90" w:type="dxa"/>
-              <w:right w:w="90" w:type="dxa"/>
-            </w:tcMar>
-          </w:tcPr>
-          <w:p>
-            <w:pPr>
-              <w:spacing w:before="0" w:after="0" w:line="247" w:lineRule="auto"/>
-              <w:jc w:val="left"/>
-            </w:pPr>
-            <w:r>
-              <w:rPr>
-                <w:rFonts w:ascii="Times New Roman" w:hAnsi="Times New Roman"/>
-                <w:sz w:val="21"/>
-              </w:rPr>
-              <w:t>Diseñar acceso y conversión</w:t>
-            </w:r>
-          </w:p>
-        </w:tc>
-        <w:tc>
-          <w:tcPr>
-            <w:tcW w:type="dxa" w:w="3888"/>
-            <w:vAlign w:val="center"/>
-            <w:shd w:fill="F4F5FA"/>
-            <w:tcMar>
-              <w:top w:w="70" w:type="dxa"/>
-              <w:bottom w:w="70" w:type="dxa"/>
-              <w:left w:w="90" w:type="dxa"/>
-              <w:right w:w="90" w:type="dxa"/>
-            </w:tcMar>
-          </w:tcPr>
-          <w:p>
-            <w:pPr>
-              <w:spacing w:before="0" w:after="0" w:line="247" w:lineRule="auto"/>
-              <w:jc w:val="left"/>
-            </w:pPr>
-            <w:r>
-              <w:rPr>
-                <w:rFonts w:ascii="Times New Roman" w:hAnsi="Times New Roman"/>
-                <w:sz w:val="21"/>
-              </w:rPr>
-              <w:t>N09–N10</w:t>
-            </w:r>
-          </w:p>
-        </w:tc>
-        <w:tc>
-          <w:tcPr>
-            <w:tcW w:type="dxa" w:w="3384"/>
-            <w:vAlign w:val="center"/>
-            <w:shd w:fill="F4F5FA"/>
-            <w:tcMar>
-              <w:top w:w="70" w:type="dxa"/>
-              <w:bottom w:w="70" w:type="dxa"/>
-              <w:left w:w="90" w:type="dxa"/>
-              <w:right w:w="90" w:type="dxa"/>
-            </w:tcMar>
-          </w:tcPr>
-          <w:p>
-            <w:pPr>
-              <w:spacing w:before="0" w:after="0" w:line="247" w:lineRule="auto"/>
-              <w:jc w:val="left"/>
-            </w:pPr>
-            <w:r>
-              <w:rPr>
-                <w:rFonts w:ascii="Times New Roman" w:hAnsi="Times New Roman"/>
-                <w:sz w:val="21"/>
-              </w:rPr>
-              <w:t>Mecanismos de demanda; acceso y coste de cohorte; recorridos, transiciones, autoridad y traspasos</w:t>
-            </w:r>
-          </w:p>
-        </w:tc>
-      </w:tr>
-      <w:tr>
-        <w:trPr>
-          <w:cantSplit/>
-        </w:trPr>
-        <w:tc>
-          <w:tcPr>
-            <w:tcW w:type="dxa" w:w="2088"/>
-            <w:vAlign w:val="center"/>
-            <w:shd w:fill="FFFFFF"/>
-            <w:tcMar>
-              <w:top w:w="70" w:type="dxa"/>
-              <w:bottom w:w="70" w:type="dxa"/>
-              <w:left w:w="90" w:type="dxa"/>
-              <w:right w:w="90" w:type="dxa"/>
-            </w:tcMar>
-          </w:tcPr>
-          <w:p>
-            <w:pPr>
-              <w:spacing w:before="0" w:after="0" w:line="247" w:lineRule="auto"/>
-              <w:jc w:val="left"/>
-            </w:pPr>
-            <w:r>
-              <w:rPr>
-                <w:rFonts w:ascii="Times New Roman" w:hAnsi="Times New Roman"/>
-                <w:sz w:val="21"/>
-              </w:rPr>
-              <w:t>Diseñar cumplimiento y economía</w:t>
-            </w:r>
-          </w:p>
-        </w:tc>
-        <w:tc>
-          <w:tcPr>
-            <w:tcW w:type="dxa" w:w="3888"/>
-            <w:vAlign w:val="center"/>
-            <w:shd w:fill="FFFFFF"/>
-            <w:tcMar>
-              <w:top w:w="70" w:type="dxa"/>
-              <w:bottom w:w="70" w:type="dxa"/>
-              <w:left w:w="90" w:type="dxa"/>
-              <w:right w:w="90" w:type="dxa"/>
-            </w:tcMar>
-          </w:tcPr>
-          <w:p>
-            <w:pPr>
-              <w:spacing w:before="0" w:after="0" w:line="247" w:lineRule="auto"/>
-              <w:jc w:val="left"/>
-            </w:pPr>
-            <w:r>
-              <w:rPr>
-                <w:rFonts w:ascii="Times New Roman" w:hAnsi="Times New Roman"/>
-                <w:sz w:val="21"/>
-              </w:rPr>
-              <w:t>N11–N12</w:t>
-            </w:r>
-          </w:p>
-        </w:tc>
-        <w:tc>
-          <w:tcPr>
-            <w:tcW w:type="dxa" w:w="3384"/>
-            <w:vAlign w:val="center"/>
-            <w:shd w:fill="FFFFFF"/>
-            <w:tcMar>
-              <w:top w:w="70" w:type="dxa"/>
-              <w:bottom w:w="70" w:type="dxa"/>
-              <w:left w:w="90" w:type="dxa"/>
-              <w:right w:w="90" w:type="dxa"/>
-            </w:tcMar>
-          </w:tcPr>
-          <w:p>
-            <w:pPr>
-              <w:spacing w:before="0" w:after="0" w:line="247" w:lineRule="auto"/>
-              <w:jc w:val="left"/>
-            </w:pPr>
-            <w:r>
-              <w:rPr>
-                <w:rFonts w:ascii="Times New Roman" w:hAnsi="Times New Roman"/>
-                <w:sz w:val="21"/>
-              </w:rPr>
-              <w:t>Trabajo y recursos; aceptación y caja; modelos de contribución, capacidad, escenarios y umbrales</w:t>
-            </w:r>
-          </w:p>
-        </w:tc>
-      </w:tr>
-      <w:tr>
-        <w:trPr>
-          <w:cantSplit/>
-        </w:trPr>
-        <w:tc>
-          <w:tcPr>
-            <w:tcW w:type="dxa" w:w="2088"/>
-            <w:vAlign w:val="center"/>
-            <w:shd w:fill="F4F5FA"/>
-            <w:tcMar>
-              <w:top w:w="70" w:type="dxa"/>
-              <w:bottom w:w="70" w:type="dxa"/>
-              <w:left w:w="90" w:type="dxa"/>
-              <w:right w:w="90" w:type="dxa"/>
-            </w:tcMar>
-          </w:tcPr>
-          <w:p>
-            <w:pPr>
-              <w:spacing w:before="0" w:after="0" w:line="247" w:lineRule="auto"/>
-              <w:jc w:val="left"/>
-            </w:pPr>
-            <w:r>
-              <w:rPr>
-                <w:rFonts w:ascii="Times New Roman" w:hAnsi="Times New Roman"/>
-                <w:sz w:val="21"/>
-              </w:rPr>
-              <w:t>Medir y preparar</w:t>
-            </w:r>
-          </w:p>
-        </w:tc>
-        <w:tc>
-          <w:tcPr>
-            <w:tcW w:type="dxa" w:w="3888"/>
-            <w:vAlign w:val="center"/>
-            <w:shd w:fill="F4F5FA"/>
-            <w:tcMar>
-              <w:top w:w="70" w:type="dxa"/>
-              <w:bottom w:w="70" w:type="dxa"/>
-              <w:left w:w="90" w:type="dxa"/>
-              <w:right w:w="90" w:type="dxa"/>
-            </w:tcMar>
-          </w:tcPr>
-          <w:p>
-            <w:pPr>
-              <w:spacing w:before="0" w:after="0" w:line="247" w:lineRule="auto"/>
-              <w:jc w:val="left"/>
-            </w:pPr>
-            <w:r>
-              <w:rPr>
-                <w:rFonts w:ascii="Times New Roman" w:hAnsi="Times New Roman"/>
-                <w:sz w:val="21"/>
-              </w:rPr>
-              <w:t>N13–N14</w:t>
-            </w:r>
-          </w:p>
-        </w:tc>
-        <w:tc>
-          <w:tcPr>
-            <w:tcW w:type="dxa" w:w="3384"/>
-            <w:vAlign w:val="center"/>
-            <w:shd w:fill="F4F5FA"/>
-            <w:tcMar>
-              <w:top w:w="70" w:type="dxa"/>
-              <w:bottom w:w="70" w:type="dxa"/>
-              <w:left w:w="90" w:type="dxa"/>
-              <w:right w:w="90" w:type="dxa"/>
-            </w:tcMar>
-          </w:tcPr>
-          <w:p>
-            <w:pPr>
-              <w:spacing w:before="0" w:after="0" w:line="247" w:lineRule="auto"/>
-              <w:jc w:val="left"/>
-            </w:pPr>
-            <w:r>
-              <w:rPr>
-                <w:rFonts w:ascii="Times New Roman" w:hAnsi="Times New Roman"/>
-                <w:sz w:val="21"/>
-              </w:rPr>
-              <w:t>Diccionario de eventos y medidas; inventario de piezas; protocolos de futura comprobación, responsables y criterios</w:t>
-            </w:r>
-          </w:p>
-        </w:tc>
-      </w:tr>
-      <w:tr>
-        <w:trPr>
-          <w:cantSplit/>
-        </w:trPr>
-        <w:tc>
-          <w:tcPr>
-            <w:tcW w:type="dxa" w:w="2088"/>
-            <w:vAlign w:val="center"/>
-            <w:shd w:fill="FFFFFF"/>
-            <w:tcMar>
-              <w:top w:w="70" w:type="dxa"/>
-              <w:bottom w:w="70" w:type="dxa"/>
-              <w:left w:w="90" w:type="dxa"/>
-              <w:right w:w="90" w:type="dxa"/>
-            </w:tcMar>
-          </w:tcPr>
-          <w:p>
-            <w:pPr>
-              <w:spacing w:before="0" w:after="0" w:line="247" w:lineRule="auto"/>
-              <w:jc w:val="left"/>
-            </w:pPr>
-            <w:r>
-              <w:rPr>
-                <w:rFonts w:ascii="Times New Roman" w:hAnsi="Times New Roman"/>
-                <w:sz w:val="21"/>
-              </w:rPr>
-              <w:t>Materializar comprobar y transferir</w:t>
-            </w:r>
-          </w:p>
-        </w:tc>
-        <w:tc>
-          <w:tcPr>
-            <w:tcW w:type="dxa" w:w="3888"/>
-            <w:vAlign w:val="center"/>
-            <w:shd w:fill="FFFFFF"/>
-            <w:tcMar>
-              <w:top w:w="70" w:type="dxa"/>
-              <w:bottom w:w="70" w:type="dxa"/>
-              <w:left w:w="90" w:type="dxa"/>
-              <w:right w:w="90" w:type="dxa"/>
-            </w:tcMar>
-          </w:tcPr>
-          <w:p>
-            <w:pPr>
-              <w:spacing w:before="0" w:after="0" w:line="247" w:lineRule="auto"/>
-              <w:jc w:val="left"/>
-            </w:pPr>
-            <w:r>
-              <w:rPr>
-                <w:rFonts w:ascii="Times New Roman" w:hAnsi="Times New Roman"/>
-                <w:sz w:val="21"/>
-              </w:rPr>
-              <w:t>N15–N17</w:t>
-            </w:r>
-          </w:p>
-        </w:tc>
-        <w:tc>
-          <w:tcPr>
-            <w:tcW w:type="dxa" w:w="3384"/>
-            <w:vAlign w:val="center"/>
-            <w:shd w:fill="FFFFFF"/>
-            <w:tcMar>
-              <w:top w:w="70" w:type="dxa"/>
-              <w:bottom w:w="70" w:type="dxa"/>
-              <w:left w:w="90" w:type="dxa"/>
-              <w:right w:w="90" w:type="dxa"/>
-            </w:tcMar>
-          </w:tcPr>
-          <w:p>
-            <w:pPr>
-              <w:spacing w:before="0" w:after="0" w:line="247" w:lineRule="auto"/>
-              <w:jc w:val="left"/>
-            </w:pPr>
-            <w:r>
-              <w:rPr>
-                <w:rFonts w:ascii="Times New Roman" w:hAnsi="Times New Roman"/>
-                <w:sz w:val="21"/>
-              </w:rPr>
-              <w:t>Guías de producción y uso; registro vacío de observaciones; recepción, límites y continuidad</w:t>
-            </w:r>
-          </w:p>
-        </w:tc>
-      </w:tr>
-      <w:tr>
-        <w:trPr>
-          <w:cantSplit/>
-        </w:trPr>
-        <w:tc>
-          <w:tcPr>
-            <w:tcW w:type="dxa" w:w="2088"/>
-            <w:vAlign w:val="center"/>
-            <w:shd w:fill="F4F5FA"/>
-            <w:tcMar>
-              <w:top w:w="70" w:type="dxa"/>
-              <w:bottom w:w="70" w:type="dxa"/>
-              <w:left w:w="90" w:type="dxa"/>
-              <w:right w:w="90" w:type="dxa"/>
-            </w:tcMar>
-          </w:tcPr>
-          <w:p>
-            <w:pPr>
-              <w:spacing w:before="0" w:after="0" w:line="247" w:lineRule="auto"/>
-              <w:jc w:val="left"/>
-            </w:pPr>
-            <w:r>
-              <w:rPr>
-                <w:rFonts w:ascii="Times New Roman" w:hAnsi="Times New Roman"/>
-                <w:sz w:val="21"/>
-              </w:rPr>
-              <w:t>Integrar y gobernar</w:t>
-            </w:r>
-          </w:p>
-        </w:tc>
-        <w:tc>
-          <w:tcPr>
-            <w:tcW w:type="dxa" w:w="3888"/>
-            <w:vAlign w:val="center"/>
-            <w:shd w:fill="F4F5FA"/>
-            <w:tcMar>
-              <w:top w:w="70" w:type="dxa"/>
-              <w:bottom w:w="70" w:type="dxa"/>
-              <w:left w:w="90" w:type="dxa"/>
-              <w:right w:w="90" w:type="dxa"/>
-            </w:tcMar>
-          </w:tcPr>
-          <w:p>
-            <w:pPr>
-              <w:spacing w:before="0" w:after="0" w:line="247" w:lineRule="auto"/>
-              <w:jc w:val="left"/>
-            </w:pPr>
-            <w:r>
-              <w:rPr>
-                <w:rFonts w:ascii="Times New Roman" w:hAnsi="Times New Roman"/>
-                <w:sz w:val="21"/>
-              </w:rPr>
-              <w:t>Transversal</w:t>
-            </w:r>
-          </w:p>
-        </w:tc>
-        <w:tc>
-          <w:tcPr>
-            <w:tcW w:type="dxa" w:w="3384"/>
-            <w:vAlign w:val="center"/>
-            <w:shd w:fill="F4F5FA"/>
-            <w:tcMar>
-              <w:top w:w="70" w:type="dxa"/>
-              <w:bottom w:w="70" w:type="dxa"/>
-              <w:left w:w="90" w:type="dxa"/>
-              <w:right w:w="90" w:type="dxa"/>
-            </w:tcMar>
-          </w:tcPr>
-          <w:p>
-            <w:pPr>
-              <w:spacing w:before="0" w:after="0" w:line="247" w:lineRule="auto"/>
-              <w:jc w:val="left"/>
-            </w:pPr>
-            <w:r>
-              <w:rPr>
-                <w:rFonts w:ascii="Times New Roman" w:hAnsi="Times New Roman"/>
-                <w:sz w:val="21"/>
-              </w:rPr>
-              <w:t>Entrada conversacional; guía del consultor; cambios; capacidades del entorno; índice y paquete de implementación</w:t>
-            </w:r>
-          </w:p>
-        </w:tc>
-      </w:tr>
-    </w:tbl>
-    <w:p>
-      <w:pPr>
-        <w:spacing w:after="40" w:before="0" w:line="120" w:lineRule="auto"/>
-      </w:pPr>
-    </w:p>
-    <w:p>
-      <w:pPr>
-        <w:jc w:val="both"/>
-      </w:pPr>
-      <w:r>
-        <w:t>El desarrollo de investigación/Diagnostic y el diseño de oferta/entrega/economía se coordinan. Los contratos permiten consumir versiones exploratorias antes de una recomendación final. La integración se resuelve en las instrucciones y los campos compartidos.</w:t>
-      </w:r>
-    </w:p>
-    <w:p>
-      <w:pPr>
-        <w:pStyle w:val="Heading2"/>
-      </w:pPr>
-      <w:r>
-        <w:t>Contrato de una pieza terminada</w:t>
-      </w:r>
-    </w:p>
-    <w:p>
-      <w:pPr>
-        <w:jc w:val="both"/>
-      </w:pPr>
-      <w:r>
-        <w:t>Cada instrucción tendrá finalidad, decisiones que atiende, aplicabilidad A/B y por modelo de negocio, entradas y productores, trabajo analítico explicado, salidas y consumidores, suficiencia, límites, alternativas ante carencias y condiciones de revisión. Debe guiar el razonamiento necesario, además de enumerar títulos.</w:t>
-      </w:r>
-    </w:p>
-    <w:p>
-      <w:pPr>
-        <w:jc w:val="both"/>
-      </w:pPr>
-      <w:r>
-        <w:t>Cada plantilla tendrá campos con significado, unidad o formato, obligatoriedad según uso, responsable de aportación, reglas de derivación, relación con otras piezas y tratamiento de ausencia. Los campos empresariales estarán vacíos; las instrucciones se distinguirán del contenido que completará una prestación.</w:t>
-      </w:r>
-    </w:p>
-    <w:p>
-      <w:pPr>
-        <w:jc w:val="both"/>
-      </w:pPr>
-      <w:r>
-        <w:t>Cada modelo de cálculo tendrá entradas separadas de fórmulas, unidad y periodo definidos, dominio de aplicación, desconocidos explícitos, restricciones y salidas explicadas. Las fórmulas generales cubrirán las variantes que se declaren soportadas. El diseño no incorporará cifras empresariales ni valores predeterminados que aparenten evidencia.</w:t>
-      </w:r>
-    </w:p>
-    <w:p>
-      <w:pPr>
-        <w:jc w:val="both"/>
-      </w:pPr>
-      <w:r>
-        <w:t>Cada protocolo tendrá propósito, pregunta, prerrequisitos, entradas, procedimiento, responsable, criterio previo, forma de registrar lo observado, límites y decisión posterior. Se entrega como procedimiento completo para la etapa de uso correspondiente. No contiene resultados ejecutados durante la construcción.</w:t>
-      </w:r>
-    </w:p>
-    <w:p>
-      <w:pPr>
-        <w:jc w:val="both"/>
-      </w:pPr>
-      <w:r>
-        <w:t>Cada guía de operación identificará quién la utiliza, cómo entra, qué información necesita, cómo continúa por conversación, cuándo se limita una conclusión y dónde guarda el trabajo. Las capacidades de cada entorno se describirán sin cambiar las reglas del método.</w:t>
-      </w:r>
-    </w:p>
-    <w:p>
-      <w:pPr>
-        <w:pStyle w:val="Heading2"/>
-      </w:pPr>
-      <w:r>
-        <w:t>Revisión documental de construcción</w:t>
-      </w:r>
-    </w:p>
-    <w:p>
-      <w:pPr>
-        <w:jc w:val="both"/>
-      </w:pPr>
-      <w:r>
-        <w:t>Se revisa el componente producido y su relación con el entregable final. La revisión puede utilizar lectura, análisis estático de fórmulas y estructuras, comprobación de enlaces y renderizado de documentos. Su finalidad es corregir defectos de construcción; no produce resultados de aplicación de la metodología.</w:t>
-      </w:r>
-    </w:p>
-    <w:tbl>
-      <w:tblPr>
-        <w:tblW w:type="auto" w:w="0"/>
-        <w:tblLayout w:type="fixed"/>
-        <w:tblLook w:firstColumn="1" w:firstRow="1" w:lastColumn="0" w:lastRow="0" w:noHBand="0" w:noVBand="1" w:val="04A0"/>
-        <w:tblBorders>
-          <w:top w:val="single" w:sz="4" w:color="D9D9D9"/>
-          <w:left w:val="single" w:sz="4" w:color="D9D9D9"/>
-          <w:bottom w:val="single" w:sz="4" w:color="D9D9D9"/>
-          <w:right w:val="single" w:sz="4" w:color="D9D9D9"/>
-          <w:insideH w:val="single" w:sz="4" w:color="D9D9D9"/>
-          <w:insideV w:val="single" w:sz="4" w:color="D9D9D9"/>
-        </w:tblBorders>
-      </w:tblPr>
-      <w:tblGrid>
-        <w:gridCol w:w="2088"/>
-        <w:gridCol w:w="3888"/>
-        <w:gridCol w:w="3384"/>
-      </w:tblGrid>
-      <w:tr>
-        <w:trPr>
-          <w:cantSplit/>
-          <w:tblHeader/>
-        </w:trPr>
-        <w:tc>
-          <w:tcPr>
-            <w:tcW w:type="dxa" w:w="2088"/>
-            <w:vAlign w:val="center"/>
-            <w:shd w:fill="151B73"/>
-            <w:tcMar>
-              <w:top w:w="70" w:type="dxa"/>
-              <w:bottom w:w="70" w:type="dxa"/>
-              <w:left w:w="90" w:type="dxa"/>
-              <w:right w:w="90" w:type="dxa"/>
-            </w:tcMar>
-          </w:tcPr>
-          <w:p>
-            <w:pPr>
-              <w:spacing w:before="0" w:after="0" w:line="247" w:lineRule="auto"/>
-              <w:jc w:val="left"/>
-            </w:pPr>
-            <w:r>
-              <w:rPr>
-                <w:rFonts w:ascii="Times New Roman" w:hAnsi="Times New Roman"/>
-                <w:b w:val="0"/>
-                <w:color w:val="FFFFFF"/>
-                <w:sz w:val="21"/>
-              </w:rPr>
-              <w:t>Dimensión</w:t>
-            </w:r>
-          </w:p>
-        </w:tc>
-        <w:tc>
-          <w:tcPr>
-            <w:tcW w:type="dxa" w:w="3888"/>
-            <w:vAlign w:val="center"/>
-            <w:shd w:fill="151B73"/>
-            <w:tcMar>
-              <w:top w:w="70" w:type="dxa"/>
-              <w:bottom w:w="70" w:type="dxa"/>
-              <w:left w:w="90" w:type="dxa"/>
-              <w:right w:w="90" w:type="dxa"/>
-            </w:tcMar>
-          </w:tcPr>
-          <w:p>
-            <w:pPr>
-              <w:spacing w:before="0" w:after="0" w:line="247" w:lineRule="auto"/>
-              <w:jc w:val="left"/>
-            </w:pPr>
-            <w:r>
-              <w:rPr>
-                <w:rFonts w:ascii="Times New Roman" w:hAnsi="Times New Roman"/>
-                <w:b w:val="0"/>
-                <w:color w:val="FFFFFF"/>
-                <w:sz w:val="21"/>
-              </w:rPr>
-              <w:t>Pregunta de revisión</w:t>
-            </w:r>
-          </w:p>
-        </w:tc>
-        <w:tc>
-          <w:tcPr>
-            <w:tcW w:type="dxa" w:w="3384"/>
-            <w:vAlign w:val="center"/>
-            <w:shd w:fill="151B73"/>
-            <w:tcMar>
-              <w:top w:w="70" w:type="dxa"/>
-              <w:bottom w:w="70" w:type="dxa"/>
-              <w:left w:w="90" w:type="dxa"/>
-              <w:right w:w="90" w:type="dxa"/>
-            </w:tcMar>
-          </w:tcPr>
-          <w:p>
-            <w:pPr>
-              <w:spacing w:before="0" w:after="0" w:line="247" w:lineRule="auto"/>
-              <w:jc w:val="left"/>
-            </w:pPr>
-            <w:r>
-              <w:rPr>
-                <w:rFonts w:ascii="Times New Roman" w:hAnsi="Times New Roman"/>
-                <w:b w:val="0"/>
-                <w:color w:val="FFFFFF"/>
-                <w:sz w:val="21"/>
-              </w:rPr>
-              <w:t>Corrección exigible</w:t>
-            </w:r>
-          </w:p>
-        </w:tc>
-      </w:tr>
-      <w:tr>
-        <w:trPr>
-          <w:cantSplit/>
-        </w:trPr>
-        <w:tc>
-          <w:tcPr>
-            <w:tcW w:type="dxa" w:w="2088"/>
-            <w:vAlign w:val="center"/>
-            <w:shd w:fill="FFFFFF"/>
-            <w:tcMar>
-              <w:top w:w="70" w:type="dxa"/>
-              <w:bottom w:w="70" w:type="dxa"/>
-              <w:left w:w="90" w:type="dxa"/>
-              <w:right w:w="90" w:type="dxa"/>
-            </w:tcMar>
-          </w:tcPr>
-          <w:p>
-            <w:pPr>
-              <w:spacing w:before="0" w:after="0" w:line="247" w:lineRule="auto"/>
-              <w:jc w:val="left"/>
-            </w:pPr>
-            <w:r>
-              <w:rPr>
-                <w:rFonts w:ascii="Times New Roman" w:hAnsi="Times New Roman"/>
-                <w:sz w:val="21"/>
-              </w:rPr>
-              <w:t>Cobertura</w:t>
-            </w:r>
-          </w:p>
-        </w:tc>
-        <w:tc>
-          <w:tcPr>
-            <w:tcW w:type="dxa" w:w="3888"/>
-            <w:vAlign w:val="center"/>
-            <w:shd w:fill="FFFFFF"/>
-            <w:tcMar>
-              <w:top w:w="70" w:type="dxa"/>
-              <w:bottom w:w="70" w:type="dxa"/>
-              <w:left w:w="90" w:type="dxa"/>
-              <w:right w:w="90" w:type="dxa"/>
-            </w:tcMar>
-          </w:tcPr>
-          <w:p>
-            <w:pPr>
-              <w:spacing w:before="0" w:after="0" w:line="247" w:lineRule="auto"/>
-              <w:jc w:val="left"/>
-            </w:pPr>
-            <w:r>
-              <w:rPr>
-                <w:rFonts w:ascii="Times New Roman" w:hAnsi="Times New Roman"/>
-                <w:sz w:val="21"/>
-              </w:rPr>
-              <w:t>¿Cada decisión y obligación del alcance tiene una pieza que la desarrolla?</w:t>
-            </w:r>
-          </w:p>
-        </w:tc>
-        <w:tc>
-          <w:tcPr>
-            <w:tcW w:type="dxa" w:w="3384"/>
-            <w:vAlign w:val="center"/>
-            <w:shd w:fill="FFFFFF"/>
-            <w:tcMar>
-              <w:top w:w="70" w:type="dxa"/>
-              <w:bottom w:w="70" w:type="dxa"/>
-              <w:left w:w="90" w:type="dxa"/>
-              <w:right w:w="90" w:type="dxa"/>
-            </w:tcMar>
-          </w:tcPr>
-          <w:p>
-            <w:pPr>
-              <w:spacing w:before="0" w:after="0" w:line="247" w:lineRule="auto"/>
-              <w:jc w:val="left"/>
-            </w:pPr>
-            <w:r>
-              <w:rPr>
-                <w:rFonts w:ascii="Times New Roman" w:hAnsi="Times New Roman"/>
-                <w:sz w:val="21"/>
-              </w:rPr>
-              <w:t>Completar la capacidad o delimitar expresamente el alcance</w:t>
-            </w:r>
-          </w:p>
-        </w:tc>
-      </w:tr>
-      <w:tr>
-        <w:trPr>
-          <w:cantSplit/>
-        </w:trPr>
-        <w:tc>
-          <w:tcPr>
-            <w:tcW w:type="dxa" w:w="2088"/>
-            <w:vAlign w:val="center"/>
-            <w:shd w:fill="F4F5FA"/>
-            <w:tcMar>
-              <w:top w:w="70" w:type="dxa"/>
-              <w:bottom w:w="70" w:type="dxa"/>
-              <w:left w:w="90" w:type="dxa"/>
-              <w:right w:w="90" w:type="dxa"/>
-            </w:tcMar>
-          </w:tcPr>
-          <w:p>
-            <w:pPr>
-              <w:spacing w:before="0" w:after="0" w:line="247" w:lineRule="auto"/>
-              <w:jc w:val="left"/>
-            </w:pPr>
-            <w:r>
-              <w:rPr>
-                <w:rFonts w:ascii="Times New Roman" w:hAnsi="Times New Roman"/>
-                <w:sz w:val="21"/>
-              </w:rPr>
-              <w:t>Profundidad</w:t>
-            </w:r>
-          </w:p>
-        </w:tc>
-        <w:tc>
-          <w:tcPr>
-            <w:tcW w:type="dxa" w:w="3888"/>
-            <w:vAlign w:val="center"/>
-            <w:shd w:fill="F4F5FA"/>
-            <w:tcMar>
-              <w:top w:w="70" w:type="dxa"/>
-              <w:bottom w:w="70" w:type="dxa"/>
-              <w:left w:w="90" w:type="dxa"/>
-              <w:right w:w="90" w:type="dxa"/>
-            </w:tcMar>
-          </w:tcPr>
-          <w:p>
-            <w:pPr>
-              <w:spacing w:before="0" w:after="0" w:line="247" w:lineRule="auto"/>
-              <w:jc w:val="left"/>
-            </w:pPr>
-            <w:r>
-              <w:rPr>
-                <w:rFonts w:ascii="Times New Roman" w:hAnsi="Times New Roman"/>
-                <w:sz w:val="21"/>
-              </w:rPr>
-              <w:t>¿La instrucción explica cómo analizar y decidir, además de qué entregar?</w:t>
-            </w:r>
-          </w:p>
-        </w:tc>
-        <w:tc>
-          <w:tcPr>
-            <w:tcW w:type="dxa" w:w="3384"/>
-            <w:vAlign w:val="center"/>
-            <w:shd w:fill="F4F5FA"/>
-            <w:tcMar>
-              <w:top w:w="70" w:type="dxa"/>
-              <w:bottom w:w="70" w:type="dxa"/>
-              <w:left w:w="90" w:type="dxa"/>
-              <w:right w:w="90" w:type="dxa"/>
-            </w:tcMar>
-          </w:tcPr>
-          <w:p>
-            <w:pPr>
-              <w:spacing w:before="0" w:after="0" w:line="247" w:lineRule="auto"/>
-              <w:jc w:val="left"/>
-            </w:pPr>
-            <w:r>
-              <w:rPr>
-                <w:rFonts w:ascii="Times New Roman" w:hAnsi="Times New Roman"/>
-                <w:sz w:val="21"/>
-              </w:rPr>
-              <w:t>Añadir mecanismo, alternativas y criterios</w:t>
-            </w:r>
-          </w:p>
-        </w:tc>
-      </w:tr>
-      <w:tr>
-        <w:trPr>
-          <w:cantSplit/>
-        </w:trPr>
-        <w:tc>
-          <w:tcPr>
-            <w:tcW w:type="dxa" w:w="2088"/>
-            <w:vAlign w:val="center"/>
-            <w:shd w:fill="FFFFFF"/>
-            <w:tcMar>
-              <w:top w:w="70" w:type="dxa"/>
-              <w:bottom w:w="70" w:type="dxa"/>
-              <w:left w:w="90" w:type="dxa"/>
-              <w:right w:w="90" w:type="dxa"/>
-            </w:tcMar>
-          </w:tcPr>
-          <w:p>
-            <w:pPr>
-              <w:spacing w:before="0" w:after="0" w:line="247" w:lineRule="auto"/>
-              <w:jc w:val="left"/>
-            </w:pPr>
-            <w:r>
-              <w:rPr>
-                <w:rFonts w:ascii="Times New Roman" w:hAnsi="Times New Roman"/>
-                <w:sz w:val="21"/>
-              </w:rPr>
-              <w:t>Contratos</w:t>
-            </w:r>
-          </w:p>
-        </w:tc>
-        <w:tc>
-          <w:tcPr>
-            <w:tcW w:type="dxa" w:w="3888"/>
-            <w:vAlign w:val="center"/>
-            <w:shd w:fill="FFFFFF"/>
-            <w:tcMar>
-              <w:top w:w="70" w:type="dxa"/>
-              <w:bottom w:w="70" w:type="dxa"/>
-              <w:left w:w="90" w:type="dxa"/>
-              <w:right w:w="90" w:type="dxa"/>
-            </w:tcMar>
-          </w:tcPr>
-          <w:p>
-            <w:pPr>
-              <w:spacing w:before="0" w:after="0" w:line="247" w:lineRule="auto"/>
-              <w:jc w:val="left"/>
-            </w:pPr>
-            <w:r>
-              <w:rPr>
-                <w:rFonts w:ascii="Times New Roman" w:hAnsi="Times New Roman"/>
-                <w:sz w:val="21"/>
-              </w:rPr>
-              <w:t>¿Cada campo exigido tiene productor, significado y consumidor compatibles?</w:t>
-            </w:r>
-          </w:p>
-        </w:tc>
-        <w:tc>
-          <w:tcPr>
-            <w:tcW w:type="dxa" w:w="3384"/>
-            <w:vAlign w:val="center"/>
-            <w:shd w:fill="FFFFFF"/>
-            <w:tcMar>
-              <w:top w:w="70" w:type="dxa"/>
-              <w:bottom w:w="70" w:type="dxa"/>
-              <w:left w:w="90" w:type="dxa"/>
-              <w:right w:w="90" w:type="dxa"/>
-            </w:tcMar>
-          </w:tcPr>
-          <w:p>
-            <w:pPr>
-              <w:spacing w:before="0" w:after="0" w:line="247" w:lineRule="auto"/>
-              <w:jc w:val="left"/>
-            </w:pPr>
-            <w:r>
-              <w:rPr>
-                <w:rFonts w:ascii="Times New Roman" w:hAnsi="Times New Roman"/>
-                <w:sz w:val="21"/>
-              </w:rPr>
-              <w:t>Resolver nombres, unidades, obligatoriedad y versiones</w:t>
-            </w:r>
-          </w:p>
-        </w:tc>
-      </w:tr>
-      <w:tr>
-        <w:trPr>
-          <w:cantSplit/>
-        </w:trPr>
-        <w:tc>
-          <w:tcPr>
-            <w:tcW w:type="dxa" w:w="2088"/>
-            <w:vAlign w:val="center"/>
-            <w:shd w:fill="F4F5FA"/>
-            <w:tcMar>
-              <w:top w:w="70" w:type="dxa"/>
-              <w:bottom w:w="70" w:type="dxa"/>
-              <w:left w:w="90" w:type="dxa"/>
-              <w:right w:w="90" w:type="dxa"/>
-            </w:tcMar>
-          </w:tcPr>
-          <w:p>
-            <w:pPr>
-              <w:spacing w:before="0" w:after="0" w:line="247" w:lineRule="auto"/>
-              <w:jc w:val="left"/>
-            </w:pPr>
-            <w:r>
-              <w:rPr>
-                <w:rFonts w:ascii="Times New Roman" w:hAnsi="Times New Roman"/>
-                <w:sz w:val="21"/>
-              </w:rPr>
-              <w:t>Consistencia</w:t>
-            </w:r>
-          </w:p>
-        </w:tc>
-        <w:tc>
-          <w:tcPr>
-            <w:tcW w:type="dxa" w:w="3888"/>
-            <w:vAlign w:val="center"/>
-            <w:shd w:fill="F4F5FA"/>
-            <w:tcMar>
-              <w:top w:w="70" w:type="dxa"/>
-              <w:bottom w:w="70" w:type="dxa"/>
-              <w:left w:w="90" w:type="dxa"/>
-              <w:right w:w="90" w:type="dxa"/>
-            </w:tcMar>
-          </w:tcPr>
-          <w:p>
-            <w:pPr>
-              <w:spacing w:before="0" w:after="0" w:line="247" w:lineRule="auto"/>
-              <w:jc w:val="left"/>
-            </w:pPr>
-            <w:r>
-              <w:rPr>
-                <w:rFonts w:ascii="Times New Roman" w:hAnsi="Times New Roman"/>
-                <w:sz w:val="21"/>
-              </w:rPr>
-              <w:t>¿Hay contradicciones entre promesa, oferta, capacidad, economía y cierre?</w:t>
-            </w:r>
-          </w:p>
-        </w:tc>
-        <w:tc>
-          <w:tcPr>
-            <w:tcW w:type="dxa" w:w="3384"/>
-            <w:vAlign w:val="center"/>
-            <w:shd w:fill="F4F5FA"/>
-            <w:tcMar>
-              <w:top w:w="70" w:type="dxa"/>
-              <w:bottom w:w="70" w:type="dxa"/>
-              <w:left w:w="90" w:type="dxa"/>
-              <w:right w:w="90" w:type="dxa"/>
-            </w:tcMar>
-          </w:tcPr>
-          <w:p>
-            <w:pPr>
-              <w:spacing w:before="0" w:after="0" w:line="247" w:lineRule="auto"/>
-              <w:jc w:val="left"/>
-            </w:pPr>
-            <w:r>
-              <w:rPr>
-                <w:rFonts w:ascii="Times New Roman" w:hAnsi="Times New Roman"/>
-                <w:sz w:val="21"/>
-              </w:rPr>
-              <w:t>Corregir la regla y sus dependencias</w:t>
-            </w:r>
-          </w:p>
-        </w:tc>
-      </w:tr>
-      <w:tr>
-        <w:trPr>
-          <w:cantSplit/>
-        </w:trPr>
-        <w:tc>
-          <w:tcPr>
-            <w:tcW w:type="dxa" w:w="2088"/>
-            <w:vAlign w:val="center"/>
-            <w:shd w:fill="FFFFFF"/>
-            <w:tcMar>
-              <w:top w:w="70" w:type="dxa"/>
-              <w:bottom w:w="70" w:type="dxa"/>
-              <w:left w:w="90" w:type="dxa"/>
-              <w:right w:w="90" w:type="dxa"/>
-            </w:tcMar>
-          </w:tcPr>
-          <w:p>
-            <w:pPr>
-              <w:spacing w:before="0" w:after="0" w:line="247" w:lineRule="auto"/>
-              <w:jc w:val="left"/>
-            </w:pPr>
-            <w:r>
-              <w:rPr>
-                <w:rFonts w:ascii="Times New Roman" w:hAnsi="Times New Roman"/>
-                <w:sz w:val="21"/>
-              </w:rPr>
-              <w:t>Integridad</w:t>
-            </w:r>
-          </w:p>
-        </w:tc>
-        <w:tc>
-          <w:tcPr>
-            <w:tcW w:type="dxa" w:w="3888"/>
-            <w:vAlign w:val="center"/>
-            <w:shd w:fill="FFFFFF"/>
-            <w:tcMar>
-              <w:top w:w="70" w:type="dxa"/>
-              <w:bottom w:w="70" w:type="dxa"/>
-              <w:left w:w="90" w:type="dxa"/>
-              <w:right w:w="90" w:type="dxa"/>
-            </w:tcMar>
-          </w:tcPr>
-          <w:p>
-            <w:pPr>
-              <w:spacing w:before="0" w:after="0" w:line="247" w:lineRule="auto"/>
-              <w:jc w:val="left"/>
-            </w:pPr>
-            <w:r>
-              <w:rPr>
-                <w:rFonts w:ascii="Times New Roman" w:hAnsi="Times New Roman"/>
-                <w:sz w:val="21"/>
-              </w:rPr>
-              <w:t>¿Los archivos, fórmulas y enlaces forman un paquete completo y recuperable?</w:t>
-            </w:r>
-          </w:p>
-        </w:tc>
-        <w:tc>
-          <w:tcPr>
-            <w:tcW w:type="dxa" w:w="3384"/>
-            <w:vAlign w:val="center"/>
-            <w:shd w:fill="FFFFFF"/>
-            <w:tcMar>
-              <w:top w:w="70" w:type="dxa"/>
-              <w:bottom w:w="70" w:type="dxa"/>
-              <w:left w:w="90" w:type="dxa"/>
-              <w:right w:w="90" w:type="dxa"/>
-            </w:tcMar>
-          </w:tcPr>
-          <w:p>
-            <w:pPr>
-              <w:spacing w:before="0" w:after="0" w:line="247" w:lineRule="auto"/>
-              <w:jc w:val="left"/>
-            </w:pPr>
-            <w:r>
-              <w:rPr>
-                <w:rFonts w:ascii="Times New Roman" w:hAnsi="Times New Roman"/>
-                <w:sz w:val="21"/>
-              </w:rPr>
-              <w:t>Reparar referencias, contenidos o empaquetado</w:t>
-            </w:r>
-          </w:p>
-        </w:tc>
-      </w:tr>
-      <w:tr>
-        <w:trPr>
-          <w:cantSplit/>
-        </w:trPr>
-        <w:tc>
-          <w:tcPr>
-            <w:tcW w:type="dxa" w:w="2088"/>
-            <w:vAlign w:val="center"/>
-            <w:shd w:fill="F4F5FA"/>
-            <w:tcMar>
-              <w:top w:w="70" w:type="dxa"/>
-              <w:bottom w:w="70" w:type="dxa"/>
-              <w:left w:w="90" w:type="dxa"/>
-              <w:right w:w="90" w:type="dxa"/>
-            </w:tcMar>
-          </w:tcPr>
-          <w:p>
-            <w:pPr>
-              <w:spacing w:before="0" w:after="0" w:line="247" w:lineRule="auto"/>
-              <w:jc w:val="left"/>
-            </w:pPr>
-            <w:r>
-              <w:rPr>
-                <w:rFonts w:ascii="Times New Roman" w:hAnsi="Times New Roman"/>
-                <w:sz w:val="21"/>
-              </w:rPr>
-              <w:t>Lectura y uso previsto</w:t>
-            </w:r>
-          </w:p>
-        </w:tc>
-        <w:tc>
-          <w:tcPr>
-            <w:tcW w:type="dxa" w:w="3888"/>
-            <w:vAlign w:val="center"/>
-            <w:shd w:fill="F4F5FA"/>
-            <w:tcMar>
-              <w:top w:w="70" w:type="dxa"/>
-              <w:bottom w:w="70" w:type="dxa"/>
-              <w:left w:w="90" w:type="dxa"/>
-              <w:right w:w="90" w:type="dxa"/>
-            </w:tcMar>
-          </w:tcPr>
-          <w:p>
-            <w:pPr>
-              <w:spacing w:before="0" w:after="0" w:line="247" w:lineRule="auto"/>
-              <w:jc w:val="left"/>
-            </w:pPr>
-            <w:r>
-              <w:rPr>
-                <w:rFonts w:ascii="Times New Roman" w:hAnsi="Times New Roman"/>
-                <w:sz w:val="21"/>
-              </w:rPr>
-              <w:t>¿El destinatario puede localizar instrucciones, decisiones y límites?</w:t>
-            </w:r>
-          </w:p>
-        </w:tc>
-        <w:tc>
-          <w:tcPr>
-            <w:tcW w:type="dxa" w:w="3384"/>
-            <w:vAlign w:val="center"/>
-            <w:shd w:fill="F4F5FA"/>
-            <w:tcMar>
-              <w:top w:w="70" w:type="dxa"/>
-              <w:bottom w:w="70" w:type="dxa"/>
-              <w:left w:w="90" w:type="dxa"/>
-              <w:right w:w="90" w:type="dxa"/>
-            </w:tcMar>
-          </w:tcPr>
-          <w:p>
-            <w:pPr>
-              <w:spacing w:before="0" w:after="0" w:line="247" w:lineRule="auto"/>
-              <w:jc w:val="left"/>
-            </w:pPr>
-            <w:r>
-              <w:rPr>
-                <w:rFonts w:ascii="Times New Roman" w:hAnsi="Times New Roman"/>
-                <w:sz w:val="21"/>
-              </w:rPr>
-              <w:t>Mejorar redacción, formato y navegación</w:t>
-            </w:r>
-          </w:p>
-        </w:tc>
-      </w:tr>
-    </w:tbl>
-    <w:p>
-      <w:pPr>
-        <w:spacing w:after="40" w:before="0" w:line="120" w:lineRule="auto"/>
-      </w:pPr>
-    </w:p>
-    <w:p>
-      <w:pPr>
-        <w:jc w:val="both"/>
-      </w:pPr>
-      <w:r>
-        <w:t>La revisión del asistente conserva su autoría. La legibilidad no demuestra comprensión observada; la consistencia documental no demuestra eficacia. Carlos revisa decisiones de producto y arquitectura; el asistente resuelve detalles y correcciones dentro del alcance aceptado.</w:t>
-      </w:r>
-    </w:p>
-    <w:p>
-      <w:pPr>
-        <w:pStyle w:val="Heading2"/>
-      </w:pPr>
-      <w:r>
-        <w:t>Cierre de la versión fundacional</w:t>
-      </w:r>
-    </w:p>
-    <w:p>
-      <w:pPr>
-        <w:jc w:val="both"/>
-      </w:pPr>
-      <w:r>
-        <w:t>La construcción completa exige todas las familias desarrolladas e integradas, plantillas y modelos disponibles, entrada conversacional completa y guía de implementación. El alcance publicado debe corresponderse con los componentes realmente construidos. Una pieza esencial pendiente impide declarar listo ese alcance.</w:t>
-      </w:r>
-    </w:p>
-    <w:p>
-      <w:pPr>
-        <w:jc w:val="both"/>
-      </w:pPr>
-      <w:r>
-        <w:t>El paquete final incluirá fuentes editables, vistas necesarias para el consultor y el cliente, inventario de componentes, versión, requisitos de entrada, capacidades del entorno y límites. Las referencias de diseño conservarán procedencia, pero la prestación no dependerá de leer el archivo histórico.</w:t>
-      </w:r>
-    </w:p>
-    <w:p>
-      <w:pPr>
-        <w:jc w:val="both"/>
-      </w:pPr>
-      <w:r>
-        <w:t>El cierre se registra en los tres maestros. A partir de ese momento puede abrirse la etapa posterior de prueba de la metodología, que podrá realizarse en la primera implementación autorizada. Los archivos generales del producto permanecerán separados de la información que genere una prestación.</w:t>
-      </w:r>
-    </w:p>
-    <w:p>
-      <w:pPr>
-        <w:jc w:val="both"/>
-      </w:pPr>
-      <w:r>
-        <w:t>Con 4–5 horas semanales de Carlos, su participación se concentra en decisiones de producto. Esa dedicación no fija duración de un encargo ni capacidad comercial. El asistente construye el resto de los componentes; no requiere que Carlos aporte información de una empresa para completar la base metodológica.</w:t>
+        <w:t>Una continuación carga índice vigente, K relevantes, originales que sustentan afirmaciones materiales y la pieza metodológica de la tarea. No carga todos los textos históricos ni depende de memoria. El consultor pide trabajo en lenguaje natural; los comandos técnicos pertenecen al entorno de producción, no al flujo del servicio. La neutralidad de proveedor se diseña mediante contratos comunes; su comportamiento se comprueba para la capacidad y uso del entorno elegido.</w:t>
       </w:r>
     </w:p>
     <w:sectPr>
@@ -14824,7 +10595,7 @@
       <w:rFonts w:ascii="Times New Roman" w:hAnsi="Times New Roman"/>
       <w:b/>
       <w:bCs/>
-      <w:color w:val="151B73"/>
+      <w:color w:val="000000"/>
       <w:sz w:val="30"/>
       <w:szCs w:val="28"/>
     </w:rPr>
@@ -14849,7 +10620,7 @@
       <w:rFonts w:ascii="Times New Roman" w:hAnsi="Times New Roman"/>
       <w:b/>
       <w:bCs/>
-      <w:color w:val="151B73"/>
+      <w:color w:val="000000"/>
       <w:sz w:val="24"/>
       <w:szCs w:val="26"/>
     </w:rPr>
@@ -14874,7 +10645,7 @@
       <w:rFonts w:ascii="Times New Roman" w:hAnsi="Times New Roman"/>
       <w:b/>
       <w:bCs/>
-      <w:color w:val="151B73"/>
+      <w:color w:val="000000"/>
       <w:sz w:val="22"/>
     </w:rPr>
   </w:style>
@@ -15114,7 +10885,7 @@
     <w:rPr>
       <w:rFonts w:ascii="Times New Roman" w:hAnsi="Times New Roman"/>
       <w:b/>
-      <w:color w:val="151B73"/>
+      <w:color w:val="000000"/>
       <w:spacing w:val="5"/>
       <w:kern w:val="28"/>
       <w:sz w:val="72"/>

--- a/producto/arquitectura/v0.2/Go2Rev_arquitectura_metodologica_v0.2.docx
+++ b/producto/arquitectura/v0.2/Go2Rev_arquitectura_metodologica_v0.2.docx
@@ -40,7 +40,7 @@
         <w:jc w:val="both"/>
       </w:pPr>
       <w:r>
-        <w:t>La arquitectura conserva diecisiete nodos, contratos y correspondencia con los once pasos de origen. Su desarrollo sustantivo está integrado en el paquete fundacional 0.2. Las pruebas del método se sitúan después del cierre de construcción y requieren un ámbito autorizado; no se atribuye aquí aplicación previa.</w:t>
+        <w:t>La arquitectura conserva diecisiete nodos, contratos y correspondencia con los once pasos de origen. Su desarrollo sustantivo está integrado en el paquete fundacional 0.3. Las pruebas del método se sitúan después del cierre de construcción y requieren un ámbito autorizado; no se atribuye aquí aplicación previa.</w:t>
       </w:r>
     </w:p>
     <w:p>

--- a/producto/arquitectura/v0.2/Go2Rev_arquitectura_metodologica_v0.2.docx
+++ b/producto/arquitectura/v0.2/Go2Rev_arquitectura_metodologica_v0.2.docx
@@ -24,7 +24,7 @@
         <w:jc w:val="both"/>
       </w:pPr>
       <w:r>
-        <w:t>Base fundacional aceptada por Carlos Estrada</w:t>
+        <w:t>Base metodológica fundacional</w:t>
       </w:r>
     </w:p>
     <w:p>
@@ -40,7 +40,7 @@
         <w:jc w:val="both"/>
       </w:pPr>
       <w:r>
-        <w:t>La arquitectura conserva diecisiete nodos, contratos y correspondencia con los once pasos de origen. Su desarrollo sustantivo está integrado en el paquete fundacional 0.3. Las pruebas del método se sitúan después del cierre de construcción y requieren un ámbito autorizado; no se atribuye aquí aplicación previa.</w:t>
+        <w:t>La arquitectura conserva diecisiete nodos, contratos y correspondencia con los once pasos de origen. Su desarrollo sustantivo está integrado en el paquete fundacional 0.4. Las pruebas del método se sitúan después del cierre de construcción y requieren un ámbito autorizado; no se atribuye aquí aplicación previa.</w:t>
       </w:r>
     </w:p>
     <w:p>

--- a/producto/arquitectura/v0.2/Go2Rev_arquitectura_metodologica_v0.2.docx
+++ b/producto/arquitectura/v0.2/Go2Rev_arquitectura_metodologica_v0.2.docx
@@ -40,7 +40,7 @@
         <w:jc w:val="both"/>
       </w:pPr>
       <w:r>
-        <w:t>La arquitectura conserva diecisiete nodos, contratos y correspondencia con los once pasos de origen. Su desarrollo sustantivo está integrado en el paquete fundacional 0.4. Las pruebas del método se sitúan después del cierre de construcción y requieren un ámbito autorizado; no se atribuye aquí aplicación previa.</w:t>
+        <w:t>La arquitectura conserva diecisiete nodos, contratos y correspondencia con los once pasos de origen. Su desarrollo sustantivo está integrado en el paquete fundacional 0.5. Las pruebas del método se sitúan después del cierre de construcción y requieren un ámbito autorizado; no se atribuye aquí aplicación previa.</w:t>
       </w:r>
     </w:p>
     <w:p>

--- a/producto/arquitectura/v0.2/Go2Rev_arquitectura_metodologica_v0.2.docx
+++ b/producto/arquitectura/v0.2/Go2Rev_arquitectura_metodologica_v0.2.docx
@@ -40,7 +40,7 @@
         <w:jc w:val="both"/>
       </w:pPr>
       <w:r>
-        <w:t>La arquitectura conserva diecisiete nodos, contratos y correspondencia con los once pasos de origen. Su desarrollo sustantivo está integrado en el paquete fundacional 0.5. Las pruebas del método se sitúan después del cierre de construcción y requieren un ámbito autorizado; no se atribuye aquí aplicación previa.</w:t>
+        <w:t>La arquitectura conserva diecisiete nodos, contratos y correspondencia con los once pasos de origen. Su desarrollo sustantivo está integrado en el paquete fundacional 0.6. Las pruebas del método se sitúan después del cierre de construcción y requieren un ámbito autorizado; no se atribuye aquí aplicación previa.</w:t>
       </w:r>
     </w:p>
     <w:p>
@@ -48,7 +48,7 @@
         <w:jc w:val="both"/>
       </w:pPr>
       <w:r>
-        <w:t>Esta vista reúne los cuatro archivos operativos actuales de arquitectura, con integración editorial del 11 de septiembre de 2026. Las fuentes editables permanecen en producto/arquitectura/v0.2. La vista se regenera desde ellas y conserva el estado teórico del producto.</w:t>
+        <w:t>Esta vista reúne los cuatro archivos operativos actuales de arquitectura, con integración editorial del 17 de septiembre de 2026. Las fuentes editables permanecen en producto/arquitectura/v0.2. La vista se regenera desde ellas y conserva el estado teórico del producto.</w:t>
       </w:r>
     </w:p>
     <w:p>
@@ -142,7 +142,7 @@
         <w:jc w:val="both"/>
       </w:pPr>
       <w:r>
-        <w:t xml:space="preserve">La primera base es enteramente teórica y no ha habido clientes. Las instrucciones, plantillas, modelos y protocolos que desarrollan esta arquitectura se localizan en el </w:t>
+        <w:t xml:space="preserve">La primera base sigue sin validación sustantiva de uso. Un intento de arranque en un encargo real detectó una interferencia metodológica antes de ejecutar Go2Rev; sirve como evidencia del mecanismo de activación, no de los nodos. Las instrucciones, plantillas, modelos y protocolos que desarrollan esta arquitectura se localizan en el </w:t>
       </w:r>
       <w:hyperlink r:id="rId11">
         <w:r>
